--- a/algoritmi e fonti/algoritmi e riassunto fonti.docx
+++ b/algoritmi e fonti/algoritmi e riassunto fonti.docx
@@ -7,16 +7,36 @@
         <w:pStyle w:val="Titolo1"/>
         <w:rPr>
           <w:color w:val="EE0000"/>
-          <w:sz w:val="28"/>
-          <w:szCs w:val="28"/>
-        </w:rPr>
-      </w:pPr>
-      <w:r>
+        </w:rPr>
+      </w:pPr>
+      <w:r>
+        <w:rPr>
+          <w:color w:val="EE0000"/>
+        </w:rPr>
+        <w:t xml:space="preserve">1. </w:t>
+      </w:r>
+      <w:r>
+        <w:rPr>
+          <w:color w:val="EE0000"/>
+        </w:rPr>
+        <w:t>Rilevamento apne</w:t>
+      </w:r>
+    </w:p>
+    <w:p>
+      <w:pPr>
+        <w:pStyle w:val="Titolo2"/>
         <w:rPr>
           <w:color w:val="EE0000"/>
           <w:sz w:val="28"/>
           <w:szCs w:val="28"/>
         </w:rPr>
+      </w:pPr>
+      <w:r>
+        <w:rPr>
+          <w:color w:val="EE0000"/>
+          <w:sz w:val="28"/>
+          <w:szCs w:val="28"/>
+        </w:rPr>
         <w:t>Quando si parla di apnea neonatale?</w:t>
       </w:r>
     </w:p>
@@ -35,49 +55,17 @@
         <w:pStyle w:val="Titolo2"/>
         <w:rPr>
           <w:color w:val="EE0000"/>
-          <w:sz w:val="24"/>
-          <w:szCs w:val="24"/>
+          <w:sz w:val="28"/>
+          <w:szCs w:val="28"/>
         </w:rPr>
       </w:pPr>
       <w:r>
         <w:rPr>
           <w:color w:val="EE0000"/>
-          <w:sz w:val="24"/>
-          <w:szCs w:val="24"/>
-        </w:rPr>
-        <w:t xml:space="preserve">I </w:t>
-      </w:r>
-      <w:r>
-        <w:rPr>
-          <w:color w:val="EE0000"/>
-          <w:sz w:val="24"/>
-          <w:szCs w:val="24"/>
-        </w:rPr>
-        <w:t>c</w:t>
-      </w:r>
-      <w:r>
-        <w:rPr>
-          <w:color w:val="EE0000"/>
-          <w:sz w:val="24"/>
-          <w:szCs w:val="24"/>
-        </w:rPr>
-        <w:t xml:space="preserve">riteri </w:t>
-      </w:r>
-      <w:r>
-        <w:rPr>
-          <w:color w:val="EE0000"/>
-          <w:sz w:val="24"/>
-          <w:szCs w:val="24"/>
-        </w:rPr>
-        <w:t>d</w:t>
-      </w:r>
-      <w:r>
-        <w:rPr>
-          <w:color w:val="EE0000"/>
-          <w:sz w:val="24"/>
-          <w:szCs w:val="24"/>
-        </w:rPr>
-        <w:t>iagnostici</w:t>
+          <w:sz w:val="28"/>
+          <w:szCs w:val="28"/>
+        </w:rPr>
+        <w:t>I criteri diagnostici</w:t>
       </w:r>
     </w:p>
     <w:p>
@@ -316,25 +304,17 @@
         <w:pStyle w:val="Titolo2"/>
         <w:rPr>
           <w:color w:val="EE0000"/>
-          <w:sz w:val="24"/>
-          <w:szCs w:val="24"/>
+          <w:sz w:val="28"/>
+          <w:szCs w:val="28"/>
         </w:rPr>
       </w:pPr>
       <w:r>
         <w:rPr>
           <w:color w:val="EE0000"/>
-          <w:sz w:val="24"/>
-          <w:szCs w:val="24"/>
-        </w:rPr>
-        <w:t>Praticamente:</w:t>
-      </w:r>
-      <w:r>
-        <w:rPr>
-          <w:color w:val="EE0000"/>
-          <w:sz w:val="24"/>
-          <w:szCs w:val="24"/>
-        </w:rPr>
-        <w:t xml:space="preserve"> finestre di camponamento e soglie da rilevare</w:t>
+          <w:sz w:val="28"/>
+          <w:szCs w:val="28"/>
+        </w:rPr>
+        <w:t>Praticamente: finestre di camponamento e soglie da rilevare</w:t>
       </w:r>
     </w:p>
     <w:p>
@@ -377,91 +357,51 @@
           <w:b/>
           <w:bCs/>
         </w:rPr>
-        <w:t>espiratoria (Sensore: Strain Gauge)</w:t>
-      </w:r>
-    </w:p>
-    <w:p>
-      <w:r>
-        <w:t xml:space="preserve">Il vostro </w:t>
-      </w:r>
-      <w:r>
-        <w:rPr>
-          <w:i/>
-          <w:iCs/>
-        </w:rPr>
-        <w:t>Strain Gauge</w:t>
-      </w:r>
-      <w:r>
-        <w:t xml:space="preserve"> misura l'espansione toracica. L'algoritmo non deve cercare lo "zero assoluto", perché ci sarà sempre del rumore elettrico o minimi movimenti corporei. </w:t>
-      </w:r>
-    </w:p>
-    <w:p>
-      <w:pPr>
-        <w:numPr>
-          <w:ilvl w:val="0"/>
-          <w:numId w:val="13"/>
-        </w:numPr>
-      </w:pPr>
-      <w:r>
-        <w:t>L'algoritmo deve calcolare un'ampiezza di base (</w:t>
-      </w:r>
-      <w:r>
-        <w:rPr>
-          <w:b/>
-          <w:bCs/>
-        </w:rPr>
-        <w:t>baseline peak-to-peak</w:t>
-      </w:r>
-      <w:r>
-        <w:t xml:space="preserve">) durante il respiro normale. Una "pausa" inizia al timestamp </w:t>
+        <w:t>espiratoria (Sensore: Strain Gauge</w:t>
+      </w:r>
+      <w:r>
+        <w:rPr>
+          <w:b/>
+          <w:bCs/>
+        </w:rPr>
+        <w:t xml:space="preserve"> / topic: BREATH_ANNOTATION</w:t>
+      </w:r>
+      <w:r>
+        <w:rPr>
+          <w:b/>
+          <w:bCs/>
+        </w:rPr>
+        <w:t>)</w:t>
+      </w:r>
+    </w:p>
+    <w:p>
+      <w:r>
+        <w:t>L'estrazione delle feature dal segnale respiratorio è demandata al firmware della smart shirt, il quale identifica autonomamente gli atti respiratori e pubblica un pacchetto BREATH_ANNOTATION in corrispondenza dell'apice di ciascun respiro. Di conseguenza, l'algoritmo opera valutando l'intertempo (</w:t>
       </w:r>
       <m:oMath>
-        <m:sSub>
-          <m:sSubPr>
-            <m:ctrlPr>
-              <w:rPr>
-                <w:rFonts w:ascii="Cambria Math" w:hAnsi="Cambria Math"/>
-                <w:i/>
-              </w:rPr>
-            </m:ctrlPr>
-          </m:sSubPr>
-          <m:e>
-            <m:r>
-              <w:rPr>
-                <w:rFonts w:ascii="Cambria Math" w:hAnsi="Cambria Math"/>
-              </w:rPr>
-              <m:t>t</m:t>
-            </m:r>
-          </m:e>
-          <m:sub>
-            <m:r>
-              <w:rPr>
-                <w:rFonts w:ascii="Cambria Math" w:hAnsi="Cambria Math"/>
-              </w:rPr>
-              <m:t>0</m:t>
-            </m:r>
-          </m:sub>
-        </m:sSub>
-      </m:oMath>
-      <w:r>
-        <w:rPr>
-          <w:rFonts w:eastAsiaTheme="minorEastAsia"/>
-        </w:rPr>
-        <w:t xml:space="preserve"> </w:t>
-      </w:r>
-      <w:r>
-        <w:t xml:space="preserve">quando l'ampiezza del segnale scende sotto una soglia di rumore </w:t>
-      </w:r>
-      <m:oMath>
+        <m:r>
+          <m:rPr>
+            <m:sty m:val="p"/>
+          </m:rPr>
+          <w:rPr>
+            <w:rFonts w:ascii="Cambria Math" w:hAnsi="Cambria Math"/>
+          </w:rPr>
+          <m:t>Δ</m:t>
+        </m:r>
         <m:r>
           <w:rPr>
             <w:rFonts w:ascii="Cambria Math" w:hAnsi="Cambria Math"/>
           </w:rPr>
-          <m:t>ϵ</m:t>
+          <m:t>t</m:t>
         </m:r>
       </m:oMath>
       <w:r>
-        <w:t xml:space="preserve"> (es. inferiore al 15% della baseline) per un tempo continuo.</w:t>
+        <w:t>) tra i pacchetti ricevuti.</w:t>
+      </w:r>
+    </w:p>
+    <w:p>
+      <w:r>
+        <w:t>Il sistema mantiene un timer interno che viene riavviato alla ricezione di ogni nuovo pacchetto. Sulla base di questo timer, la logica valuta due scenari:</w:t>
       </w:r>
     </w:p>
     <w:p>
@@ -623,34 +563,79 @@
         </m:r>
       </m:oMath>
       <w:r>
-        <w:t>) ma è &lt; 20 secondi, l'algoritmo attiva un flag temporaneo (short_pause = True) e interroga gli altri sensori.</w:t>
-      </w:r>
-    </w:p>
-    <w:p>
-      <w:pPr>
-        <w:rPr>
-          <w:b/>
-          <w:bCs/>
-        </w:rPr>
-      </w:pPr>
-      <w:r>
-        <w:rPr>
-          <w:b/>
-          <w:bCs/>
-        </w:rPr>
-        <w:t>2. Bradicardia (Sensore: ECG)</w:t>
-      </w:r>
-    </w:p>
-    <w:p>
-      <w:r>
-        <w:t>Per evitare che un singolo battito saltato faccia scattare l'allarme, non potete basarvi su un calcolo istantaneo, ma su una media mobile.</w:t>
+        <w:t xml:space="preserve">) ma è &lt; 20 secondi, l'algoritmo attiva un </w:t>
+      </w:r>
+      <w:r>
+        <w:rPr>
+          <w:b/>
+          <w:bCs/>
+        </w:rPr>
+        <w:t>flag temporaneo</w:t>
+      </w:r>
+      <w:r>
+        <w:t xml:space="preserve"> (short_pause = True) e interroga gli altri sensori.</w:t>
+      </w:r>
+    </w:p>
+    <w:p>
+      <w:pPr>
+        <w:rPr>
+          <w:b/>
+          <w:bCs/>
+        </w:rPr>
+      </w:pPr>
+      <w:r>
+        <w:rPr>
+          <w:b/>
+          <w:bCs/>
+        </w:rPr>
+        <w:lastRenderedPageBreak/>
+        <w:t>2. Bradicardia (Sensore: ECG</w:t>
+      </w:r>
+      <w:r>
+        <w:rPr>
+          <w:b/>
+          <w:bCs/>
+        </w:rPr>
+        <w:t xml:space="preserve"> / </w:t>
+      </w:r>
+      <w:r>
+        <w:rPr>
+          <w:b/>
+          <w:bCs/>
+        </w:rPr>
+        <w:t xml:space="preserve">Topic: </w:t>
+      </w:r>
+      <w:r>
+        <w:t>TOPIC R2R</w:t>
+      </w:r>
+      <w:r>
+        <w:rPr>
+          <w:b/>
+          <w:bCs/>
+        </w:rPr>
+        <w:t>)</w:t>
+      </w:r>
+    </w:p>
+    <w:p>
+      <w:r>
+        <w:t xml:space="preserve">Per evitare che un singolo battito "saltato" o un artefatto di movimento generino un falso allarme, la logica di bordo non deve valutare la frequenza cardiaca in modo puramente istantaneo, ma applicare un filtro di smoothing basato su una </w:t>
+      </w:r>
+      <w:r>
+        <w:rPr>
+          <w:b/>
+          <w:bCs/>
+        </w:rPr>
+        <w:t>Media Mobile Esponenziale</w:t>
+      </w:r>
+      <w:r>
+        <w:t xml:space="preserve"> (EMA).</w:t>
       </w:r>
     </w:p>
     <w:p>
       <w:pPr>
         <w:numPr>
           <w:ilvl w:val="0"/>
-          <w:numId w:val="14"/>
+          <w:numId w:val="28"/>
         </w:numPr>
       </w:pPr>
       <w:r>
@@ -658,146 +643,45 @@
           <w:b/>
           <w:bCs/>
         </w:rPr>
-        <w:lastRenderedPageBreak/>
-        <w:t>Il calcolo:</w:t>
-      </w:r>
-      <w:r>
-        <w:t xml:space="preserve"> L'ESP32 estrae gli intervalli R-R dall'ECG. La frequenza cardiaca (HR) viene calcolata tecnicamente così: </w:t>
-      </w:r>
-    </w:p>
-    <w:p>
-      <m:oMathPara>
-        <m:oMath>
-          <m:r>
-            <w:rPr>
-              <w:rFonts w:ascii="Cambria Math" w:hAnsi="Cambria Math"/>
-            </w:rPr>
-            <m:t>HR =</m:t>
-          </m:r>
-          <m:f>
-            <m:fPr>
-              <m:ctrlPr>
-                <w:rPr>
-                  <w:rFonts w:ascii="Cambria Math" w:hAnsi="Cambria Math"/>
-                  <w:i/>
-                </w:rPr>
-              </m:ctrlPr>
-            </m:fPr>
-            <m:num>
-              <m:r>
-                <w:rPr>
-                  <w:rFonts w:ascii="Cambria Math" w:hAnsi="Cambria Math"/>
-                </w:rPr>
-                <m:t>60000</m:t>
-              </m:r>
-            </m:num>
-            <m:den>
-              <m:sSub>
-                <m:sSubPr>
-                  <m:ctrlPr>
-                    <w:rPr>
-                      <w:rFonts w:ascii="Cambria Math" w:hAnsi="Cambria Math"/>
-                      <w:i/>
-                    </w:rPr>
-                  </m:ctrlPr>
-                </m:sSubPr>
-                <m:e>
-                  <m:r>
-                    <w:rPr>
-                      <w:rFonts w:ascii="Cambria Math" w:hAnsi="Cambria Math"/>
-                    </w:rPr>
-                    <m:t>R</m:t>
-                  </m:r>
-                </m:e>
-                <m:sub>
-                  <m:r>
-                    <w:rPr>
-                      <w:rFonts w:ascii="Cambria Math" w:hAnsi="Cambria Math"/>
-                    </w:rPr>
-                    <m:t>i</m:t>
-                  </m:r>
-                </m:sub>
-              </m:sSub>
-              <m:r>
-                <w:rPr>
-                  <w:rFonts w:ascii="Cambria Math" w:hAnsi="Cambria Math"/>
-                </w:rPr>
-                <m:t xml:space="preserve"> - </m:t>
-              </m:r>
-              <m:sSub>
-                <m:sSubPr>
-                  <m:ctrlPr>
-                    <w:rPr>
-                      <w:rFonts w:ascii="Cambria Math" w:hAnsi="Cambria Math"/>
-                      <w:i/>
-                    </w:rPr>
-                  </m:ctrlPr>
-                </m:sSubPr>
-                <m:e>
-                  <m:r>
-                    <w:rPr>
-                      <w:rFonts w:ascii="Cambria Math" w:hAnsi="Cambria Math"/>
-                    </w:rPr>
-                    <m:t>R</m:t>
-                  </m:r>
-                </m:e>
-                <m:sub>
-                  <m:d>
-                    <m:dPr>
-                      <m:begChr m:val="{"/>
-                      <m:endChr m:val="}"/>
-                      <m:ctrlPr>
-                        <w:rPr>
-                          <w:rFonts w:ascii="Cambria Math" w:hAnsi="Cambria Math"/>
-                          <w:i/>
-                        </w:rPr>
-                      </m:ctrlPr>
-                    </m:dPr>
-                    <m:e>
-                      <m:r>
-                        <w:rPr>
-                          <w:rFonts w:ascii="Cambria Math" w:hAnsi="Cambria Math"/>
-                        </w:rPr>
-                        <m:t>i-1</m:t>
-                      </m:r>
-                    </m:e>
-                  </m:d>
-                </m:sub>
-              </m:sSub>
-              <m:d>
-                <m:dPr>
-                  <m:ctrlPr>
-                    <w:rPr>
-                      <w:rFonts w:ascii="Cambria Math" w:hAnsi="Cambria Math"/>
-                      <w:i/>
-                    </w:rPr>
-                  </m:ctrlPr>
-                </m:dPr>
-                <m:e>
-                  <m:r>
-                    <w:rPr>
-                      <w:rFonts w:ascii="Cambria Math" w:hAnsi="Cambria Math"/>
-                    </w:rPr>
-                    <m:t>in millisecondi</m:t>
-                  </m:r>
-                </m:e>
-              </m:d>
-            </m:den>
-          </m:f>
-          <m:r>
-            <w:rPr>
-              <w:rFonts w:ascii="Cambria Math" w:hAnsi="Cambria Math"/>
-            </w:rPr>
-            <m:t xml:space="preserve"> </m:t>
-          </m:r>
-        </m:oMath>
-      </m:oMathPara>
+        <w:t>Il dato in ingresso e la validazione:</w:t>
+      </w:r>
+      <w:r>
+        <w:t xml:space="preserve"> L'ESP32 acquisisce direttamente il </w:t>
+      </w:r>
+      <w:r>
+        <w:rPr>
+          <w:b/>
+          <w:bCs/>
+        </w:rPr>
+        <w:t>TOPIC R2R</w:t>
+      </w:r>
+      <w:r>
+        <w:t xml:space="preserve"> pubblicato dal firmware della smart shirt. L'algoritmo estrapola la metrica </w:t>
+      </w:r>
+      <w:r>
+        <w:rPr>
+          <w:rStyle w:val="equazioni1Carattere"/>
+        </w:rPr>
+        <w:t>HeartRate period(mS)</w:t>
+      </w:r>
+      <w:r>
+        <w:t xml:space="preserve"> (distanza esatta tra due punti R) solo a condizione che la metrica </w:t>
+      </w:r>
+      <w:r>
+        <w:rPr>
+          <w:rStyle w:val="equazioni1Carattere"/>
+        </w:rPr>
+        <w:t>status</w:t>
+      </w:r>
+      <w:r>
+        <w:t xml:space="preserve"> sia uguale a 1 (connesso con R2R OK). Se lo stato è 2 (instabile), la misurazione viene temporaneamente scartata per prevenire falsi positivi. </w:t>
+      </w:r>
     </w:p>
     <w:p>
       <w:pPr>
         <w:numPr>
           <w:ilvl w:val="0"/>
-          <w:numId w:val="14"/>
+          <w:numId w:val="28"/>
         </w:numPr>
       </w:pPr>
       <w:r>
@@ -805,97 +689,13 @@
           <w:b/>
           <w:bCs/>
         </w:rPr>
-        <w:t>La finestra temporale:</w:t>
-      </w:r>
-      <w:r>
-        <w:t xml:space="preserve"> Applicate una media mobile esponenziale (EMA) o una media semplice sugli ultimi </w:t>
-      </w:r>
-      <w:r>
-        <w:rPr>
-          <w:b/>
-          <w:bCs/>
-        </w:rPr>
-        <w:t>3-5 secondi di battito</w:t>
-      </w:r>
-      <w:r>
-        <w:t>.</w:t>
-      </w:r>
-    </w:p>
-    <w:p>
-      <w:pPr>
-        <w:numPr>
-          <w:ilvl w:val="0"/>
-          <w:numId w:val="14"/>
-        </w:numPr>
-      </w:pPr>
-      <w:r>
-        <w:rPr>
-          <w:b/>
-          <w:bCs/>
-        </w:rPr>
-        <w:t>Soglia esatta:</w:t>
-      </w:r>
-      <w:r>
-        <w:t xml:space="preserve"> Se EMA_HR &lt; 100 bpm </w:t>
-      </w:r>
-      <w:r>
-        <w:rPr>
-          <w:b/>
-          <w:bCs/>
-        </w:rPr>
-        <w:t>contemporaneamente</w:t>
-      </w:r>
-      <w:r>
-        <w:t xml:space="preserve"> al flag short_pause = True </w:t>
-      </w:r>
-      <m:oMath>
-        <m:r>
-          <w:rPr>
-            <w:rFonts w:ascii="Cambria Math" w:hAnsi="Cambria Math"/>
-          </w:rPr>
-          <m:t>→</m:t>
-        </m:r>
-      </m:oMath>
+        <w:t>Il calcolo (Filtro EMA):</w:t>
+      </w:r>
+      <w:r>
+        <w:t xml:space="preserve"> Sui dati validati, l'ESP32 calcola la Media Mobile Esponenziale. Questa funzione matematica effettua una media degli ultimi battiti dando maggior peso a quelli più recenti. La formula applicata è:</w:t>
+      </w:r>
       <w:r>
         <w:t xml:space="preserve"> </w:t>
-      </w:r>
-      <w:r>
-        <w:rPr>
-          <w:b/>
-          <w:bCs/>
-        </w:rPr>
-        <w:t>ALLARME APNEA SINTOMATICA</w:t>
-      </w:r>
-      <w:r>
-        <w:t>.</w:t>
-      </w:r>
-    </w:p>
-    <w:p>
-      <w:pPr>
-        <w:numPr>
-          <w:ilvl w:val="0"/>
-          <w:numId w:val="14"/>
-        </w:numPr>
-      </w:pPr>
-      <w:r>
-        <w:rPr>
-          <w:b/>
-          <w:bCs/>
-        </w:rPr>
-        <w:t>Media mobile</w:t>
-      </w:r>
-      <w:r>
-        <w:rPr>
-          <w:b/>
-          <w:bCs/>
-        </w:rPr>
-        <w:t xml:space="preserve"> esponenziale</w:t>
-      </w:r>
-      <w:r>
-        <w:t xml:space="preserve">: la media mobile esponenziale (EMA) </w:t>
-      </w:r>
-      <w:r>
-        <w:t xml:space="preserve">effettua una media degli ultimi battiti ma dà più importanza a quelli più recenti. La formula è: </w:t>
       </w:r>
       <m:oMath>
         <m:r>
@@ -932,513 +732,314 @@
         </m:sSub>
         <m:r>
           <w:rPr>
-            <w:rFonts w:ascii="Cambria Math" w:eastAsiaTheme="minorEastAsia" w:hAnsi="Cambria Math"/>
+            <w:rFonts w:ascii="Cambria Math" w:hAnsi="Cambria Math"/>
           </w:rPr>
-          <m:t>=</m:t>
+          <m:t xml:space="preserve"> = (H</m:t>
         </m:r>
-        <m:d>
-          <m:dPr>
-            <m:ctrlPr>
-              <w:rPr>
-                <w:rFonts w:ascii="Cambria Math" w:eastAsiaTheme="minorEastAsia" w:hAnsi="Cambria Math"/>
-                <w:i/>
-              </w:rPr>
-            </m:ctrlPr>
-          </m:dPr>
-          <m:e>
-            <m:r>
-              <w:rPr>
-                <w:rFonts w:ascii="Cambria Math" w:eastAsiaTheme="minorEastAsia" w:hAnsi="Cambria Math"/>
-              </w:rPr>
-              <m:t>H</m:t>
-            </m:r>
-            <m:sSub>
-              <m:sSubPr>
-                <m:ctrlPr>
-                  <w:rPr>
-                    <w:rFonts w:ascii="Cambria Math" w:eastAsiaTheme="minorEastAsia" w:hAnsi="Cambria Math"/>
-                    <w:i/>
-                  </w:rPr>
-                </m:ctrlPr>
-              </m:sSubPr>
-              <m:e>
-                <m:r>
-                  <w:rPr>
-                    <w:rFonts w:ascii="Cambria Math" w:eastAsiaTheme="minorEastAsia" w:hAnsi="Cambria Math"/>
-                  </w:rPr>
-                  <m:t>R</m:t>
-                </m:r>
-              </m:e>
-              <m:sub>
-                <m:r>
-                  <w:rPr>
-                    <w:rFonts w:ascii="Cambria Math" w:eastAsiaTheme="minorEastAsia" w:hAnsi="Cambria Math"/>
-                  </w:rPr>
-                  <m:t>attuale</m:t>
-                </m:r>
-              </m:sub>
-            </m:sSub>
-            <m:r>
-              <w:rPr>
-                <w:rFonts w:ascii="Cambria Math" w:eastAsiaTheme="minorEastAsia" w:hAnsi="Cambria Math"/>
-              </w:rPr>
-              <m:t>*α</m:t>
-            </m:r>
-          </m:e>
-        </m:d>
-        <m:r>
-          <w:rPr>
-            <w:rFonts w:ascii="Cambria Math" w:eastAsiaTheme="minorEastAsia" w:hAnsi="Cambria Math"/>
-          </w:rPr>
-          <m:t>+</m:t>
-        </m:r>
-        <m:d>
-          <m:dPr>
-            <m:ctrlPr>
-              <w:rPr>
-                <w:rFonts w:ascii="Cambria Math" w:eastAsiaTheme="minorEastAsia" w:hAnsi="Cambria Math"/>
-                <w:i/>
-              </w:rPr>
-            </m:ctrlPr>
-          </m:dPr>
-          <m:e>
-            <m:r>
-              <w:rPr>
-                <w:rFonts w:ascii="Cambria Math" w:eastAsiaTheme="minorEastAsia" w:hAnsi="Cambria Math"/>
-              </w:rPr>
-              <m:t>EM</m:t>
-            </m:r>
-            <m:sSub>
-              <m:sSubPr>
-                <m:ctrlPr>
-                  <w:rPr>
-                    <w:rFonts w:ascii="Cambria Math" w:eastAsiaTheme="minorEastAsia" w:hAnsi="Cambria Math"/>
-                    <w:i/>
-                  </w:rPr>
-                </m:ctrlPr>
-              </m:sSubPr>
-              <m:e>
-                <m:r>
-                  <w:rPr>
-                    <w:rFonts w:ascii="Cambria Math" w:eastAsiaTheme="minorEastAsia" w:hAnsi="Cambria Math"/>
-                  </w:rPr>
-                  <m:t>A</m:t>
-                </m:r>
-              </m:e>
-              <m:sub>
-                <m:r>
-                  <w:rPr>
-                    <w:rFonts w:ascii="Cambria Math" w:eastAsiaTheme="minorEastAsia" w:hAnsi="Cambria Math"/>
-                  </w:rPr>
-                  <m:t>prec</m:t>
-                </m:r>
-              </m:sub>
-            </m:sSub>
-            <m:r>
-              <w:rPr>
-                <w:rFonts w:ascii="Cambria Math" w:eastAsiaTheme="minorEastAsia" w:hAnsi="Cambria Math"/>
-              </w:rPr>
-              <m:t>*</m:t>
-            </m:r>
-            <m:d>
-              <m:dPr>
-                <m:ctrlPr>
-                  <w:rPr>
-                    <w:rFonts w:ascii="Cambria Math" w:eastAsiaTheme="minorEastAsia" w:hAnsi="Cambria Math"/>
-                    <w:i/>
-                  </w:rPr>
-                </m:ctrlPr>
-              </m:dPr>
-              <m:e>
-                <m:r>
-                  <w:rPr>
-                    <w:rFonts w:ascii="Cambria Math" w:eastAsiaTheme="minorEastAsia" w:hAnsi="Cambria Math"/>
-                  </w:rPr>
-                  <m:t>1-α</m:t>
-                </m:r>
-              </m:e>
-            </m:d>
-          </m:e>
-        </m:d>
-      </m:oMath>
-      <w:r>
-        <w:rPr>
-          <w:rFonts w:eastAsiaTheme="minorEastAsia"/>
-        </w:rPr>
-        <w:t xml:space="preserve">, dove </w:t>
-      </w:r>
-      <m:oMath>
-        <m:r>
-          <w:rPr>
-            <w:rFonts w:ascii="Cambria Math" w:eastAsiaTheme="minorEastAsia" w:hAnsi="Cambria Math"/>
-          </w:rPr>
-          <m:t>α</m:t>
-        </m:r>
-      </m:oMath>
-      <w:r>
-        <w:rPr>
-          <w:rFonts w:eastAsiaTheme="minorEastAsia"/>
-        </w:rPr>
-        <w:t xml:space="preserve"> </w:t>
-      </w:r>
-      <w:r>
-        <w:rPr>
-          <w:rFonts w:eastAsiaTheme="minorEastAsia"/>
-        </w:rPr>
-        <w:t>è il “</w:t>
-      </w:r>
-      <w:r>
-        <w:rPr>
-          <w:rFonts w:eastAsiaTheme="minorEastAsia"/>
-          <w:b/>
-          <w:bCs/>
-        </w:rPr>
-        <w:t>fattore di reattività</w:t>
-      </w:r>
-      <w:r>
-        <w:rPr>
-          <w:rFonts w:eastAsiaTheme="minorEastAsia"/>
-        </w:rPr>
-        <w:t>”, un numero compreso tra 0 e 1 che misura quanto il sistema reagisce in fretta</w:t>
-      </w:r>
-      <w:r>
-        <w:rPr>
-          <w:rFonts w:eastAsiaTheme="minorEastAsia"/>
-        </w:rPr>
-        <w:t xml:space="preserve"> (velocità=instabilità), di solito </w:t>
-      </w:r>
-      <m:oMath>
-        <m:r>
-          <w:rPr>
-            <w:rFonts w:ascii="Cambria Math" w:eastAsiaTheme="minorEastAsia" w:hAnsi="Cambria Math"/>
-          </w:rPr>
-          <m:t>α=0.3</m:t>
-        </m:r>
-      </m:oMath>
-      <w:r>
-        <w:rPr>
-          <w:rFonts w:eastAsiaTheme="minorEastAsia"/>
-        </w:rPr>
-        <w:t>.</w:t>
-      </w:r>
-    </w:p>
-    <w:p>
-      <w:pPr>
-        <w:rPr>
-          <w:b/>
-          <w:bCs/>
-        </w:rPr>
-      </w:pPr>
-      <w:r>
-        <w:rPr>
-          <w:b/>
-          <w:bCs/>
-        </w:rPr>
-        <w:t xml:space="preserve">3. </w:t>
-      </w:r>
-      <w:r>
-        <w:rPr>
-          <w:b/>
-          <w:bCs/>
-        </w:rPr>
-        <w:t>Desaturazione e Cianosi (Sensore: SpO2 / Pulsossimetro)</w:t>
-      </w:r>
-    </w:p>
-    <w:p>
-      <w:r>
-        <w:t>Da valutare</w:t>
-      </w:r>
-      <w:r>
-        <w:t>.</w:t>
-      </w:r>
-    </w:p>
-    <w:p>
-      <w:pPr>
-        <w:rPr>
-          <w:b/>
-          <w:bCs/>
-        </w:rPr>
-      </w:pPr>
-      <w:r>
-        <w:rPr>
-          <w:b/>
-          <w:bCs/>
-        </w:rPr>
-        <w:t>4. Ipotonia e Pallore (Sensore: IMU / Visivo)</w:t>
-      </w:r>
-    </w:p>
-    <w:p>
-      <w:r>
-        <w:t xml:space="preserve">Come per la saturazione, il </w:t>
-      </w:r>
-      <w:r>
-        <w:rPr>
-          <w:b/>
-          <w:bCs/>
-        </w:rPr>
-        <w:t>Pallore (Tempo di Refill Capillare)</w:t>
-      </w:r>
-      <w:r>
-        <w:t xml:space="preserve"> è un parametro puramente clinico e visivo: non è misurabile con i sensori. L'</w:t>
-      </w:r>
-      <w:r>
-        <w:rPr>
-          <w:b/>
-          <w:bCs/>
-        </w:rPr>
-        <w:t>Ipotonia</w:t>
-      </w:r>
-      <w:r>
-        <w:t xml:space="preserve">, invece, può essere dedotta indirettamente dall'IMU. </w:t>
-      </w:r>
-    </w:p>
-    <w:p>
-      <w:pPr>
-        <w:numPr>
-          <w:ilvl w:val="0"/>
-          <w:numId w:val="16"/>
-        </w:numPr>
-      </w:pPr>
-      <w:r>
-        <w:rPr>
-          <w:b/>
-          <w:bCs/>
-        </w:rPr>
-        <w:t>Il calcolo (Ipotonia):</w:t>
-      </w:r>
-      <w:r>
-        <w:t xml:space="preserve"> Un neonato sano nel sonno mantiene un tono muscolare che genera </w:t>
-      </w:r>
-      <w:r>
-        <w:rPr>
-          <w:b/>
-          <w:bCs/>
-        </w:rPr>
-        <w:t>micro-oscillazioni</w:t>
-      </w:r>
-      <w:r>
-        <w:t xml:space="preserve"> e variazioni di accelerazione. Se un bambino diventa improvvisamente "flaccido", l'</w:t>
-      </w:r>
-      <w:r>
-        <w:rPr>
-          <w:b/>
-          <w:bCs/>
-        </w:rPr>
-        <w:t>IMU</w:t>
-      </w:r>
-      <w:r>
-        <w:t xml:space="preserve"> (accelerometro a 3 assi) registrerà un azzeramento della varianza del movimento.</w:t>
-      </w:r>
-    </w:p>
-    <w:p>
-      <w:pPr>
-        <w:numPr>
-          <w:ilvl w:val="0"/>
-          <w:numId w:val="16"/>
-        </w:numPr>
-      </w:pPr>
-      <w:r>
-        <w:rPr>
-          <w:b/>
-          <w:bCs/>
-        </w:rPr>
-        <w:t>Soglia esatta:</w:t>
-      </w:r>
-      <w:r>
-        <w:t xml:space="preserve"> Calcolare la </w:t>
-      </w:r>
-      <w:r>
-        <w:rPr>
-          <w:b/>
-          <w:bCs/>
-        </w:rPr>
-        <w:t>varianza</w:t>
-      </w:r>
-      <w:r>
-        <w:t xml:space="preserve"> del vettore accelerazione </w:t>
-      </w:r>
-      <m:oMath>
-        <m:sSup>
-          <m:sSupPr>
+        <m:sSub>
+          <m:sSubPr>
             <m:ctrlPr>
               <w:rPr>
                 <w:rFonts w:ascii="Cambria Math" w:hAnsi="Cambria Math"/>
                 <w:i/>
               </w:rPr>
             </m:ctrlPr>
-          </m:sSupPr>
+          </m:sSubPr>
           <m:e>
             <m:r>
               <w:rPr>
                 <w:rFonts w:ascii="Cambria Math" w:hAnsi="Cambria Math"/>
               </w:rPr>
-              <m:t>σ</m:t>
+              <m:t>R</m:t>
             </m:r>
           </m:e>
-          <m:sup>
+          <m:sub>
             <m:r>
               <w:rPr>
                 <w:rFonts w:ascii="Cambria Math" w:hAnsi="Cambria Math"/>
               </w:rPr>
-              <m:t>2</m:t>
+              <m:t>attuale</m:t>
             </m:r>
-          </m:sup>
-        </m:sSup>
+          </m:sub>
+        </m:sSub>
         <m:r>
           <w:rPr>
             <w:rFonts w:ascii="Cambria Math" w:hAnsi="Cambria Math"/>
           </w:rPr>
-          <m:t xml:space="preserve"> = var</m:t>
+          <m:t>×α) + (EM</m:t>
         </m:r>
-        <m:d>
-          <m:dPr>
+        <m:sSub>
+          <m:sSubPr>
             <m:ctrlPr>
               <w:rPr>
                 <w:rFonts w:ascii="Cambria Math" w:hAnsi="Cambria Math"/>
                 <w:i/>
               </w:rPr>
             </m:ctrlPr>
-          </m:dPr>
+          </m:sSubPr>
           <m:e>
-            <m:rad>
-              <m:radPr>
-                <m:degHide m:val="1"/>
-                <m:ctrlPr>
-                  <w:rPr>
-                    <w:rFonts w:ascii="Cambria Math" w:hAnsi="Cambria Math"/>
-                    <w:i/>
-                  </w:rPr>
-                </m:ctrlPr>
-              </m:radPr>
-              <m:deg/>
-              <m:e>
-                <m:sSubSup>
-                  <m:sSubSupPr>
-                    <m:ctrlPr>
-                      <w:rPr>
-                        <w:rFonts w:ascii="Cambria Math" w:hAnsi="Cambria Math"/>
-                        <w:i/>
-                      </w:rPr>
-                    </m:ctrlPr>
-                  </m:sSubSupPr>
-                  <m:e>
-                    <m:r>
-                      <w:rPr>
-                        <w:rFonts w:ascii="Cambria Math" w:hAnsi="Cambria Math"/>
-                      </w:rPr>
-                      <m:t>a</m:t>
-                    </m:r>
-                  </m:e>
-                  <m:sub>
-                    <m:r>
-                      <w:rPr>
-                        <w:rFonts w:ascii="Cambria Math" w:hAnsi="Cambria Math"/>
-                      </w:rPr>
-                      <m:t>x</m:t>
-                    </m:r>
-                  </m:sub>
-                  <m:sup>
-                    <m:r>
-                      <w:rPr>
-                        <w:rFonts w:ascii="Cambria Math" w:hAnsi="Cambria Math"/>
-                      </w:rPr>
-                      <m:t>2</m:t>
-                    </m:r>
-                  </m:sup>
-                </m:sSubSup>
-                <m:r>
-                  <w:rPr>
-                    <w:rFonts w:ascii="Cambria Math" w:hAnsi="Cambria Math"/>
-                  </w:rPr>
-                  <m:t xml:space="preserve"> + </m:t>
-                </m:r>
-                <m:sSubSup>
-                  <m:sSubSupPr>
-                    <m:ctrlPr>
-                      <w:rPr>
-                        <w:rFonts w:ascii="Cambria Math" w:hAnsi="Cambria Math"/>
-                        <w:i/>
-                      </w:rPr>
-                    </m:ctrlPr>
-                  </m:sSubSupPr>
-                  <m:e>
-                    <m:r>
-                      <w:rPr>
-                        <w:rFonts w:ascii="Cambria Math" w:hAnsi="Cambria Math"/>
-                      </w:rPr>
-                      <m:t>a</m:t>
-                    </m:r>
-                  </m:e>
-                  <m:sub>
-                    <m:r>
-                      <w:rPr>
-                        <w:rFonts w:ascii="Cambria Math" w:hAnsi="Cambria Math"/>
-                      </w:rPr>
-                      <m:t>y</m:t>
-                    </m:r>
-                  </m:sub>
-                  <m:sup>
-                    <m:r>
-                      <w:rPr>
-                        <w:rFonts w:ascii="Cambria Math" w:hAnsi="Cambria Math"/>
-                      </w:rPr>
-                      <m:t>2</m:t>
-                    </m:r>
-                  </m:sup>
-                </m:sSubSup>
-                <m:r>
-                  <w:rPr>
-                    <w:rFonts w:ascii="Cambria Math" w:hAnsi="Cambria Math"/>
-                  </w:rPr>
-                  <m:t xml:space="preserve"> + </m:t>
-                </m:r>
-                <m:sSubSup>
-                  <m:sSubSupPr>
-                    <m:ctrlPr>
-                      <w:rPr>
-                        <w:rFonts w:ascii="Cambria Math" w:hAnsi="Cambria Math"/>
-                        <w:i/>
-                      </w:rPr>
-                    </m:ctrlPr>
-                  </m:sSubSupPr>
-                  <m:e>
-                    <m:r>
-                      <w:rPr>
-                        <w:rFonts w:ascii="Cambria Math" w:hAnsi="Cambria Math"/>
-                      </w:rPr>
-                      <m:t>a</m:t>
-                    </m:r>
-                  </m:e>
-                  <m:sub>
-                    <m:r>
-                      <w:rPr>
-                        <w:rFonts w:ascii="Cambria Math" w:hAnsi="Cambria Math"/>
-                      </w:rPr>
-                      <m:t>z</m:t>
-                    </m:r>
-                  </m:sub>
-                  <m:sup>
-                    <m:r>
-                      <w:rPr>
-                        <w:rFonts w:ascii="Cambria Math" w:hAnsi="Cambria Math"/>
-                      </w:rPr>
-                      <m:t>2</m:t>
-                    </m:r>
-                  </m:sup>
-                </m:sSubSup>
-              </m:e>
-            </m:rad>
+            <m:r>
+              <w:rPr>
+                <w:rFonts w:ascii="Cambria Math" w:hAnsi="Cambria Math"/>
+              </w:rPr>
+              <m:t>A</m:t>
+            </m:r>
+          </m:e>
+          <m:sub>
+            <m:r>
+              <w:rPr>
+                <w:rFonts w:ascii="Cambria Math" w:hAnsi="Cambria Math"/>
+              </w:rPr>
+              <m:t>prec</m:t>
+            </m:r>
+          </m:sub>
+        </m:sSub>
+        <m:r>
+          <w:rPr>
+            <w:rFonts w:ascii="Cambria Math" w:hAnsi="Cambria Math"/>
+          </w:rPr>
+          <m:t>× (1 -α))</m:t>
+        </m:r>
+      </m:oMath>
+      <w:r>
+        <w:rPr>
+          <w:rFonts w:eastAsiaTheme="minorEastAsia"/>
+        </w:rPr>
+        <w:t xml:space="preserve">, </w:t>
+      </w:r>
+      <w:r>
+        <w:t xml:space="preserve">dove </w:t>
+      </w:r>
+      <m:oMath>
+        <m:r>
+          <w:rPr>
+            <w:rFonts w:ascii="Cambria Math" w:hAnsi="Cambria Math"/>
+          </w:rPr>
+          <m:t>α</m:t>
+        </m:r>
+      </m:oMath>
+      <w:r>
+        <w:t xml:space="preserve"> è il "fattore di reattività" (generalmente impostato a 0.2 o 0.3), un coefficiente compreso tra 0 e 1 che bilancia la velocità di risposta del sistema con la sua stabilità ai disturbi.</w:t>
+      </w:r>
+    </w:p>
+    <w:p>
+      <w:pPr>
+        <w:numPr>
+          <w:ilvl w:val="0"/>
+          <w:numId w:val="28"/>
+        </w:numPr>
+      </w:pPr>
+      <w:r>
+        <w:rPr>
+          <w:b/>
+          <w:bCs/>
+        </w:rPr>
+        <w:t xml:space="preserve">Condizione di Allarme (Apnea </w:t>
+      </w:r>
+      <w:r>
+        <w:rPr>
+          <w:b/>
+          <w:bCs/>
+        </w:rPr>
+        <w:t>s</w:t>
+      </w:r>
+      <w:r>
+        <w:rPr>
+          <w:b/>
+          <w:bCs/>
+        </w:rPr>
+        <w:t>intomatica):</w:t>
+      </w:r>
+      <w:r>
+        <w:t xml:space="preserve"> Se il valore filtrato scende sotto la soglia di bradicardia (</w:t>
+      </w:r>
+      <m:oMath>
+        <m:r>
+          <w:rPr>
+            <w:rFonts w:ascii="Cambria Math" w:hAnsi="Cambria Math"/>
+          </w:rPr>
+          <m:t>EM</m:t>
+        </m:r>
+        <m:sSub>
+          <m:sSubPr>
             <m:ctrlPr>
               <w:rPr>
-                <w:rFonts w:ascii="Cambria Math" w:eastAsiaTheme="minorEastAsia" w:hAnsi="Cambria Math"/>
+                <w:rFonts w:ascii="Cambria Math" w:hAnsi="Cambria Math"/>
                 <w:i/>
               </w:rPr>
             </m:ctrlPr>
+          </m:sSubPr>
+          <m:e>
+            <m:r>
+              <w:rPr>
+                <w:rFonts w:ascii="Cambria Math" w:hAnsi="Cambria Math"/>
+              </w:rPr>
+              <m:t>A</m:t>
+            </m:r>
           </m:e>
-        </m:d>
+          <m:sub>
+            <m:r>
+              <w:rPr>
+                <w:rFonts w:ascii="Cambria Math" w:hAnsi="Cambria Math"/>
+              </w:rPr>
+              <m:t>HR</m:t>
+            </m:r>
+          </m:sub>
+        </m:sSub>
+        <m:r>
+          <w:rPr>
+            <w:rFonts w:ascii="Cambria Math" w:hAnsi="Cambria Math"/>
+          </w:rPr>
+          <m:t xml:space="preserve"> &lt; 100 bpm</m:t>
+        </m:r>
       </m:oMath>
       <w:r>
-        <w:t xml:space="preserve"> su una finestra di 5 secondi. Se </w:t>
+        <w:t xml:space="preserve">) e si verifica </w:t>
+      </w:r>
+      <w:r>
+        <w:rPr>
+          <w:b/>
+          <w:bCs/>
+        </w:rPr>
+        <w:t>contemporaneamente</w:t>
+      </w:r>
+      <w:r>
+        <w:t xml:space="preserve"> la presenza del flag </w:t>
+      </w:r>
+      <w:r>
+        <w:rPr>
+          <w:rStyle w:val="equazioni1Carattere"/>
+        </w:rPr>
+        <w:t>short_pause = True</w:t>
+      </w:r>
+      <w:r>
+        <w:t xml:space="preserve"> (proveniente dalla logica di valutazione del respiro), l'algoritmo valuta la pausa respiratoria come sintomatica e innesca</w:t>
+      </w:r>
+      <w:r>
+        <w:t xml:space="preserve"> </w:t>
+      </w:r>
+      <w:r>
+        <w:t>l’allarme</w:t>
+      </w:r>
+      <w:r>
+        <w:t>.</w:t>
+      </w:r>
+    </w:p>
+    <w:p>
+      <w:pPr>
+        <w:rPr>
+          <w:b/>
+          <w:bCs/>
+        </w:rPr>
+      </w:pPr>
+      <w:r>
+        <w:rPr>
+          <w:b/>
+          <w:bCs/>
+        </w:rPr>
+        <w:t>3</w:t>
+      </w:r>
+      <w:r>
+        <w:rPr>
+          <w:b/>
+          <w:bCs/>
+        </w:rPr>
+        <w:t>. Ipotonia e Pallore (Sensore: IMU</w:t>
+      </w:r>
+      <w:r>
+        <w:rPr>
+          <w:b/>
+          <w:bCs/>
+        </w:rPr>
+        <w:t xml:space="preserve"> / Topic: ACC_GYRO</w:t>
+      </w:r>
+      <w:r>
+        <w:rPr>
+          <w:b/>
+          <w:bCs/>
+        </w:rPr>
+        <w:t>)</w:t>
+      </w:r>
+    </w:p>
+    <w:p>
+      <w:r>
+        <w:t xml:space="preserve">Come per la saturazione, il </w:t>
+      </w:r>
+      <w:r>
+        <w:rPr>
+          <w:b/>
+          <w:bCs/>
+        </w:rPr>
+        <w:t>Pallore (Tempo di Refill Capillare)</w:t>
+      </w:r>
+      <w:r>
+        <w:t xml:space="preserve"> è un parametro puramente clinico e visivo: non è misurabile con i sensori. L'</w:t>
+      </w:r>
+      <w:r>
+        <w:rPr>
+          <w:b/>
+          <w:bCs/>
+        </w:rPr>
+        <w:t>Ipotonia</w:t>
+      </w:r>
+      <w:r>
+        <w:t xml:space="preserve">, invece, può essere dedotta </w:t>
+      </w:r>
+      <w:r>
+        <w:t>ela</w:t>
+      </w:r>
+      <w:r>
+        <w:t>borando i dati dell’accelerometro</w:t>
+      </w:r>
+      <w:r>
+        <w:t xml:space="preserve">. </w:t>
+      </w:r>
+    </w:p>
+    <w:p>
+      <w:pPr>
+        <w:numPr>
+          <w:ilvl w:val="0"/>
+          <w:numId w:val="16"/>
+        </w:numPr>
+      </w:pPr>
+      <w:r>
+        <w:rPr>
+          <w:b/>
+          <w:bCs/>
+        </w:rPr>
+        <w:t>Il calcolo (Ipotonia):</w:t>
+      </w:r>
+      <w:r>
+        <w:t xml:space="preserve"> Un neonato sano nel sonno mantiene un tono muscolare che genera </w:t>
+      </w:r>
+      <w:r>
+        <w:rPr>
+          <w:b/>
+          <w:bCs/>
+        </w:rPr>
+        <w:t>micro-oscillazioni</w:t>
+      </w:r>
+      <w:r>
+        <w:t xml:space="preserve"> e variazioni di accelerazione. Se un bambino diventa improvvisamente "flaccido", l'</w:t>
+      </w:r>
+      <w:r>
+        <w:rPr>
+          <w:b/>
+          <w:bCs/>
+        </w:rPr>
+        <w:t>IMU</w:t>
+      </w:r>
+      <w:r>
+        <w:t xml:space="preserve"> (accelerometro a 3 assi) registrerà un azzeramento </w:t>
+      </w:r>
+      <w:r>
+        <w:t>delle microvariazioni</w:t>
+      </w:r>
+      <w:r>
+        <w:t>.</w:t>
+      </w:r>
+      <w:r>
+        <w:t xml:space="preserve"> L’ESP32 utilizza i campioni della tripletta di assi (X, Y, Z) forniti dal pacchetto ACC_GYRO per calcolare la varianza del modulo dell’accelerazione (</w:t>
       </w:r>
       <m:oMath>
         <m:sSup>
@@ -1469,63 +1070,154 @@
         </m:sSup>
       </m:oMath>
       <w:r>
+        <w:t>).</w:t>
+      </w:r>
+    </w:p>
+    <w:p>
+      <w:pPr>
+        <w:numPr>
+          <w:ilvl w:val="0"/>
+          <w:numId w:val="16"/>
+        </w:numPr>
+      </w:pPr>
+      <w:r>
+        <w:rPr>
+          <w:b/>
+          <w:bCs/>
+        </w:rPr>
+        <w:t>Soglia esatta:</w:t>
+      </w:r>
+      <w:r>
+        <w:t xml:space="preserve"> Calcolare la </w:t>
+      </w:r>
+      <w:r>
+        <w:rPr>
+          <w:b/>
+          <w:bCs/>
+        </w:rPr>
+        <w:t>varianza</w:t>
+      </w:r>
+      <w:r>
+        <w:t xml:space="preserve"> su una finestra di 5 secondi. Se </w:t>
+      </w:r>
+      <m:oMath>
+        <m:sSup>
+          <m:sSupPr>
+            <m:ctrlPr>
+              <w:rPr>
+                <w:rFonts w:ascii="Cambria Math" w:hAnsi="Cambria Math"/>
+                <w:i/>
+              </w:rPr>
+            </m:ctrlPr>
+          </m:sSupPr>
+          <m:e>
+            <m:r>
+              <w:rPr>
+                <w:rFonts w:ascii="Cambria Math" w:hAnsi="Cambria Math"/>
+              </w:rPr>
+              <m:t>σ</m:t>
+            </m:r>
+          </m:e>
+          <m:sup>
+            <m:r>
+              <w:rPr>
+                <w:rFonts w:ascii="Cambria Math" w:hAnsi="Cambria Math"/>
+              </w:rPr>
+              <m:t>2</m:t>
+            </m:r>
+          </m:sup>
+        </m:sSup>
+      </m:oMath>
+      <w:r>
         <w:rPr>
           <w:rFonts w:eastAsiaTheme="minorEastAsia"/>
         </w:rPr>
         <w:t xml:space="preserve"> </w:t>
       </w:r>
       <w:r>
-        <w:t xml:space="preserve">scende sotto una soglia minima pre-calibrata in concomitanza con short_pause = True </w:t>
+        <w:t xml:space="preserve">scende sotto una soglia minima pre-calibrata in concomitanza con </w:t>
+      </w:r>
+      <w:r>
+        <w:rPr>
+          <w:rStyle w:val="equazioni1Carattere"/>
+        </w:rPr>
+        <w:t>short_pause = True</w:t>
+      </w:r>
+      <w:r>
+        <w:t xml:space="preserve"> il sistema conferma l’ipotonia come sintomo associato e genera l’allarme.</w:t>
+      </w:r>
+    </w:p>
+    <w:p>
+      <w:pPr>
+        <w:numPr>
+          <w:ilvl w:val="0"/>
+          <w:numId w:val="16"/>
+        </w:numPr>
+      </w:pPr>
+      <w:r>
+        <w:rPr>
+          <w:lang w:eastAsia="it-IT"/>
+        </w:rPr>
+        <w:t>L'</w:t>
+      </w:r>
+      <w:r>
+        <w:rPr>
+          <w:b/>
+          <w:bCs/>
+          <w:lang w:eastAsia="it-IT"/>
+        </w:rPr>
+        <w:t xml:space="preserve">actigrafia </w:t>
+      </w:r>
+      <w:r>
+        <w:rPr>
+          <w:lang w:eastAsia="it-IT"/>
+        </w:rPr>
+        <w:t xml:space="preserve">è il "Gold Standard" validato per l'analisi non invasiva del sonno. Lo studio convalida l'uso di accelerometri triassiali (IMU) per la rilevazione del tono muscolare e dei pattern motori. Fisiologicamente, il sonno neonatale è caratterizzato da micro-movimenti e variazioni posturali che mantengono la varianza dell'accelerazione a valori costantemente maggiori di zero. </w:t>
+      </w:r>
+    </w:p>
+    <w:p>
+      <w:pPr>
+        <w:rPr>
+          <w:b/>
+          <w:bCs/>
+        </w:rPr>
+      </w:pPr>
+    </w:p>
+    <w:p>
+      <w:r>
+        <w:t>Sintetizzando, il codice MicroPython su</w:t>
+      </w:r>
+      <w:r>
+        <w:t>ll’</w:t>
+      </w:r>
+      <w:r>
+        <w:t xml:space="preserve">ESP32 dovrà </w:t>
+      </w:r>
+      <w:r>
+        <w:t xml:space="preserve">eseguire un ciclo di valutazione continuo basato sul tempo trascorso dall’ultimo respiro valido </w:t>
+      </w:r>
+      <w:r>
+        <w:t>(</w:t>
       </w:r>
       <m:oMath>
         <m:r>
           <w:rPr>
             <w:rFonts w:ascii="Cambria Math" w:hAnsi="Cambria Math"/>
           </w:rPr>
-          <m:t>→</m:t>
+          <m:t>∆</m:t>
         </m:r>
       </m:oMath>
       <w:r>
         <w:rPr>
           <w:rFonts w:eastAsiaTheme="minorEastAsia"/>
         </w:rPr>
-        <w:t xml:space="preserve"> </w:t>
-      </w:r>
-      <w:r>
-        <w:rPr>
-          <w:b/>
-          <w:bCs/>
-        </w:rPr>
-        <w:t>ALLARME</w:t>
-      </w:r>
-      <w:r>
-        <w:t>.</w:t>
-      </w:r>
-    </w:p>
-    <w:p>
-      <w:pPr>
-        <w:rPr>
-          <w:b/>
-          <w:bCs/>
-        </w:rPr>
-      </w:pPr>
-      <w:r>
-        <w:rPr>
-          <w:b/>
-          <w:bCs/>
-        </w:rPr>
-        <w:t>La Logica Booleana dell'Edge (ESP32)</w:t>
-      </w:r>
-    </w:p>
-    <w:p>
-      <w:r>
-        <w:t>Sintetizzando, il codice MicroPython su</w:t>
-      </w:r>
-      <w:r>
-        <w:t>ll’</w:t>
-      </w:r>
-      <w:r>
-        <w:t xml:space="preserve">ESP32 dovrà girare un loop continuo che verifica questa condizione logica: </w:t>
+        <w:t>t, calcolato ad ogni ricezione del topic BREATH_ANNOTATION</w:t>
+      </w:r>
+      <w:r>
+        <w:t>)</w:t>
+      </w:r>
+      <w:r>
+        <w:t>. L’algoritmo attiva l’emergenza se:</w:t>
       </w:r>
     </w:p>
     <w:p>
@@ -1537,10 +1229,16 @@
         </w:numPr>
       </w:pPr>
       <w:r>
-        <w:t>Verifica che il tempo dall’ultimo respiro sia maggiore di 20</w:t>
-      </w:r>
-      <w:r>
-        <w:t xml:space="preserve"> secondi.</w:t>
+        <w:t>I</w:t>
+      </w:r>
+      <w:r>
+        <w:t xml:space="preserve">l tempo dall’ultimo respiro </w:t>
+      </w:r>
+      <w:r>
+        <w:t>è</w:t>
+      </w:r>
+      <w:r>
+        <w:t xml:space="preserve"> maggiore di 20 secondi.</w:t>
       </w:r>
     </w:p>
     <w:p>
@@ -1552,7 +1250,13 @@
         </w:numPr>
       </w:pPr>
       <w:r>
-        <w:t xml:space="preserve">Oppure, verifica che siano passati almeno 10 secondi dall’ultimo respiro, e, </w:t>
+        <w:t xml:space="preserve">Oppure, </w:t>
+      </w:r>
+      <w:r>
+        <w:t>l’assenza di respiro è compresa tra 10 e 20 secondi</w:t>
+      </w:r>
+      <w:r>
+        <w:t xml:space="preserve"> e, </w:t>
       </w:r>
       <w:r>
         <w:rPr>
@@ -1562,10 +1266,7 @@
         <w:t>contemporaneamente</w:t>
       </w:r>
       <w:r>
-        <w:t xml:space="preserve">, </w:t>
-      </w:r>
-      <w:r>
-        <w:t>la frequenza cardiaca (</w:t>
+        <w:t>, la frequenza cardiaca (</w:t>
       </w:r>
       <m:oMath>
         <m:r>
@@ -1576,19 +1277,28 @@
         </m:r>
       </m:oMath>
       <w:r>
-        <w:t>) sia inferiore a 100 bpm e la variazione dell’accelerometro sia circa 0</w:t>
+        <w:t xml:space="preserve">) sia inferiore a 100 bpm </w:t>
+      </w:r>
+      <w:r>
+        <w:t xml:space="preserve">(calcolata tramite filtro EMA dal topic R2R) </w:t>
+      </w:r>
+      <w:r>
+        <w:t>o</w:t>
+      </w:r>
+      <w:r>
+        <w:t xml:space="preserve"> </w:t>
+      </w:r>
+      <w:r>
+        <w:t>improvvisa ipotonia muscolare</w:t>
       </w:r>
       <w:r>
         <w:t xml:space="preserve"> (</w:t>
       </w:r>
       <w:r>
-        <w:t>assenza di tono muscolare</w:t>
-      </w:r>
-      <w:r>
-        <w:t>)</w:t>
-      </w:r>
-      <w:r>
-        <w:t>.</w:t>
+        <w:t>tramite varianza azzerata dal topic ACC_GYRO</w:t>
+      </w:r>
+      <w:r>
+        <w:t>).</w:t>
       </w:r>
     </w:p>
     <w:p>
@@ -1598,6 +1308,7 @@
             <w:rPr>
               <w:rFonts w:ascii="Cambria Math" w:hAnsi="Cambria Math"/>
             </w:rPr>
+            <w:lastRenderedPageBreak/>
             <m:t xml:space="preserve">Alarm = </m:t>
           </m:r>
           <m:d>
@@ -1760,7 +1471,7 @@
                     <w:rPr>
                       <w:rFonts w:ascii="Cambria Math" w:hAnsi="Cambria Math"/>
                     </w:rPr>
-                    <m:t>HR &lt; 100∪ IM</m:t>
+                    <m:t>EM</m:t>
                   </m:r>
                   <m:sSub>
                     <m:sSubPr>
@@ -1776,7 +1487,7 @@
                         <w:rPr>
                           <w:rFonts w:ascii="Cambria Math" w:hAnsi="Cambria Math"/>
                         </w:rPr>
-                        <m:t>U</m:t>
+                        <m:t>A</m:t>
                       </m:r>
                     </m:e>
                     <m:sub>
@@ -1784,10 +1495,50 @@
                         <w:rPr>
                           <w:rFonts w:ascii="Cambria Math" w:hAnsi="Cambria Math"/>
                         </w:rPr>
-                        <m:t>variance</m:t>
+                        <m:t>HR</m:t>
                       </m:r>
                     </m:sub>
                   </m:sSub>
+                  <m:r>
+                    <w:rPr>
+                      <w:rFonts w:ascii="Cambria Math" w:hAnsi="Cambria Math"/>
+                    </w:rPr>
+                    <m:t xml:space="preserve"> &lt; 100∪</m:t>
+                  </m:r>
+                  <m:sSubSup>
+                    <m:sSubSupPr>
+                      <m:ctrlPr>
+                        <w:rPr>
+                          <w:rFonts w:ascii="Cambria Math" w:hAnsi="Cambria Math"/>
+                          <w:i/>
+                        </w:rPr>
+                      </m:ctrlPr>
+                    </m:sSubSupPr>
+                    <m:e>
+                      <m:r>
+                        <w:rPr>
+                          <w:rFonts w:ascii="Cambria Math" w:hAnsi="Cambria Math"/>
+                        </w:rPr>
+                        <m:t>σ</m:t>
+                      </m:r>
+                    </m:e>
+                    <m:sub>
+                      <m:r>
+                        <w:rPr>
+                          <w:rFonts w:ascii="Cambria Math" w:hAnsi="Cambria Math"/>
+                        </w:rPr>
+                        <m:t>ACC</m:t>
+                      </m:r>
+                    </m:sub>
+                    <m:sup>
+                      <m:r>
+                        <w:rPr>
+                          <w:rFonts w:ascii="Cambria Math" w:hAnsi="Cambria Math"/>
+                        </w:rPr>
+                        <m:t>2</m:t>
+                      </m:r>
+                    </m:sup>
+                  </m:sSubSup>
                   <m:r>
                     <w:rPr>
                       <w:rFonts w:ascii="Cambria Math" w:hAnsi="Cambria Math"/>
@@ -1866,507 +1617,17 @@
         <w:pStyle w:val="Titolo2"/>
         <w:rPr>
           <w:color w:val="EE0000"/>
-          <w:sz w:val="24"/>
-          <w:szCs w:val="24"/>
-        </w:rPr>
-      </w:pPr>
-      <w:r>
-        <w:rPr>
-          <w:color w:val="EE0000"/>
-          <w:sz w:val="24"/>
-          <w:szCs w:val="24"/>
-        </w:rPr>
-        <w:t>Le 3 tipologie di apnea</w:t>
-      </w:r>
-    </w:p>
-    <w:p>
-      <w:r>
-        <w:t xml:space="preserve">La definizione clinica non si limita alla durata della pausa, ma classifica l'evento in base a </w:t>
-      </w:r>
-      <w:r>
-        <w:rPr>
-          <w:i/>
-          <w:iCs/>
-        </w:rPr>
-        <w:t>come</w:t>
-      </w:r>
-      <w:r>
-        <w:t xml:space="preserve"> e </w:t>
-      </w:r>
-      <w:r>
-        <w:rPr>
-          <w:i/>
-          <w:iCs/>
-        </w:rPr>
-        <w:t>perché</w:t>
-      </w:r>
-      <w:r>
-        <w:t xml:space="preserve"> si interrompe il respiro. Esistono tre forme distinte:</w:t>
-      </w:r>
-    </w:p>
-    <w:p>
-      <w:pPr>
-        <w:numPr>
-          <w:ilvl w:val="0"/>
-          <w:numId w:val="6"/>
-        </w:numPr>
-      </w:pPr>
-      <w:r>
-        <w:rPr>
-          <w:b/>
-          <w:bCs/>
-        </w:rPr>
-        <w:lastRenderedPageBreak/>
-        <w:t xml:space="preserve">Apnea </w:t>
-      </w:r>
-      <w:r>
-        <w:rPr>
-          <w:b/>
-          <w:bCs/>
-        </w:rPr>
-        <w:t>c</w:t>
-      </w:r>
-      <w:r>
-        <w:rPr>
-          <w:b/>
-          <w:bCs/>
-        </w:rPr>
-        <w:t>entrale:</w:t>
-      </w:r>
-      <w:r>
-        <w:t xml:space="preserve"> È dovuta all'immaturità del sistema nervoso centrale. I centri del respiro situati nel tronco encefalico smettono temporaneamente di inviare gli impulsi ai muscoli respiratori. Durante questa apnea, non c'è flusso d'aria e </w:t>
-      </w:r>
-      <w:r>
-        <w:rPr>
-          <w:b/>
-          <w:bCs/>
-        </w:rPr>
-        <w:t>non c'è alcuno sforzo respiratorio</w:t>
-      </w:r>
-      <w:r>
-        <w:t xml:space="preserve"> (</w:t>
-      </w:r>
-      <w:r>
-        <w:rPr>
-          <w:b/>
-          <w:bCs/>
-        </w:rPr>
-        <w:t>il torace del neonato è completamente fermo</w:t>
-      </w:r>
-      <w:r>
-        <w:t>).</w:t>
-      </w:r>
-    </w:p>
-    <w:p>
-      <w:pPr>
-        <w:numPr>
-          <w:ilvl w:val="0"/>
-          <w:numId w:val="6"/>
-        </w:numPr>
-      </w:pPr>
-      <w:r>
-        <w:rPr>
-          <w:b/>
-          <w:bCs/>
-        </w:rPr>
-        <w:t xml:space="preserve">Apnea </w:t>
-      </w:r>
-      <w:r>
-        <w:rPr>
-          <w:b/>
-          <w:bCs/>
-        </w:rPr>
-        <w:t>o</w:t>
-      </w:r>
-      <w:r>
-        <w:rPr>
-          <w:b/>
-          <w:bCs/>
-        </w:rPr>
-        <w:t>struttiva:</w:t>
-      </w:r>
-      <w:r>
-        <w:t xml:space="preserve"> I muscoli respiratori funzionano e il neonato compie lo sforzo per respirare (il torace si muove), ma l'aria non riesce a passare a causa di un'ostruzione delle vie aeree superiori. Questo può avvenire per la flessione eccessiva del collo, per secrezioni, o per il collasso dei tessuti molli della faringe.</w:t>
-      </w:r>
-    </w:p>
-    <w:p>
-      <w:pPr>
-        <w:numPr>
-          <w:ilvl w:val="0"/>
-          <w:numId w:val="6"/>
-        </w:numPr>
-      </w:pPr>
-      <w:r>
-        <w:rPr>
-          <w:b/>
-          <w:bCs/>
-        </w:rPr>
-        <w:t xml:space="preserve">Apnea </w:t>
-      </w:r>
-      <w:r>
-        <w:rPr>
-          <w:b/>
-          <w:bCs/>
-        </w:rPr>
-        <w:t>m</w:t>
-      </w:r>
-      <w:r>
-        <w:rPr>
-          <w:b/>
-          <w:bCs/>
-        </w:rPr>
-        <w:t>ista:</w:t>
-      </w:r>
-      <w:r>
-        <w:t xml:space="preserve"> È la forma </w:t>
-      </w:r>
-      <w:r>
-        <w:rPr>
-          <w:b/>
-          <w:bCs/>
-        </w:rPr>
-        <w:t>più comune</w:t>
-      </w:r>
-      <w:r>
-        <w:t xml:space="preserve"> nei neonati prematuri (rappresenta tra il 50% e il 75% dei casi). È una combinazione delle due precedenti: spesso inizia come un'apnea centrale (il respiro si ferma) e, quando il neonato cerca di ricominciare a respirare, le vie aeree sono collassate, trasformandola in un'apnea ostruttiva.</w:t>
-      </w:r>
-    </w:p>
-    <w:p>
-      <w:pPr>
-        <w:pStyle w:val="Titolo2"/>
-        <w:rPr>
-          <w:color w:val="EE0000"/>
-          <w:sz w:val="24"/>
-          <w:szCs w:val="24"/>
-        </w:rPr>
-      </w:pPr>
-      <w:r>
-        <w:rPr>
-          <w:color w:val="EE0000"/>
-          <w:sz w:val="24"/>
-          <w:szCs w:val="24"/>
-        </w:rPr>
-        <w:t xml:space="preserve">Cosa NON è l'apnea: Il </w:t>
-      </w:r>
-      <w:r>
-        <w:rPr>
-          <w:color w:val="EE0000"/>
-          <w:sz w:val="24"/>
-          <w:szCs w:val="24"/>
-        </w:rPr>
-        <w:t>r</w:t>
-      </w:r>
-      <w:r>
-        <w:rPr>
-          <w:color w:val="EE0000"/>
-          <w:sz w:val="24"/>
-          <w:szCs w:val="24"/>
-        </w:rPr>
-        <w:t xml:space="preserve">espiro </w:t>
-      </w:r>
-      <w:r>
-        <w:rPr>
-          <w:color w:val="EE0000"/>
-          <w:sz w:val="24"/>
-          <w:szCs w:val="24"/>
-        </w:rPr>
-        <w:t>p</w:t>
-      </w:r>
-      <w:r>
-        <w:rPr>
-          <w:color w:val="EE0000"/>
-          <w:sz w:val="24"/>
-          <w:szCs w:val="24"/>
-        </w:rPr>
-        <w:t>eriodico</w:t>
-      </w:r>
-    </w:p>
-    <w:p>
-      <w:r>
-        <w:t xml:space="preserve">I neonati sani manifestano spesso un pattern chiamato </w:t>
-      </w:r>
-      <w:r>
-        <w:rPr>
-          <w:b/>
-          <w:bCs/>
-        </w:rPr>
-        <w:t>respiro periodico</w:t>
-      </w:r>
-      <w:r>
-        <w:t>. Si tratta di cicli in cui il bambino respira normalmente per 10-15 secondi, poi fa una pausa di 5-10 secondi, e poi ricomincia.</w:t>
-      </w:r>
-    </w:p>
-    <w:p>
-      <w:r>
-        <w:t xml:space="preserve">Il respiro periodico è considerato del tutto </w:t>
-      </w:r>
-      <w:r>
-        <w:rPr>
-          <w:b/>
-          <w:bCs/>
-        </w:rPr>
-        <w:t>fisiologico e benigno</w:t>
-      </w:r>
-      <w:r>
-        <w:t xml:space="preserve"> perché le pause sono brevi (sotto i 20 secondi) e, soprattutto, </w:t>
-      </w:r>
-      <w:r>
-        <w:rPr>
-          <w:i/>
-          <w:iCs/>
-        </w:rPr>
-        <w:t>non</w:t>
-      </w:r>
-      <w:r>
-        <w:t xml:space="preserve"> causano mai bradicardia, cali di ossigeno o cianosi.</w:t>
-      </w:r>
-    </w:p>
-    <w:p>
-      <w:pPr>
-        <w:pStyle w:val="Titolo2"/>
-        <w:rPr>
-          <w:color w:val="EE0000"/>
-          <w:sz w:val="24"/>
-          <w:szCs w:val="24"/>
-        </w:rPr>
-      </w:pPr>
-      <w:r>
-        <w:rPr>
-          <w:color w:val="EE0000"/>
-          <w:sz w:val="24"/>
-          <w:szCs w:val="24"/>
-        </w:rPr>
-        <w:t>Eziologia: Primaria o Secondaria?</w:t>
-      </w:r>
-    </w:p>
-    <w:p>
-      <w:r>
-        <w:t>Quando un medico diagnostica un'apnea, deve anche definirne la natura per decidere il trattamento:</w:t>
-      </w:r>
-    </w:p>
-    <w:p>
-      <w:pPr>
-        <w:numPr>
-          <w:ilvl w:val="0"/>
-          <w:numId w:val="7"/>
-        </w:numPr>
-      </w:pPr>
-      <w:r>
-        <w:rPr>
-          <w:b/>
-          <w:bCs/>
-        </w:rPr>
-        <w:t xml:space="preserve">Apnea della </w:t>
-      </w:r>
-      <w:r>
-        <w:rPr>
-          <w:b/>
-          <w:bCs/>
-        </w:rPr>
-        <w:t>p</w:t>
-      </w:r>
-      <w:r>
-        <w:rPr>
-          <w:b/>
-          <w:bCs/>
-        </w:rPr>
-        <w:t>rematurità (</w:t>
-      </w:r>
-      <w:r>
-        <w:rPr>
-          <w:b/>
-          <w:bCs/>
-        </w:rPr>
-        <w:t>p</w:t>
-      </w:r>
-      <w:r>
-        <w:rPr>
-          <w:b/>
-          <w:bCs/>
-        </w:rPr>
-        <w:t>rimaria):</w:t>
-      </w:r>
-      <w:r>
-        <w:t xml:space="preserve"> Se il neonato è nato </w:t>
-      </w:r>
-      <w:r>
-        <w:rPr>
-          <w:b/>
-          <w:bCs/>
-        </w:rPr>
-        <w:t>prima della 37-esima settimana</w:t>
-      </w:r>
-      <w:r>
-        <w:t xml:space="preserve"> di gestazione (e </w:t>
-      </w:r>
-      <w:r>
-        <w:rPr>
-          <w:b/>
-          <w:bCs/>
-        </w:rPr>
-        <w:t>specialmente prima della 28-esima</w:t>
-      </w:r>
-      <w:r>
-        <w:t xml:space="preserve">) e non ha altre malattie, l'apnea è considerata una </w:t>
-      </w:r>
-      <w:r>
-        <w:rPr>
-          <w:b/>
-          <w:bCs/>
-        </w:rPr>
-        <w:t>conseguenza diretta dell'immaturità</w:t>
-      </w:r>
-      <w:r>
-        <w:t xml:space="preserve"> dei suoi centri respiratori. Si tratta con farmaci stimolanti (come la </w:t>
-      </w:r>
-      <w:r>
-        <w:rPr>
-          <w:b/>
-          <w:bCs/>
-        </w:rPr>
-        <w:t>caffeina citrato</w:t>
-      </w:r>
-      <w:r>
-        <w:t>) e supporto ventilatorio dolce, e tende a risolversi da sola man mano che il bambino cresce.</w:t>
-      </w:r>
-    </w:p>
-    <w:p>
-      <w:pPr>
-        <w:numPr>
-          <w:ilvl w:val="0"/>
-          <w:numId w:val="7"/>
-        </w:numPr>
-      </w:pPr>
-      <w:r>
-        <w:rPr>
-          <w:b/>
-          <w:bCs/>
-        </w:rPr>
-        <w:t xml:space="preserve">Apnea </w:t>
-      </w:r>
-      <w:r>
-        <w:rPr>
-          <w:b/>
-          <w:bCs/>
-        </w:rPr>
-        <w:t>s</w:t>
-      </w:r>
-      <w:r>
-        <w:rPr>
-          <w:b/>
-          <w:bCs/>
-        </w:rPr>
-        <w:t>econdaria:</w:t>
-      </w:r>
-      <w:r>
-        <w:t xml:space="preserve"> Se l'apnea si presenta in un neonato a termine, o se peggiora improvvisamente in un prematuro, la definizione clinica impone di cercare una causa scatenante. L'apnea in questo caso è il "sintomo" di un'altra emergenza, come un'infezione (</w:t>
-      </w:r>
-      <w:r>
-        <w:rPr>
-          <w:b/>
-          <w:bCs/>
-        </w:rPr>
-        <w:t>sepsi</w:t>
-      </w:r>
-      <w:r>
-        <w:t>), un calo di zuccheri (</w:t>
-      </w:r>
-      <w:r>
-        <w:rPr>
-          <w:b/>
-          <w:bCs/>
-        </w:rPr>
-        <w:t>ipoglicemia</w:t>
-      </w:r>
-      <w:r>
-        <w:t xml:space="preserve">), </w:t>
-      </w:r>
-      <w:r>
-        <w:rPr>
-          <w:b/>
-          <w:bCs/>
-        </w:rPr>
-        <w:t>squilibri termici</w:t>
-      </w:r>
-      <w:r>
-        <w:t xml:space="preserve"> (freddo o caldo eccessivo) o </w:t>
-      </w:r>
-      <w:r>
-        <w:rPr>
-          <w:b/>
-          <w:bCs/>
-        </w:rPr>
-        <w:t>problemi neurologici</w:t>
-      </w:r>
-      <w:r>
-        <w:t>.</w:t>
-      </w:r>
-    </w:p>
-    <w:p/>
-    <w:p>
-      <w:pPr>
-        <w:pStyle w:val="Titolo1"/>
+          <w:sz w:val="28"/>
+          <w:szCs w:val="28"/>
+        </w:rPr>
+      </w:pPr>
+      <w:r>
         <w:rPr>
           <w:color w:val="EE0000"/>
           <w:sz w:val="28"/>
           <w:szCs w:val="28"/>
         </w:rPr>
-      </w:pPr>
-      <w:r>
-        <w:rPr>
-          <w:color w:val="EE0000"/>
-          <w:sz w:val="28"/>
-          <w:szCs w:val="28"/>
-        </w:rPr>
-        <w:t>Riassunto: Associations between age and sleep apnea risk among newborn infants</w:t>
-      </w:r>
-      <w:r>
-        <w:rPr>
-          <w:color w:val="EE0000"/>
-          <w:sz w:val="28"/>
-          <w:szCs w:val="28"/>
-        </w:rPr>
-        <w:t xml:space="preserve"> - </w:t>
-      </w:r>
-      <w:r>
-        <w:rPr>
-          <w:color w:val="EE0000"/>
-          <w:sz w:val="28"/>
-          <w:szCs w:val="28"/>
-        </w:rPr>
-        <w:t>Lisa B. Matlen</w:t>
-      </w:r>
-      <w:r>
-        <w:rPr>
-          <w:color w:val="EE0000"/>
-          <w:sz w:val="28"/>
-          <w:szCs w:val="28"/>
-        </w:rPr>
-        <w:t>,</w:t>
-      </w:r>
-      <w:r>
-        <w:rPr>
-          <w:color w:val="EE0000"/>
-          <w:sz w:val="28"/>
-          <w:szCs w:val="28"/>
-        </w:rPr>
-        <w:t xml:space="preserve"> Fauziya Hassan</w:t>
-      </w:r>
-      <w:r>
-        <w:rPr>
-          <w:color w:val="EE0000"/>
-          <w:sz w:val="28"/>
-          <w:szCs w:val="28"/>
-        </w:rPr>
-        <w:t>,</w:t>
-      </w:r>
-      <w:r>
-        <w:rPr>
-          <w:color w:val="EE0000"/>
-          <w:sz w:val="28"/>
-          <w:szCs w:val="28"/>
-        </w:rPr>
-        <w:t xml:space="preserve"> Renée A. Shellhaas</w:t>
+        <w:t>Riassunto: Associations between age and sleep apnea risk among newborn infants - Lisa B. Matlen, Fauziya Hassan, Renée A. Shellhaas</w:t>
       </w:r>
     </w:p>
     <w:p>
@@ -2414,7 +1675,6 @@
           <w:b/>
           <w:bCs/>
         </w:rPr>
-        <w:lastRenderedPageBreak/>
         <w:t>Neonati senza fattori di rischio evidenti (53 pazienti):</w:t>
       </w:r>
       <w:r>
@@ -2471,7 +1731,7 @@
     </w:p>
     <w:p>
       <w:pPr>
-        <w:pStyle w:val="Titolo1"/>
+        <w:pStyle w:val="Titolo2"/>
         <w:rPr>
           <w:color w:val="EE0000"/>
           <w:sz w:val="28"/>
@@ -2484,7 +1744,7 @@
           <w:sz w:val="28"/>
           <w:szCs w:val="28"/>
         </w:rPr>
-        <w:t xml:space="preserve">Riassunto: </w:t>
+        <w:t xml:space="preserve">Riassunto: Sleep related breathing disorders </w:t>
       </w:r>
       <w:r>
         <w:rPr>
@@ -2492,7 +1752,7 @@
           <w:sz w:val="28"/>
           <w:szCs w:val="28"/>
         </w:rPr>
-        <w:t>Sleep related breathing disorders</w:t>
+        <w:t xml:space="preserve">– </w:t>
       </w:r>
       <w:r>
         <w:rPr>
@@ -2500,183 +1760,7 @@
           <w:sz w:val="28"/>
           <w:szCs w:val="28"/>
         </w:rPr>
-        <w:t xml:space="preserve"> </w:t>
-      </w:r>
-      <w:r>
-        <w:rPr>
-          <w:color w:val="EE0000"/>
-          <w:sz w:val="28"/>
-          <w:szCs w:val="28"/>
-        </w:rPr>
-        <w:t>K</w:t>
-      </w:r>
-      <w:r>
-        <w:rPr>
-          <w:color w:val="EE0000"/>
-          <w:sz w:val="28"/>
-          <w:szCs w:val="28"/>
-        </w:rPr>
-        <w:t xml:space="preserve">aren </w:t>
-      </w:r>
-      <w:r>
-        <w:rPr>
-          <w:color w:val="EE0000"/>
-          <w:sz w:val="28"/>
-          <w:szCs w:val="28"/>
-        </w:rPr>
-        <w:t>S</w:t>
-      </w:r>
-      <w:r>
-        <w:rPr>
-          <w:color w:val="EE0000"/>
-          <w:sz w:val="28"/>
-          <w:szCs w:val="28"/>
-        </w:rPr>
-        <w:t xml:space="preserve">. </w:t>
-      </w:r>
-      <w:r>
-        <w:rPr>
-          <w:color w:val="EE0000"/>
-          <w:sz w:val="28"/>
-          <w:szCs w:val="28"/>
-        </w:rPr>
-        <w:t>M</w:t>
-      </w:r>
-      <w:r>
-        <w:rPr>
-          <w:color w:val="EE0000"/>
-          <w:sz w:val="28"/>
-          <w:szCs w:val="28"/>
-        </w:rPr>
-        <w:t>c</w:t>
-      </w:r>
-      <w:r>
-        <w:rPr>
-          <w:color w:val="EE0000"/>
-          <w:sz w:val="28"/>
-          <w:szCs w:val="28"/>
-        </w:rPr>
-        <w:t>C</w:t>
-      </w:r>
-      <w:r>
-        <w:rPr>
-          <w:color w:val="EE0000"/>
-          <w:sz w:val="28"/>
-          <w:szCs w:val="28"/>
-        </w:rPr>
-        <w:t xml:space="preserve">oy, </w:t>
-      </w:r>
-      <w:r>
-        <w:rPr>
-          <w:color w:val="EE0000"/>
-          <w:sz w:val="28"/>
-          <w:szCs w:val="28"/>
-        </w:rPr>
-        <w:t>C</w:t>
-      </w:r>
-      <w:r>
-        <w:rPr>
-          <w:color w:val="EE0000"/>
-          <w:sz w:val="28"/>
-          <w:szCs w:val="28"/>
-        </w:rPr>
-        <w:t>ha</w:t>
-      </w:r>
-      <w:r>
-        <w:rPr>
-          <w:color w:val="EE0000"/>
-          <w:sz w:val="28"/>
-          <w:szCs w:val="28"/>
-        </w:rPr>
-        <w:t>rle</w:t>
-      </w:r>
-      <w:r>
-        <w:rPr>
-          <w:color w:val="EE0000"/>
-          <w:sz w:val="28"/>
-          <w:szCs w:val="28"/>
-        </w:rPr>
-        <w:t xml:space="preserve">s </w:t>
-      </w:r>
-      <w:r>
-        <w:rPr>
-          <w:color w:val="EE0000"/>
-          <w:sz w:val="28"/>
-          <w:szCs w:val="28"/>
-        </w:rPr>
-        <w:t>F</w:t>
-      </w:r>
-      <w:r>
-        <w:rPr>
-          <w:color w:val="EE0000"/>
-          <w:sz w:val="28"/>
-          <w:szCs w:val="28"/>
-        </w:rPr>
-        <w:t xml:space="preserve">. </w:t>
-      </w:r>
-      <w:r>
-        <w:rPr>
-          <w:color w:val="EE0000"/>
-          <w:sz w:val="28"/>
-          <w:szCs w:val="28"/>
-        </w:rPr>
-        <w:t>K</w:t>
-      </w:r>
-      <w:r>
-        <w:rPr>
-          <w:color w:val="EE0000"/>
-          <w:sz w:val="28"/>
-          <w:szCs w:val="28"/>
-        </w:rPr>
-        <w:t xml:space="preserve">oopmann, jr., </w:t>
-      </w:r>
-      <w:r>
-        <w:rPr>
-          <w:color w:val="EE0000"/>
-          <w:sz w:val="28"/>
-          <w:szCs w:val="28"/>
-        </w:rPr>
-        <w:t>L</w:t>
-      </w:r>
-      <w:r>
-        <w:rPr>
-          <w:color w:val="EE0000"/>
-          <w:sz w:val="28"/>
-          <w:szCs w:val="28"/>
-        </w:rPr>
-        <w:t xml:space="preserve">ynn </w:t>
-      </w:r>
-      <w:r>
-        <w:rPr>
-          <w:color w:val="EE0000"/>
-          <w:sz w:val="28"/>
-          <w:szCs w:val="28"/>
-        </w:rPr>
-        <w:t>M</w:t>
-      </w:r>
-      <w:r>
-        <w:rPr>
-          <w:color w:val="EE0000"/>
-          <w:sz w:val="28"/>
-          <w:szCs w:val="28"/>
-        </w:rPr>
-        <w:t xml:space="preserve">. </w:t>
-      </w:r>
-      <w:r>
-        <w:rPr>
-          <w:color w:val="EE0000"/>
-          <w:sz w:val="28"/>
-          <w:szCs w:val="28"/>
-        </w:rPr>
-        <w:t>T</w:t>
-      </w:r>
-      <w:r>
-        <w:rPr>
-          <w:color w:val="EE0000"/>
-          <w:sz w:val="28"/>
-          <w:szCs w:val="28"/>
-        </w:rPr>
-        <w:t>aussig</w:t>
+        <w:t>Karen S. McCoy, Charles F. Koopmann, jr., Lynn M. Taussig</w:t>
       </w:r>
     </w:p>
     <w:p>
@@ -2826,11 +1910,112 @@
     </w:p>
     <w:p>
       <w:r>
-        <w:t xml:space="preserve">La regolazione del respiro dipende da chemorecettori (situati nel midollo e nelle carotidi) che reagiscono ai livelli di anidride carbonica ($PCO_2$), ossigeno ($PO_2$) e all'acidità del sangue ($H^+$). Durante il sonno sano, in particolare nella fase REM (caratterizzata da movimenti oculari rapidi e sogni), la respirazione diventa naturalmente più irregolare e c'è un lieve aumento fisiologico dell'anidride carbonica nel </w:t>
-      </w:r>
-      <w:r>
-        <w:lastRenderedPageBreak/>
-        <w:t xml:space="preserve">sangue. Tuttavia, mentre un soggetto sano può avere rare apnee, un paziente affetto da sindrome da apnea notturna può subire centinaia di eventi a notte. </w:t>
+        <w:t>La regolazione del respiro dipende da chemorecettori (situati nel midollo e nelle carotidi) che reagiscono ai livelli di anidride carbonica (</w:t>
+      </w:r>
+      <m:oMath>
+        <m:r>
+          <w:rPr>
+            <w:rFonts w:ascii="Cambria Math" w:hAnsi="Cambria Math"/>
+          </w:rPr>
+          <m:t>PC</m:t>
+        </m:r>
+        <m:sSub>
+          <m:sSubPr>
+            <m:ctrlPr>
+              <w:rPr>
+                <w:rFonts w:ascii="Cambria Math" w:hAnsi="Cambria Math"/>
+                <w:i/>
+              </w:rPr>
+            </m:ctrlPr>
+          </m:sSubPr>
+          <m:e>
+            <m:r>
+              <w:rPr>
+                <w:rFonts w:ascii="Cambria Math" w:hAnsi="Cambria Math"/>
+              </w:rPr>
+              <m:t>O</m:t>
+            </m:r>
+          </m:e>
+          <m:sub>
+            <m:r>
+              <w:rPr>
+                <w:rFonts w:ascii="Cambria Math" w:hAnsi="Cambria Math"/>
+              </w:rPr>
+              <m:t>2</m:t>
+            </m:r>
+          </m:sub>
+        </m:sSub>
+      </m:oMath>
+      <w:r>
+        <w:t>), ossigeno (</w:t>
+      </w:r>
+      <m:oMath>
+        <m:r>
+          <w:rPr>
+            <w:rFonts w:ascii="Cambria Math" w:hAnsi="Cambria Math"/>
+          </w:rPr>
+          <m:t>P</m:t>
+        </m:r>
+        <m:sSub>
+          <m:sSubPr>
+            <m:ctrlPr>
+              <w:rPr>
+                <w:rFonts w:ascii="Cambria Math" w:hAnsi="Cambria Math"/>
+                <w:i/>
+              </w:rPr>
+            </m:ctrlPr>
+          </m:sSubPr>
+          <m:e>
+            <m:r>
+              <w:rPr>
+                <w:rFonts w:ascii="Cambria Math" w:hAnsi="Cambria Math"/>
+              </w:rPr>
+              <m:t>O</m:t>
+            </m:r>
+          </m:e>
+          <m:sub>
+            <m:r>
+              <w:rPr>
+                <w:rFonts w:ascii="Cambria Math" w:hAnsi="Cambria Math"/>
+              </w:rPr>
+              <m:t>2</m:t>
+            </m:r>
+          </m:sub>
+        </m:sSub>
+      </m:oMath>
+      <w:r>
+        <w:t>) e all'acidità del sangue (</w:t>
+      </w:r>
+      <m:oMath>
+        <m:sSup>
+          <m:sSupPr>
+            <m:ctrlPr>
+              <w:rPr>
+                <w:rFonts w:ascii="Cambria Math" w:hAnsi="Cambria Math"/>
+                <w:i/>
+              </w:rPr>
+            </m:ctrlPr>
+          </m:sSupPr>
+          <m:e>
+            <m:r>
+              <w:rPr>
+                <w:rFonts w:ascii="Cambria Math" w:hAnsi="Cambria Math"/>
+              </w:rPr>
+              <m:t>H</m:t>
+            </m:r>
+          </m:e>
+          <m:sup>
+            <m:r>
+              <w:rPr>
+                <w:rFonts w:ascii="Cambria Math" w:hAnsi="Cambria Math"/>
+              </w:rPr>
+              <m:t>+</m:t>
+            </m:r>
+          </m:sup>
+        </m:sSup>
+      </m:oMath>
+      <w:r>
+        <w:t xml:space="preserve">). Durante il sonno sano, in particolare nella fase REM (caratterizzata da movimenti oculari rapidi e sogni), la respirazione diventa naturalmente più irregolare e c'è un lieve aumento fisiologico dell'anidride carbonica nel sangue. Tuttavia, mentre un soggetto sano può avere rare apnee, un paziente affetto da sindrome da apnea notturna può subire centinaia di eventi a notte. </w:t>
       </w:r>
     </w:p>
     <w:p>
@@ -3072,16 +2257,12 @@
     </w:p>
     <w:p>
       <w:r>
-        <w:t xml:space="preserve">Gli autori ipotizzano che la forte prevalenza maschile nelle apnee notturne possa essere strettamente correlata all'alta incidenza di ipertensione e malattie coronariche negli uomini. Viene inoltre suggerito che i </w:t>
-      </w:r>
-      <w:r>
-        <w:lastRenderedPageBreak/>
-        <w:t xml:space="preserve">difetti intellettivi osservati in malattie come la sindrome di Down o la sindrome di Prader-Willi possano essere in parte esacerbati proprio dalle apnee ostruttive croniche legate alle anomalie strutturali e all'obesità. </w:t>
-      </w:r>
-    </w:p>
-    <w:p>
-      <w:pPr>
-        <w:pStyle w:val="Titolo1"/>
+        <w:t xml:space="preserve">Gli autori ipotizzano che la forte prevalenza maschile nelle apnee notturne possa essere strettamente correlata all'alta incidenza di ipertensione e malattie coronariche negli uomini. Viene inoltre suggerito che i difetti intellettivi osservati in malattie come la sindrome di Down o la sindrome di Prader-Willi possano essere in parte esacerbati proprio dalle apnee ostruttive croniche legate alle anomalie strutturali e all'obesità. </w:t>
+      </w:r>
+    </w:p>
+    <w:p>
+      <w:pPr>
+        <w:pStyle w:val="Titolo2"/>
         <w:rPr>
           <w:color w:val="EE0000"/>
           <w:sz w:val="28"/>
@@ -3094,7 +2275,7 @@
           <w:sz w:val="28"/>
           <w:szCs w:val="28"/>
         </w:rPr>
-        <w:t xml:space="preserve">Riassunto: </w:t>
+        <w:t>Riassunto: Respiratory indices during sleep in healthy infants</w:t>
       </w:r>
       <w:r>
         <w:rPr>
@@ -3102,7 +2283,23 @@
           <w:sz w:val="28"/>
           <w:szCs w:val="28"/>
         </w:rPr>
-        <w:t>Respiratory indices during sleep in healthy infants</w:t>
+        <w:t>: A prospective longitudinal study and meta-analysis</w:t>
+      </w:r>
+      <w:r>
+        <w:rPr>
+          <w:color w:val="EE0000"/>
+          <w:sz w:val="28"/>
+          <w:szCs w:val="28"/>
+        </w:rPr>
+        <w:t xml:space="preserve"> - </w:t>
+      </w:r>
+      <w:r>
+        <w:rPr>
+          <w:color w:val="EE0000"/>
+          <w:sz w:val="28"/>
+          <w:szCs w:val="28"/>
+        </w:rPr>
+        <w:t>Darko Stefanovski, Ignacio E. Tapia, Janet Lioy, Shaon Sengupta, Sagori Mukhopadhyay, Aoife Corcoran, Mary Anne Cornaglia, Christopher M. Cielo</w:t>
       </w:r>
     </w:p>
     <w:p>
@@ -3164,10 +2361,7 @@
         <w:t>Apnea-Hypopnea Index</w:t>
       </w:r>
       <w:r>
-        <w:t>, è il parametro clinico fondamentale utilizzato in medicina del sonno per diagnosticare e quantificare la gravità dei disturbi respiratori legati al sonno, in particolare la Sindrome delle Apnee Ostruttive nel Sonno (OSA).</w:t>
-      </w:r>
-      <w:r>
-        <w:t xml:space="preserve"> </w:t>
+        <w:t xml:space="preserve">, è il parametro clinico fondamentale utilizzato in medicina del sonno per diagnosticare e quantificare la gravità dei disturbi respiratori legati al sonno, in particolare la Sindrome delle Apnee Ostruttive nel Sonno (OSA). </w:t>
       </w:r>
       <w:r>
         <w:t>S</w:t>
@@ -3390,7 +2584,6 @@
           <w:b/>
           <w:bCs/>
         </w:rPr>
-        <w:lastRenderedPageBreak/>
         <w:t>Evoluzione della tipologia di apnee:</w:t>
       </w:r>
       <w:r>
@@ -3456,6 +2649,1454 @@
     <w:p>
       <w:r>
         <w:t xml:space="preserve">Questi dati sono cruciali per la pratica clinica, in quanto offrono un parametro di riferimento per evitare di sovrastimare o classificare come patologiche (OSA) le normali pause respiratorie di un neonato in via di sviluppo. </w:t>
+      </w:r>
+    </w:p>
+    <w:p>
+      <w:pPr>
+        <w:pStyle w:val="Titolo1"/>
+        <w:rPr>
+          <w:color w:val="EE0000"/>
+        </w:rPr>
+      </w:pPr>
+      <w:r>
+        <w:rPr>
+          <w:color w:val="EE0000"/>
+        </w:rPr>
+        <w:t>2. Rilevamento posizione</w:t>
+      </w:r>
+    </w:p>
+    <w:p>
+      <w:r>
+        <w:t>La SIDS (</w:t>
+      </w:r>
+      <w:r>
+        <w:rPr>
+          <w:i/>
+          <w:iCs/>
+        </w:rPr>
+        <w:t>Sudden Infant Death Syndrome</w:t>
+      </w:r>
+      <w:r>
+        <w:t xml:space="preserve">) è strettamente correlata alla </w:t>
+      </w:r>
+      <w:r>
+        <w:rPr>
+          <w:b/>
+          <w:bCs/>
+        </w:rPr>
+        <w:t>posizione prona</w:t>
+      </w:r>
+      <w:r>
+        <w:t xml:space="preserve"> (a pancia in giù) durante il sonno. Il monitoraggio non richiede calcoli diretti sui vettori di accelerazione da parte del gateway, in quanto la logica di classificazione spaziale è già gestita a monte dalla smart shirt.</w:t>
+      </w:r>
+    </w:p>
+    <w:p>
+      <w:pPr>
+        <w:numPr>
+          <w:ilvl w:val="0"/>
+          <w:numId w:val="26"/>
+        </w:numPr>
+      </w:pPr>
+      <w:r>
+        <w:rPr>
+          <w:b/>
+          <w:bCs/>
+        </w:rPr>
+        <w:t>Il dato in ingresso:</w:t>
+      </w:r>
+      <w:r>
+        <w:t xml:space="preserve"> L'ESP32 riceve il TOPIC BABY_ORIENTATION. Questo pacchetto fornisce direttamente un intero</w:t>
+      </w:r>
+      <w:r>
+        <w:t xml:space="preserve"> (Orientation)</w:t>
+      </w:r>
+      <w:r>
+        <w:t xml:space="preserve"> che rappresenta in modo univoco la posizione del bambino nello spazio, con una risoluzione di 45 gradi.I valori chiave per il monitoraggio sono:</w:t>
+      </w:r>
+    </w:p>
+    <w:p>
+      <w:pPr>
+        <w:numPr>
+          <w:ilvl w:val="1"/>
+          <w:numId w:val="26"/>
+        </w:numPr>
+      </w:pPr>
+      <w:r>
+        <w:t>32 = Pancia in su (Posizione Sicura / Supina)</w:t>
+      </w:r>
+    </w:p>
+    <w:p>
+      <w:pPr>
+        <w:numPr>
+          <w:ilvl w:val="1"/>
+          <w:numId w:val="26"/>
+        </w:numPr>
+      </w:pPr>
+      <w:r>
+        <w:t>16 = Pancia in giù (Posizione a Rischio SIDS / Prona)</w:t>
+      </w:r>
+    </w:p>
+    <w:p>
+      <w:pPr>
+        <w:numPr>
+          <w:ilvl w:val="1"/>
+          <w:numId w:val="26"/>
+        </w:numPr>
+      </w:pPr>
+      <w:r>
+        <w:t>1, 2, 4, 8, 0 = Altre posizioni intermedie o laterali.</w:t>
+      </w:r>
+    </w:p>
+    <w:p>
+      <w:pPr>
+        <w:numPr>
+          <w:ilvl w:val="0"/>
+          <w:numId w:val="26"/>
+        </w:numPr>
+      </w:pPr>
+      <w:r>
+        <w:rPr>
+          <w:b/>
+          <w:bCs/>
+        </w:rPr>
+        <w:t>La logica di allarme (Filtro di persistenza):</w:t>
+      </w:r>
+      <w:r>
+        <w:t xml:space="preserve"> Il sistema non deve generare un allarme se il bambino si gira temporaneamente o se c'è un artefatto di movimento di un singolo secondo. È necessaria una </w:t>
+      </w:r>
+      <w:r>
+        <w:rPr>
+          <w:b/>
+          <w:bCs/>
+        </w:rPr>
+        <w:t>finestra temporale di persistenza</w:t>
+      </w:r>
+      <w:r>
+        <w:t>.</w:t>
+      </w:r>
+    </w:p>
+    <w:p>
+      <w:pPr>
+        <w:numPr>
+          <w:ilvl w:val="1"/>
+          <w:numId w:val="26"/>
+        </w:numPr>
+      </w:pPr>
+      <w:r>
+        <w:t xml:space="preserve">Quando il pacchetto indica </w:t>
+      </w:r>
+      <m:oMath>
+        <m:r>
+          <w:rPr>
+            <w:rFonts w:ascii="Cambria Math" w:hAnsi="Cambria Math"/>
+          </w:rPr>
+          <m:t>Orientation == 16</m:t>
+        </m:r>
+      </m:oMath>
+      <w:r>
+        <w:t xml:space="preserve">, l'algoritmo avvia un timer. Se il valore rimane 16 in modo continuativo per un tempo </w:t>
+      </w:r>
+      <m:oMath>
+        <m:r>
+          <m:rPr>
+            <m:sty m:val="p"/>
+          </m:rPr>
+          <w:rPr>
+            <w:rFonts w:ascii="Cambria Math" w:hAnsi="Cambria Math"/>
+          </w:rPr>
+          <m:t>Δ</m:t>
+        </m:r>
+        <m:r>
+          <w:rPr>
+            <w:rFonts w:ascii="Cambria Math" w:hAnsi="Cambria Math"/>
+          </w:rPr>
+          <m:t xml:space="preserve"> t &gt; 5</m:t>
+        </m:r>
+      </m:oMath>
+      <w:r>
+        <w:t xml:space="preserve"> secondi (</w:t>
+      </w:r>
+      <w:r>
+        <w:t xml:space="preserve">default </w:t>
+      </w:r>
+      <w:r>
+        <w:t>–</w:t>
+      </w:r>
+      <w:r>
+        <w:t xml:space="preserve"> </w:t>
+      </w:r>
+      <w:r>
+        <w:t xml:space="preserve">valore </w:t>
+      </w:r>
+      <w:r>
+        <w:rPr>
+          <w:i/>
+          <w:iCs/>
+        </w:rPr>
+        <w:t>configurabile</w:t>
+      </w:r>
+      <w:r>
+        <w:t xml:space="preserve"> fino ad un massimo di 15 secondi</w:t>
+      </w:r>
+      <w:r>
+        <w:t xml:space="preserve"> (</w:t>
+      </w:r>
+      <w:r>
+        <w:rPr>
+          <w:b/>
+          <w:bCs/>
+          <w:color w:val="EE0000"/>
+        </w:rPr>
+        <w:t>da rivedere</w:t>
+      </w:r>
+      <w:r>
+        <w:t>)</w:t>
+      </w:r>
+      <w:r>
+        <w:t xml:space="preserve">) </w:t>
+      </w:r>
+      <m:oMath>
+        <m:r>
+          <w:rPr>
+            <w:rFonts w:ascii="Cambria Math" w:hAnsi="Cambria Math"/>
+          </w:rPr>
+          <m:t>→</m:t>
+        </m:r>
+      </m:oMath>
+      <w:r>
+        <w:rPr>
+          <w:rFonts w:eastAsiaTheme="minorEastAsia"/>
+        </w:rPr>
+        <w:t xml:space="preserve"> </w:t>
+      </w:r>
+      <w:r>
+        <w:rPr>
+          <w:b/>
+          <w:bCs/>
+        </w:rPr>
+        <w:t>ALLARME POSIZIONE PRONA</w:t>
+      </w:r>
+      <w:r>
+        <w:t>.</w:t>
+      </w:r>
+    </w:p>
+    <w:p>
+      <w:pPr>
+        <w:numPr>
+          <w:ilvl w:val="1"/>
+          <w:numId w:val="26"/>
+        </w:numPr>
+      </w:pPr>
+      <w:r>
+        <w:t>Se l'orientamento torna a 32 (o a un'altra posizione sicura come il fianco) prima dello scadere de</w:t>
+      </w:r>
+      <w:r>
+        <w:t>l timer</w:t>
+      </w:r>
+      <w:r>
+        <w:t xml:space="preserve">, </w:t>
+      </w:r>
+      <w:r>
+        <w:t xml:space="preserve">quest’ultimo </w:t>
+      </w:r>
+      <w:r>
+        <w:t>viene azzerato e non parte alcun allarme.</w:t>
+      </w:r>
+    </w:p>
+    <w:p>
+      <w:r>
+        <w:t>Sample del codice:</w:t>
+      </w:r>
+    </w:p>
+    <w:p>
+      <w:pPr>
+        <w:pStyle w:val="equazioni1"/>
+        <w:rPr>
+          <w:sz w:val="20"/>
+          <w:szCs w:val="22"/>
+        </w:rPr>
+      </w:pPr>
+      <w:r>
+        <w:rPr>
+          <w:sz w:val="20"/>
+          <w:szCs w:val="22"/>
+        </w:rPr>
+        <w:t>timer_prona = 0</w:t>
+      </w:r>
+    </w:p>
+    <w:p>
+      <w:pPr>
+        <w:pStyle w:val="equazioni1"/>
+        <w:rPr>
+          <w:sz w:val="20"/>
+          <w:szCs w:val="22"/>
+        </w:rPr>
+      </w:pPr>
+      <w:r>
+        <w:rPr>
+          <w:sz w:val="20"/>
+          <w:szCs w:val="22"/>
+        </w:rPr>
+        <w:t>soglia_allarme_secondi = 5  # Abbassato da 30 a 5 per intervento tempestivo</w:t>
+      </w:r>
+    </w:p>
+    <w:p>
+      <w:pPr>
+        <w:pStyle w:val="equazioni1"/>
+        <w:rPr>
+          <w:sz w:val="20"/>
+          <w:szCs w:val="22"/>
+        </w:rPr>
+      </w:pPr>
+    </w:p>
+    <w:p>
+      <w:pPr>
+        <w:pStyle w:val="equazioni1"/>
+        <w:rPr>
+          <w:sz w:val="20"/>
+          <w:szCs w:val="22"/>
+        </w:rPr>
+      </w:pPr>
+      <w:r>
+        <w:rPr>
+          <w:sz w:val="20"/>
+          <w:szCs w:val="22"/>
+        </w:rPr>
+        <w:t>def controlla_posizione(orientamento):</w:t>
+      </w:r>
+    </w:p>
+    <w:p>
+      <w:pPr>
+        <w:pStyle w:val="equazioni1"/>
+        <w:rPr>
+          <w:sz w:val="20"/>
+          <w:szCs w:val="22"/>
+        </w:rPr>
+      </w:pPr>
+      <w:r>
+        <w:rPr>
+          <w:sz w:val="20"/>
+          <w:szCs w:val="22"/>
+        </w:rPr>
+        <w:t xml:space="preserve">    global timer_prona</w:t>
+      </w:r>
+    </w:p>
+    <w:p>
+      <w:pPr>
+        <w:pStyle w:val="equazioni1"/>
+        <w:rPr>
+          <w:sz w:val="20"/>
+          <w:szCs w:val="22"/>
+        </w:rPr>
+      </w:pPr>
+      <w:r>
+        <w:rPr>
+          <w:sz w:val="20"/>
+          <w:szCs w:val="22"/>
+        </w:rPr>
+        <w:t xml:space="preserve">    </w:t>
+      </w:r>
+    </w:p>
+    <w:p>
+      <w:pPr>
+        <w:pStyle w:val="equazioni1"/>
+        <w:rPr>
+          <w:sz w:val="20"/>
+          <w:szCs w:val="22"/>
+        </w:rPr>
+      </w:pPr>
+      <w:r>
+        <w:rPr>
+          <w:sz w:val="20"/>
+          <w:szCs w:val="22"/>
+        </w:rPr>
+        <w:t xml:space="preserve">    if orientamento == 16: # 16 = Pancia in giù</w:t>
+      </w:r>
+    </w:p>
+    <w:p>
+      <w:pPr>
+        <w:pStyle w:val="equazioni1"/>
+        <w:rPr>
+          <w:sz w:val="20"/>
+          <w:szCs w:val="22"/>
+        </w:rPr>
+      </w:pPr>
+      <w:r>
+        <w:rPr>
+          <w:sz w:val="20"/>
+          <w:szCs w:val="22"/>
+        </w:rPr>
+        <w:t xml:space="preserve">        timer_prona += tempo_trascorso_dall_ultimo_ciclo</w:t>
+      </w:r>
+    </w:p>
+    <w:p>
+      <w:pPr>
+        <w:pStyle w:val="equazioni1"/>
+        <w:rPr>
+          <w:sz w:val="20"/>
+          <w:szCs w:val="22"/>
+        </w:rPr>
+      </w:pPr>
+      <w:r>
+        <w:rPr>
+          <w:sz w:val="20"/>
+          <w:szCs w:val="22"/>
+        </w:rPr>
+        <w:t xml:space="preserve">        </w:t>
+      </w:r>
+    </w:p>
+    <w:p>
+      <w:pPr>
+        <w:pStyle w:val="equazioni1"/>
+        <w:rPr>
+          <w:sz w:val="20"/>
+          <w:szCs w:val="22"/>
+        </w:rPr>
+      </w:pPr>
+      <w:r>
+        <w:rPr>
+          <w:sz w:val="20"/>
+          <w:szCs w:val="22"/>
+        </w:rPr>
+        <w:t xml:space="preserve">        if timer_prona &gt; soglia_allarme_secondi:</w:t>
+      </w:r>
+    </w:p>
+    <w:p>
+      <w:pPr>
+        <w:pStyle w:val="equazioni1"/>
+        <w:rPr>
+          <w:sz w:val="20"/>
+          <w:szCs w:val="22"/>
+        </w:rPr>
+      </w:pPr>
+      <w:r>
+        <w:rPr>
+          <w:sz w:val="20"/>
+          <w:szCs w:val="22"/>
+        </w:rPr>
+        <w:t xml:space="preserve">            invia_allarme_SIDS()</w:t>
+      </w:r>
+    </w:p>
+    <w:p>
+      <w:pPr>
+        <w:pStyle w:val="equazioni1"/>
+        <w:rPr>
+          <w:sz w:val="20"/>
+          <w:szCs w:val="22"/>
+        </w:rPr>
+      </w:pPr>
+      <w:r>
+        <w:rPr>
+          <w:sz w:val="20"/>
+          <w:szCs w:val="22"/>
+        </w:rPr>
+        <w:t xml:space="preserve">    else:</w:t>
+      </w:r>
+    </w:p>
+    <w:p>
+      <w:pPr>
+        <w:pStyle w:val="equazioni1"/>
+        <w:rPr>
+          <w:sz w:val="20"/>
+          <w:szCs w:val="22"/>
+        </w:rPr>
+      </w:pPr>
+      <w:r>
+        <w:rPr>
+          <w:sz w:val="20"/>
+          <w:szCs w:val="22"/>
+        </w:rPr>
+        <w:t xml:space="preserve">        timer_prona = 0 # Azzera immediatamente se torna in posizione sicura</w:t>
+      </w:r>
+    </w:p>
+    <w:p>
+      <w:pPr>
+        <w:pStyle w:val="Titolo2"/>
+        <w:rPr>
+          <w:color w:val="EE0000"/>
+        </w:rPr>
+      </w:pPr>
+      <w:r>
+        <w:rPr>
+          <w:color w:val="EE0000"/>
+        </w:rPr>
+        <w:t xml:space="preserve">Riassunto: </w:t>
+      </w:r>
+      <w:r>
+        <w:rPr>
+          <w:color w:val="EE0000"/>
+        </w:rPr>
+        <w:t xml:space="preserve">Effect of sleep position in term healthy newborns on sudden infant death syndrome and other infant outcomes: A systematic review - </w:t>
+      </w:r>
+      <w:r>
+        <w:rPr>
+          <w:color w:val="EE0000"/>
+        </w:rPr>
+        <w:t>Mayank Priyadarshi, Bharathi Balachander, Mari J Sankar</w:t>
+      </w:r>
+    </w:p>
+    <w:p>
+      <w:pPr>
+        <w:rPr>
+          <w:b/>
+          <w:bCs/>
+        </w:rPr>
+      </w:pPr>
+      <w:r>
+        <w:rPr>
+          <w:b/>
+          <w:bCs/>
+        </w:rPr>
+        <w:t>Obiettivo dello Studio</w:t>
+      </w:r>
+    </w:p>
+    <w:p>
+      <w:r>
+        <w:t xml:space="preserve">Questa revisione sistematica valuta gli effetti della posizione supina (a pancia in su) durante il sonno, confrontandola con posizioni non supine (prona o sul fianco), in neonati sani a termine. I ricercatori si sono concentrati sull'impatto di tali posizioni su esiti clinici fondamentali, tra cui la sindrome della morte improvvisa del lattante (SIDS), la morte inaspettata nella prima infanzia (SUDI), gli eventi acuti pericolosi per la vita (ALTE), lo sviluppo neuromotorio e la plagiocefalia posizionale. </w:t>
+      </w:r>
+    </w:p>
+    <w:p>
+      <w:pPr>
+        <w:rPr>
+          <w:b/>
+          <w:bCs/>
+        </w:rPr>
+      </w:pPr>
+      <w:r>
+        <w:rPr>
+          <w:b/>
+          <w:bCs/>
+        </w:rPr>
+        <w:t>Metodologia</w:t>
+      </w:r>
+    </w:p>
+    <w:p>
+      <w:pPr>
+        <w:numPr>
+          <w:ilvl w:val="0"/>
+          <w:numId w:val="32"/>
+        </w:numPr>
+      </w:pPr>
+      <w:r>
+        <w:t xml:space="preserve">La revisione ha incluso un totale di 54 studi, suddivisi in 43 studi osservazionali e 11 studi di intervento. </w:t>
+      </w:r>
+    </w:p>
+    <w:p>
+      <w:pPr>
+        <w:numPr>
+          <w:ilvl w:val="0"/>
+          <w:numId w:val="32"/>
+        </w:numPr>
+      </w:pPr>
+      <w:r>
+        <w:t xml:space="preserve">Il campione totale analizzato comprende ben 474.672 partecipanti. </w:t>
+      </w:r>
+    </w:p>
+    <w:p>
+      <w:pPr>
+        <w:numPr>
+          <w:ilvl w:val="0"/>
+          <w:numId w:val="32"/>
+        </w:numPr>
+      </w:pPr>
+      <w:r>
+        <w:t xml:space="preserve">L'affidabilità e la certezza delle prove raccolte sono state rigorosamente valutate utilizzando il sistema GRADE. </w:t>
+      </w:r>
+    </w:p>
+    <w:p>
+      <w:pPr>
+        <w:rPr>
+          <w:b/>
+          <w:bCs/>
+        </w:rPr>
+      </w:pPr>
+      <w:r>
+        <w:rPr>
+          <w:b/>
+          <w:bCs/>
+        </w:rPr>
+        <w:t>Risultati Principali</w:t>
+      </w:r>
+    </w:p>
+    <w:p>
+      <w:pPr>
+        <w:numPr>
+          <w:ilvl w:val="0"/>
+          <w:numId w:val="33"/>
+        </w:numPr>
+      </w:pPr>
+      <w:r>
+        <w:rPr>
+          <w:b/>
+          <w:bCs/>
+        </w:rPr>
+        <w:t>Prevenzione di SIDS e SUDI:</w:t>
+      </w:r>
+      <w:r>
+        <w:t xml:space="preserve"> I dati dimostrano che dormire in posizione supina riduce il rischio di SUDI nel primo anno di vita (con un Odds Ratio di 0.39). Allo stesso modo, la posizione supina è associata a una riduzione del rischio di SIDS (Odds Ratio di 0.51) tra gli 0 e i 12 mesi. È stata notata anche una possibile riduzione del rischio di SIDS inspiegata e di ALTE grave nel periodo neonatale (Odds Ratio di 0.16), sebbene questa specifica evidenza sia ritenuta molto incerta. </w:t>
+      </w:r>
+    </w:p>
+    <w:p>
+      <w:pPr>
+        <w:numPr>
+          <w:ilvl w:val="0"/>
+          <w:numId w:val="33"/>
+        </w:numPr>
+      </w:pPr>
+      <w:r>
+        <w:rPr>
+          <w:b/>
+          <w:bCs/>
+        </w:rPr>
+        <w:t>Sviluppo neuromotorio:</w:t>
+      </w:r>
+      <w:r>
+        <w:t xml:space="preserve"> Valutando lo sviluppo motorio grossolano a 6 mesi di età, la posizione supina è stata associata a un probabile ritardo a breve termine. Tuttavia, questo effetto si dimostra transitorio: a 18 mesi di età, l'impatto sullo sviluppo a lungo termine risulta essere trascurabile o nullo (Odds Ratio di 1.16). </w:t>
+      </w:r>
+    </w:p>
+    <w:p>
+      <w:pPr>
+        <w:numPr>
+          <w:ilvl w:val="0"/>
+          <w:numId w:val="33"/>
+        </w:numPr>
+      </w:pPr>
+      <w:r>
+        <w:rPr>
+          <w:b/>
+          <w:bCs/>
+        </w:rPr>
+        <w:t>Plagiocefalia posizionale:</w:t>
+      </w:r>
+      <w:r>
+        <w:t xml:space="preserve"> I neonati posizionati supini durante il sonno presentano un rischio decisamente maggiore (Odds Ratio di 2.77) di sviluppare plagiocefalia posizionale (un appiattimento del cranio) in un'età compresa tra i 2 e i 7 mesi. </w:t>
+      </w:r>
+    </w:p>
+    <w:p>
+      <w:pPr>
+        <w:rPr>
+          <w:b/>
+          <w:bCs/>
+        </w:rPr>
+      </w:pPr>
+      <w:r>
+        <w:rPr>
+          <w:b/>
+          <w:bCs/>
+        </w:rPr>
+        <w:t>Conclusioni</w:t>
+      </w:r>
+    </w:p>
+    <w:p>
+      <w:r>
+        <w:t xml:space="preserve">Nonostante la certezza generale delle prove sia considerata da bassa a molto bassa, gli autori concludono che la posizione supina rimane una raccomandazione cruciale in quanto riduce significativamente il rischio di esiti fatali come SIDS e SUDI nel primo anno di vita. Sebbene dormire sulla schiena possa favorire lo sviluppo di plagiocefalia e causare un leggero ritardo motorio a breve termine (a 6 mesi), queste problematiche non hanno effetti significativi o duraturi sullo sviluppo neuro-cognitivo a lungo termine (a 18 mesi). </w:t>
+      </w:r>
+    </w:p>
+    <w:p/>
+    <w:p>
+      <w:pPr>
+        <w:pStyle w:val="Titolo1"/>
+        <w:rPr>
+          <w:color w:val="EE0000"/>
+        </w:rPr>
+      </w:pPr>
+      <w:r>
+        <w:rPr>
+          <w:color w:val="EE0000"/>
+        </w:rPr>
+        <w:t>3. Monitoraggio temperatura</w:t>
+      </w:r>
+    </w:p>
+    <w:p>
+      <w:r>
+        <w:t xml:space="preserve">La </w:t>
+      </w:r>
+      <w:r>
+        <w:rPr>
+          <w:b/>
+          <w:bCs/>
+        </w:rPr>
+        <w:t>temperatura cutanea</w:t>
+      </w:r>
+      <w:r>
+        <w:t xml:space="preserve"> è un indicatore importante, ma è soggetta a grandi variazioni ambientali. Poiché il dispositivo fornisce un dato già elaborato, la sfida a livello software non è la conversione analogico-digitale, ma la gestione clinica della soglia e del trend</w:t>
+      </w:r>
+      <w:r>
+        <w:t>, cioè la direzione e la velocità con cui il parametro cambia nel tempo</w:t>
+      </w:r>
+      <w:r>
+        <w:t>.</w:t>
+      </w:r>
+    </w:p>
+    <w:p>
+      <w:pPr>
+        <w:numPr>
+          <w:ilvl w:val="0"/>
+          <w:numId w:val="27"/>
+        </w:numPr>
+      </w:pPr>
+      <w:r>
+        <w:rPr>
+          <w:b/>
+          <w:bCs/>
+        </w:rPr>
+        <w:t>Il dato in ingresso:</w:t>
+      </w:r>
+      <w:r>
+        <w:t xml:space="preserve"> L'ESP32 riceve il </w:t>
+      </w:r>
+      <w:r>
+        <w:rPr>
+          <w:b/>
+          <w:bCs/>
+        </w:rPr>
+        <w:t>TOPIC TEMPERATURE</w:t>
+      </w:r>
+      <w:r>
+        <w:t xml:space="preserve">. Il parametro Temperature trasmesso è espresso in </w:t>
+      </w:r>
+      <w:r>
+        <w:rPr>
+          <w:b/>
+          <w:bCs/>
+        </w:rPr>
+        <w:t>decimi di gradi centigradi</w:t>
+      </w:r>
+      <w:r>
+        <w:t xml:space="preserve"> (ad esempio, un valore ricevuto pari a 365 equivale a </w:t>
+      </w:r>
+      <w:r>
+        <w:rPr>
+          <w:b/>
+          <w:bCs/>
+        </w:rPr>
+        <w:t>36.5°C</w:t>
+      </w:r>
+      <w:r>
+        <w:t>).</w:t>
+      </w:r>
+    </w:p>
+    <w:p>
+      <w:pPr>
+        <w:numPr>
+          <w:ilvl w:val="0"/>
+          <w:numId w:val="27"/>
+        </w:numPr>
+      </w:pPr>
+      <w:r>
+        <w:rPr>
+          <w:b/>
+          <w:bCs/>
+        </w:rPr>
+        <w:t>Il calcolo:</w:t>
+      </w:r>
+      <w:r>
+        <w:t xml:space="preserve"> Il gateway deve semplicemente decodificare il pacchetto e dividere il valore intero per 10 per ottenere la misurazione in gradi Celsius utilizzabile dall'algoritmo:</w:t>
+      </w:r>
+      <w:r>
+        <w:t xml:space="preserve"> </w:t>
+      </w:r>
+      <m:oMath>
+        <m:r>
+          <w:rPr>
+            <w:rFonts w:ascii="Cambria Math" w:hAnsi="Cambria Math"/>
+          </w:rPr>
+          <m:t>T =</m:t>
+        </m:r>
+        <m:f>
+          <m:fPr>
+            <m:ctrlPr>
+              <w:rPr>
+                <w:rFonts w:ascii="Cambria Math" w:hAnsi="Cambria Math"/>
+                <w:i/>
+              </w:rPr>
+            </m:ctrlPr>
+          </m:fPr>
+          <m:num>
+            <m:r>
+              <w:rPr>
+                <w:rFonts w:ascii="Cambria Math" w:hAnsi="Cambria Math"/>
+              </w:rPr>
+              <m:t>Temperature</m:t>
+            </m:r>
+          </m:num>
+          <m:den>
+            <m:r>
+              <w:rPr>
+                <w:rFonts w:ascii="Cambria Math" w:hAnsi="Cambria Math"/>
+              </w:rPr>
+              <m:t>10</m:t>
+            </m:r>
+          </m:den>
+        </m:f>
+      </m:oMath>
+      <w:r>
+        <w:rPr>
+          <w:rFonts w:eastAsiaTheme="minorEastAsia"/>
+        </w:rPr>
+        <w:t>.</w:t>
+      </w:r>
+    </w:p>
+    <w:p>
+      <w:pPr>
+        <w:numPr>
+          <w:ilvl w:val="0"/>
+          <w:numId w:val="27"/>
+        </w:numPr>
+      </w:pPr>
+      <w:r>
+        <w:rPr>
+          <w:b/>
+          <w:bCs/>
+        </w:rPr>
+        <w:t>Soglie di Emergenza (Parametri Clinici):</w:t>
+      </w:r>
+    </w:p>
+    <w:p>
+      <w:pPr>
+        <w:numPr>
+          <w:ilvl w:val="1"/>
+          <w:numId w:val="27"/>
+        </w:numPr>
+      </w:pPr>
+      <w:r>
+        <w:rPr>
+          <w:b/>
+          <w:bCs/>
+        </w:rPr>
+        <w:t>Ipertermia:</w:t>
+      </w:r>
+      <w:r>
+        <w:t xml:space="preserve"> Superiore a </w:t>
+      </w:r>
+      <w:r>
+        <w:rPr>
+          <w:b/>
+          <w:bCs/>
+        </w:rPr>
+        <w:t>37.5°C</w:t>
+      </w:r>
+      <w:r>
+        <w:t xml:space="preserve"> (Rischio surriscaldamento, noto fattore di rischio SIDS).</w:t>
+      </w:r>
+    </w:p>
+    <w:p>
+      <w:pPr>
+        <w:numPr>
+          <w:ilvl w:val="1"/>
+          <w:numId w:val="27"/>
+        </w:numPr>
+      </w:pPr>
+      <w:r>
+        <w:rPr>
+          <w:b/>
+          <w:bCs/>
+        </w:rPr>
+        <w:t>Ipotermia:</w:t>
+      </w:r>
+      <w:r>
+        <w:t xml:space="preserve"> Inferiore a </w:t>
+      </w:r>
+      <w:r>
+        <w:rPr>
+          <w:b/>
+          <w:bCs/>
+        </w:rPr>
+        <w:t>36.0°C</w:t>
+      </w:r>
+      <w:r>
+        <w:t xml:space="preserve"> (Rischio ipotermia).</w:t>
+      </w:r>
+    </w:p>
+    <w:p>
+      <w:pPr>
+        <w:numPr>
+          <w:ilvl w:val="0"/>
+          <w:numId w:val="27"/>
+        </w:numPr>
+      </w:pPr>
+      <w:r>
+        <w:rPr>
+          <w:b/>
+          <w:bCs/>
+        </w:rPr>
+        <w:t>Logica Algoritmica (Trend Analysis):</w:t>
+      </w:r>
+      <w:r>
+        <w:t xml:space="preserve"> La temperatura fisiologica non subisce sbalzi istantanei. Per evitare falsi allarmi dovuti a errori di lettura del sensore, l'algoritmo non deve valutare il singolo campione.</w:t>
+      </w:r>
+    </w:p>
+    <w:p>
+      <w:pPr>
+        <w:numPr>
+          <w:ilvl w:val="1"/>
+          <w:numId w:val="27"/>
+        </w:numPr>
+      </w:pPr>
+      <w:r>
+        <w:rPr>
+          <w:b/>
+          <w:bCs/>
+        </w:rPr>
+        <w:t>Filtro di stabilità:</w:t>
+      </w:r>
+      <w:r>
+        <w:t xml:space="preserve"> L'ESP32 deve calcolare una media mobile della temperatura su una finestra temporale di 1 minuto.</w:t>
+      </w:r>
+    </w:p>
+    <w:p>
+      <w:pPr>
+        <w:numPr>
+          <w:ilvl w:val="1"/>
+          <w:numId w:val="27"/>
+        </w:numPr>
+      </w:pPr>
+      <w:r>
+        <w:rPr>
+          <w:b/>
+          <w:bCs/>
+        </w:rPr>
+        <w:t>Logica di allarme:</w:t>
+      </w:r>
+      <w:r>
+        <w:t xml:space="preserve"> Se la temperatura media calcolata supera i </w:t>
+      </w:r>
+      <w:r>
+        <w:rPr>
+          <w:b/>
+          <w:bCs/>
+        </w:rPr>
+        <w:t>37.5°C</w:t>
+      </w:r>
+      <w:r>
+        <w:t xml:space="preserve"> </w:t>
+      </w:r>
+      <w:r>
+        <w:t>e</w:t>
+      </w:r>
+      <w:r>
+        <w:t xml:space="preserve"> il trend è positivo (la temperatura è in salita costante negli ultimi campionamenti), il sistema genera un </w:t>
+      </w:r>
+      <w:r>
+        <w:rPr>
+          <w:b/>
+          <w:bCs/>
+        </w:rPr>
+        <w:t>ALLARME SURRISCALDAMENTO</w:t>
+      </w:r>
+      <w:r>
+        <w:t>.</w:t>
+      </w:r>
+    </w:p>
+    <w:p>
+      <w:pPr>
+        <w:numPr>
+          <w:ilvl w:val="1"/>
+          <w:numId w:val="27"/>
+        </w:numPr>
+      </w:pPr>
+      <w:r>
+        <w:rPr>
+          <w:b/>
+          <w:bCs/>
+        </w:rPr>
+        <w:t>Nota clinica:</w:t>
+      </w:r>
+      <w:r>
+        <w:t xml:space="preserve"> L'algoritmo e le dashboard cliniche devono sempre tenere in considerazione che il sensore rileva la temperatura cutanea (periferica). Questo valore è fisiologicamente più basso rispetto alla temperatura corporea interna (rettale o timpanica) di un range compreso tra </w:t>
+      </w:r>
+      <w:r>
+        <w:rPr>
+          <w:b/>
+          <w:bCs/>
+        </w:rPr>
+        <w:t>0.5°C</w:t>
+      </w:r>
+      <w:r>
+        <w:t xml:space="preserve"> e </w:t>
+      </w:r>
+      <w:r>
+        <w:rPr>
+          <w:b/>
+          <w:bCs/>
+        </w:rPr>
+        <w:t>1.0°C</w:t>
+      </w:r>
+      <w:r>
+        <w:t>.</w:t>
+      </w:r>
+    </w:p>
+    <w:p>
+      <w:pPr>
+        <w:pStyle w:val="Titolo1"/>
+        <w:rPr>
+          <w:color w:val="EE0000"/>
+        </w:rPr>
+      </w:pPr>
+      <w:r>
+        <w:rPr>
+          <w:color w:val="EE0000"/>
+        </w:rPr>
+        <w:t xml:space="preserve">4. </w:t>
+      </w:r>
+      <w:r>
+        <w:rPr>
+          <w:color w:val="EE0000"/>
+        </w:rPr>
+        <w:t>Riferimenti</w:t>
+      </w:r>
+    </w:p>
+    <w:p>
+      <w:r>
+        <w:t>La definizione delle soglie critiche e la logica algoritmica di rilevamento implementate nel sistema BabyGuard si fondano sui parametri "Gold Standard" stabiliti dalle principali organizzazioni sanitarie internazionali e supportati dalla letteratura scientifica in ambito pediatrico.</w:t>
+      </w:r>
+    </w:p>
+    <w:p>
+      <w:pPr>
+        <w:rPr>
+          <w:b/>
+          <w:bCs/>
+        </w:rPr>
+      </w:pPr>
+      <w:r>
+        <w:rPr>
+          <w:b/>
+          <w:bCs/>
+        </w:rPr>
+        <w:t xml:space="preserve">Linee </w:t>
+      </w:r>
+      <w:r>
+        <w:rPr>
+          <w:b/>
+          <w:bCs/>
+        </w:rPr>
+        <w:t>g</w:t>
+      </w:r>
+      <w:r>
+        <w:rPr>
+          <w:b/>
+          <w:bCs/>
+        </w:rPr>
+        <w:t xml:space="preserve">uida </w:t>
+      </w:r>
+      <w:r>
+        <w:rPr>
+          <w:b/>
+          <w:bCs/>
+        </w:rPr>
+        <w:t>i</w:t>
+      </w:r>
+      <w:r>
+        <w:rPr>
+          <w:b/>
+          <w:bCs/>
+        </w:rPr>
+        <w:t>nternazionali (</w:t>
+      </w:r>
+      <w:r>
+        <w:rPr>
+          <w:b/>
+          <w:bCs/>
+        </w:rPr>
+        <w:t>d</w:t>
+      </w:r>
+      <w:r>
+        <w:rPr>
+          <w:b/>
+          <w:bCs/>
+        </w:rPr>
+        <w:t xml:space="preserve">efinizione delle </w:t>
+      </w:r>
+      <w:r>
+        <w:rPr>
+          <w:b/>
+          <w:bCs/>
+        </w:rPr>
+        <w:t>s</w:t>
+      </w:r>
+      <w:r>
+        <w:rPr>
+          <w:b/>
+          <w:bCs/>
+        </w:rPr>
+        <w:t>oglie)</w:t>
+      </w:r>
+    </w:p>
+    <w:p>
+      <w:pPr>
+        <w:numPr>
+          <w:ilvl w:val="0"/>
+          <w:numId w:val="30"/>
+        </w:numPr>
+      </w:pPr>
+      <w:r>
+        <w:rPr>
+          <w:b/>
+          <w:bCs/>
+        </w:rPr>
+        <w:t xml:space="preserve">Apnea </w:t>
+      </w:r>
+      <w:r>
+        <w:rPr>
+          <w:b/>
+          <w:bCs/>
+        </w:rPr>
+        <w:t>n</w:t>
+      </w:r>
+      <w:r>
+        <w:rPr>
+          <w:b/>
+          <w:bCs/>
+        </w:rPr>
+        <w:t xml:space="preserve">eonatale e </w:t>
+      </w:r>
+      <w:r>
+        <w:rPr>
+          <w:b/>
+          <w:bCs/>
+        </w:rPr>
+        <w:t>b</w:t>
+      </w:r>
+      <w:r>
+        <w:rPr>
+          <w:b/>
+          <w:bCs/>
+        </w:rPr>
+        <w:t>radicardia:</w:t>
+      </w:r>
+      <w:r>
+        <w:t xml:space="preserve"> </w:t>
+      </w:r>
+      <w:r>
+        <w:t xml:space="preserve">Società Italiana di Neonatologia (SIN) </w:t>
+      </w:r>
+      <w:r>
+        <w:t>–</w:t>
+      </w:r>
+      <w:r>
+        <w:t xml:space="preserve"> </w:t>
+      </w:r>
+      <w:r>
+        <w:t>“Manuale di Neonatologia”</w:t>
+      </w:r>
+      <w:r>
+        <w:t>. Giustifica le soglie impostate per il rilevamento delle apnee: interruzione del respiro superiore a 20 secondi, oppure pausa inferiore a 20 secondi ma associata a bradicardia (frequenza cardiaca inferiore a 100 bpm) o desaturazione/cianosi.</w:t>
+      </w:r>
+    </w:p>
+    <w:p>
+      <w:pPr>
+        <w:numPr>
+          <w:ilvl w:val="0"/>
+          <w:numId w:val="30"/>
+        </w:numPr>
+      </w:pPr>
+      <w:r>
+        <w:rPr>
+          <w:b/>
+          <w:bCs/>
+        </w:rPr>
+        <w:t>Prevenzione SIDS (Posizione Prona):</w:t>
+      </w:r>
+      <w:r>
+        <w:t xml:space="preserve"> </w:t>
+      </w:r>
+      <w:r>
+        <w:t>American Academy of Pediatrics</w:t>
+      </w:r>
+      <w:r>
+        <w:t xml:space="preserve"> (</w:t>
+      </w:r>
+      <w:r>
+        <w:t>AA</w:t>
+      </w:r>
+      <w:r>
+        <w:t>P)</w:t>
+      </w:r>
+      <w:r>
+        <w:t xml:space="preserve"> </w:t>
+      </w:r>
+      <w:r>
+        <w:t>–</w:t>
+      </w:r>
+      <w:r>
+        <w:t xml:space="preserve"> </w:t>
+      </w:r>
+      <w:r>
+        <w:t>“</w:t>
+      </w:r>
+      <w:r>
+        <w:t>Sleep-Related Infant Deaths: Updated 2022 Recommendations for Reducing Infant Deaths in the Sleep Environment</w:t>
+      </w:r>
+      <w:r>
+        <w:t>”</w:t>
+      </w:r>
+      <w:r>
+        <w:t>.</w:t>
+      </w:r>
+      <w:r>
+        <w:t xml:space="preserve"> </w:t>
+      </w:r>
+      <w:r>
+        <w:t>Giustifica l'implementazione dell'allarme posturale tramite accelerometro (IMU) in caso di rilevamento persistente della posizione prona (a pancia in giù) durante il sonno.</w:t>
+      </w:r>
+    </w:p>
+    <w:p>
+      <w:pPr>
+        <w:numPr>
+          <w:ilvl w:val="0"/>
+          <w:numId w:val="30"/>
+        </w:numPr>
+      </w:pPr>
+      <w:r>
+        <w:rPr>
+          <w:b/>
+          <w:bCs/>
+        </w:rPr>
+        <w:t>Monitoraggio della Temperatura Cutanea:</w:t>
+      </w:r>
+      <w:r>
+        <w:t xml:space="preserve"> </w:t>
+      </w:r>
+      <w:r>
+        <w:t>World Health Organization (WHO) - "Thermal protection of the newborn: a practical guide".</w:t>
+      </w:r>
+      <w:r>
+        <w:t xml:space="preserve"> </w:t>
+      </w:r>
+      <w:r>
+        <w:t>Definisce il range normotermico di sicurezza. Valori inferiori a 36.0°C (ipotermia) o superiori a 37.5°C (ipertermia, noto fattore di rischio SIDS) innescano la valutazione della tendenza (trend) e il potenziale allarme.</w:t>
+      </w:r>
+    </w:p>
+    <w:p>
+      <w:pPr>
+        <w:numPr>
+          <w:ilvl w:val="0"/>
+          <w:numId w:val="30"/>
+        </w:numPr>
+      </w:pPr>
+      <w:r>
+        <w:rPr>
+          <w:b/>
+          <w:bCs/>
+        </w:rPr>
+        <w:t>Valutazione dell’ipotonia:</w:t>
+      </w:r>
+      <w:r>
+        <w:rPr>
+          <w:b/>
+          <w:bCs/>
+        </w:rPr>
+        <w:t xml:space="preserve"> </w:t>
+      </w:r>
+      <w:r>
+        <w:t>Piumelli R. et al. (2017)</w:t>
+      </w:r>
+      <w:r>
+        <w:t xml:space="preserve"> </w:t>
+      </w:r>
+      <w:r>
+        <w:t>- “</w:t>
+      </w:r>
+      <w:r>
+        <w:t>Apparent Life-Threatening Events (ALTE): Italian guidelines</w:t>
+      </w:r>
+      <w:r>
+        <w:t>”</w:t>
+      </w:r>
+      <w:r>
+        <w:t xml:space="preserve">. Linee guida italiane che </w:t>
+      </w:r>
+      <w:r>
+        <w:t>definiscono clinicamente gli episodi di ALTE come eventi caratterizzati da una combinazione di alterazioni respiratorie (apnea) e marcate alterazioni del tono muscolare</w:t>
+      </w:r>
+      <w:r>
+        <w:t>.</w:t>
+      </w:r>
+    </w:p>
+    <w:p>
+      <w:pPr>
+        <w:numPr>
+          <w:ilvl w:val="0"/>
+          <w:numId w:val="30"/>
+        </w:numPr>
+      </w:pPr>
+      <w:r>
+        <w:rPr>
+          <w:b/>
+          <w:bCs/>
+        </w:rPr>
+        <w:lastRenderedPageBreak/>
+        <w:t>Valutazione della Perfusione Periferica (Pallore):</w:t>
+      </w:r>
+      <w:r>
+        <w:t xml:space="preserve"> </w:t>
+      </w:r>
+      <w:r>
+        <w:t xml:space="preserve">European Resuscitation Council Guidelines 2021: </w:t>
+      </w:r>
+      <w:r>
+        <w:t>Paediatric Life Support</w:t>
+      </w:r>
+      <w:r>
+        <w:t>.</w:t>
+      </w:r>
+      <w:r>
+        <w:t xml:space="preserve"> </w:t>
+      </w:r>
+      <w:r>
+        <w:t xml:space="preserve">In tutti </w:t>
+      </w:r>
+      <w:r>
+        <w:t xml:space="preserve">gli </w:t>
+      </w:r>
+      <w:r>
+        <w:t>algoritmi di emergenza, un tempo di riempimento capillare (CRT - Capillary Refill Time) superiore a 2-3 secondi è il segnale clinico standard per identificare un circolo compromesso (scarsa perfusione) e potenziale stato di shock conseguente a ipossia o bradicardia.</w:t>
+      </w:r>
+    </w:p>
+    <w:p>
+      <w:pPr>
+        <w:rPr>
+          <w:b/>
+          <w:bCs/>
+        </w:rPr>
+      </w:pPr>
+      <w:r>
+        <w:rPr>
+          <w:b/>
+          <w:bCs/>
+        </w:rPr>
+        <w:t xml:space="preserve">Riferimenti </w:t>
+      </w:r>
+      <w:r>
+        <w:rPr>
+          <w:b/>
+          <w:bCs/>
+        </w:rPr>
+        <w:t>s</w:t>
+      </w:r>
+      <w:r>
+        <w:rPr>
+          <w:b/>
+          <w:bCs/>
+        </w:rPr>
+        <w:t xml:space="preserve">cientifici e </w:t>
+      </w:r>
+      <w:r>
+        <w:rPr>
+          <w:b/>
+          <w:bCs/>
+        </w:rPr>
+        <w:t>r</w:t>
+      </w:r>
+      <w:r>
+        <w:rPr>
+          <w:b/>
+          <w:bCs/>
+        </w:rPr>
+        <w:t xml:space="preserve">azionale </w:t>
+      </w:r>
+      <w:r>
+        <w:rPr>
+          <w:b/>
+          <w:bCs/>
+        </w:rPr>
+        <w:t>c</w:t>
+      </w:r>
+      <w:r>
+        <w:rPr>
+          <w:b/>
+          <w:bCs/>
+        </w:rPr>
+        <w:t>linico</w:t>
+      </w:r>
+    </w:p>
+    <w:p>
+      <w:r>
+        <w:t>La progettazione dell'architettura IoMT e la gestione degli allarmi (in particolare il trattamento dei "falsi positivi" dovuti al respiro periodico) sono supportate dai seguenti studi longitudinali:</w:t>
+      </w:r>
+    </w:p>
+    <w:p>
+      <w:pPr>
+        <w:numPr>
+          <w:ilvl w:val="0"/>
+          <w:numId w:val="31"/>
+        </w:numPr>
+      </w:pPr>
+      <w:r>
+        <w:rPr>
+          <w:b/>
+          <w:bCs/>
+        </w:rPr>
+        <w:t>Matlen L.B., Hassan F., Shellhaas R.A. (2020).</w:t>
+      </w:r>
+      <w:r>
+        <w:t xml:space="preserve"> </w:t>
+      </w:r>
+      <w:r>
+        <w:rPr>
+          <w:i/>
+          <w:iCs/>
+        </w:rPr>
+        <w:t>Associations between age and sleep apnea risk among newborn infants.</w:t>
+      </w:r>
+      <w:r>
+        <w:t xml:space="preserve"> Questo studio evidenzia come la prematurità e le sindromi genetiche costituiscano fattori di rischio "statici" per i disturbi respiratori ostruttivi, confermando la necessità di un monitoraggio continuo e del ruolo attivo del Pediatra nella piattaforma.</w:t>
+      </w:r>
+    </w:p>
+    <w:p>
+      <w:pPr>
+        <w:numPr>
+          <w:ilvl w:val="0"/>
+          <w:numId w:val="31"/>
+        </w:numPr>
+      </w:pPr>
+      <w:r>
+        <w:rPr>
+          <w:b/>
+          <w:bCs/>
+        </w:rPr>
+        <w:t>McCoy K.S., Koopmann C.F. Jr., Taussig L.M. (1989).</w:t>
+      </w:r>
+      <w:r>
+        <w:t xml:space="preserve"> </w:t>
+      </w:r>
+      <w:r>
+        <w:rPr>
+          <w:i/>
+          <w:iCs/>
+        </w:rPr>
+        <w:t>Sleep related breathing disorders.</w:t>
+      </w:r>
+      <w:r>
+        <w:t xml:space="preserve"> Giustifica l'impiego della pneumografia (nel nostro caso implementata tramite Strain Gauge) come strumento d'elezione per distinguere in modo non invasivo le apnee centrali da quelle ostruttive.</w:t>
+      </w:r>
+    </w:p>
+    <w:p>
+      <w:pPr>
+        <w:numPr>
+          <w:ilvl w:val="0"/>
+          <w:numId w:val="31"/>
+        </w:numPr>
+      </w:pPr>
+      <w:r>
+        <w:rPr>
+          <w:b/>
+          <w:bCs/>
+        </w:rPr>
+        <w:t>Studio Longitudinale sull'AHI in neonati sani.</w:t>
+      </w:r>
+      <w:r>
+        <w:t xml:space="preserve"> </w:t>
+      </w:r>
+      <w:r>
+        <w:rPr>
+          <w:i/>
+          <w:iCs/>
+        </w:rPr>
+        <w:t>Respiratory indices during sleep in healthy infants.</w:t>
+      </w:r>
+      <w:r>
+        <w:t xml:space="preserve"> Dimostra che l'Indice di Apnea-Ipopnea (AHI) nei neonati sani di 1 mese è fisiologicamente elevato (circa 16,9 eventi/ora) e decresce spontaneamente (circa 4,1 eventi/ora a 5 mesi). Questo dato costituisce il razionale clinico per il Requisito di autocalibrazione delle soglie (IF-1.6) in base all'età postmestruale del paziente.</w:t>
       </w:r>
     </w:p>
     <w:p/>
@@ -3770,6 +4411,304 @@
     </w:lvl>
   </w:abstractNum>
   <w:abstractNum w:abstractNumId="2" w15:restartNumberingAfterBreak="0">
+    <w:nsid w:val="0F667B7C"/>
+    <w:multiLevelType w:val="multilevel"/>
+    <w:tmpl w:val="09520FF4"/>
+    <w:lvl w:ilvl="0">
+      <w:start w:val="1"/>
+      <w:numFmt w:val="bullet"/>
+      <w:lvlText w:val=""/>
+      <w:lvlJc w:val="left"/>
+      <w:pPr>
+        <w:tabs>
+          <w:tab w:val="num" w:pos="720"/>
+        </w:tabs>
+        <w:ind w:left="720" w:hanging="360"/>
+      </w:pPr>
+      <w:rPr>
+        <w:rFonts w:ascii="Symbol" w:hAnsi="Symbol" w:hint="default"/>
+        <w:sz w:val="20"/>
+      </w:rPr>
+    </w:lvl>
+    <w:lvl w:ilvl="1">
+      <w:start w:val="1"/>
+      <w:numFmt w:val="bullet"/>
+      <w:lvlText w:val="o"/>
+      <w:lvlJc w:val="left"/>
+      <w:pPr>
+        <w:tabs>
+          <w:tab w:val="num" w:pos="1440"/>
+        </w:tabs>
+        <w:ind w:left="1440" w:hanging="360"/>
+      </w:pPr>
+      <w:rPr>
+        <w:rFonts w:ascii="Courier New" w:hAnsi="Courier New" w:hint="default"/>
+        <w:sz w:val="20"/>
+      </w:rPr>
+    </w:lvl>
+    <w:lvl w:ilvl="2" w:tentative="1">
+      <w:start w:val="1"/>
+      <w:numFmt w:val="bullet"/>
+      <w:lvlText w:val=""/>
+      <w:lvlJc w:val="left"/>
+      <w:pPr>
+        <w:tabs>
+          <w:tab w:val="num" w:pos="2160"/>
+        </w:tabs>
+        <w:ind w:left="2160" w:hanging="360"/>
+      </w:pPr>
+      <w:rPr>
+        <w:rFonts w:ascii="Wingdings" w:hAnsi="Wingdings" w:hint="default"/>
+        <w:sz w:val="20"/>
+      </w:rPr>
+    </w:lvl>
+    <w:lvl w:ilvl="3" w:tentative="1">
+      <w:start w:val="1"/>
+      <w:numFmt w:val="bullet"/>
+      <w:lvlText w:val=""/>
+      <w:lvlJc w:val="left"/>
+      <w:pPr>
+        <w:tabs>
+          <w:tab w:val="num" w:pos="2880"/>
+        </w:tabs>
+        <w:ind w:left="2880" w:hanging="360"/>
+      </w:pPr>
+      <w:rPr>
+        <w:rFonts w:ascii="Wingdings" w:hAnsi="Wingdings" w:hint="default"/>
+        <w:sz w:val="20"/>
+      </w:rPr>
+    </w:lvl>
+    <w:lvl w:ilvl="4" w:tentative="1">
+      <w:start w:val="1"/>
+      <w:numFmt w:val="bullet"/>
+      <w:lvlText w:val=""/>
+      <w:lvlJc w:val="left"/>
+      <w:pPr>
+        <w:tabs>
+          <w:tab w:val="num" w:pos="3600"/>
+        </w:tabs>
+        <w:ind w:left="3600" w:hanging="360"/>
+      </w:pPr>
+      <w:rPr>
+        <w:rFonts w:ascii="Wingdings" w:hAnsi="Wingdings" w:hint="default"/>
+        <w:sz w:val="20"/>
+      </w:rPr>
+    </w:lvl>
+    <w:lvl w:ilvl="5" w:tentative="1">
+      <w:start w:val="1"/>
+      <w:numFmt w:val="bullet"/>
+      <w:lvlText w:val=""/>
+      <w:lvlJc w:val="left"/>
+      <w:pPr>
+        <w:tabs>
+          <w:tab w:val="num" w:pos="4320"/>
+        </w:tabs>
+        <w:ind w:left="4320" w:hanging="360"/>
+      </w:pPr>
+      <w:rPr>
+        <w:rFonts w:ascii="Wingdings" w:hAnsi="Wingdings" w:hint="default"/>
+        <w:sz w:val="20"/>
+      </w:rPr>
+    </w:lvl>
+    <w:lvl w:ilvl="6" w:tentative="1">
+      <w:start w:val="1"/>
+      <w:numFmt w:val="bullet"/>
+      <w:lvlText w:val=""/>
+      <w:lvlJc w:val="left"/>
+      <w:pPr>
+        <w:tabs>
+          <w:tab w:val="num" w:pos="5040"/>
+        </w:tabs>
+        <w:ind w:left="5040" w:hanging="360"/>
+      </w:pPr>
+      <w:rPr>
+        <w:rFonts w:ascii="Wingdings" w:hAnsi="Wingdings" w:hint="default"/>
+        <w:sz w:val="20"/>
+      </w:rPr>
+    </w:lvl>
+    <w:lvl w:ilvl="7" w:tentative="1">
+      <w:start w:val="1"/>
+      <w:numFmt w:val="bullet"/>
+      <w:lvlText w:val=""/>
+      <w:lvlJc w:val="left"/>
+      <w:pPr>
+        <w:tabs>
+          <w:tab w:val="num" w:pos="5760"/>
+        </w:tabs>
+        <w:ind w:left="5760" w:hanging="360"/>
+      </w:pPr>
+      <w:rPr>
+        <w:rFonts w:ascii="Wingdings" w:hAnsi="Wingdings" w:hint="default"/>
+        <w:sz w:val="20"/>
+      </w:rPr>
+    </w:lvl>
+    <w:lvl w:ilvl="8" w:tentative="1">
+      <w:start w:val="1"/>
+      <w:numFmt w:val="bullet"/>
+      <w:lvlText w:val=""/>
+      <w:lvlJc w:val="left"/>
+      <w:pPr>
+        <w:tabs>
+          <w:tab w:val="num" w:pos="6480"/>
+        </w:tabs>
+        <w:ind w:left="6480" w:hanging="360"/>
+      </w:pPr>
+      <w:rPr>
+        <w:rFonts w:ascii="Wingdings" w:hAnsi="Wingdings" w:hint="default"/>
+        <w:sz w:val="20"/>
+      </w:rPr>
+    </w:lvl>
+  </w:abstractNum>
+  <w:abstractNum w:abstractNumId="3" w15:restartNumberingAfterBreak="0">
+    <w:nsid w:val="0FDC253A"/>
+    <w:multiLevelType w:val="multilevel"/>
+    <w:tmpl w:val="C38A137E"/>
+    <w:lvl w:ilvl="0">
+      <w:start w:val="1"/>
+      <w:numFmt w:val="bullet"/>
+      <w:lvlText w:val=""/>
+      <w:lvlJc w:val="left"/>
+      <w:pPr>
+        <w:tabs>
+          <w:tab w:val="num" w:pos="720"/>
+        </w:tabs>
+        <w:ind w:left="720" w:hanging="360"/>
+      </w:pPr>
+      <w:rPr>
+        <w:rFonts w:ascii="Symbol" w:hAnsi="Symbol" w:hint="default"/>
+        <w:sz w:val="20"/>
+      </w:rPr>
+    </w:lvl>
+    <w:lvl w:ilvl="1">
+      <w:start w:val="1"/>
+      <w:numFmt w:val="bullet"/>
+      <w:lvlText w:val="o"/>
+      <w:lvlJc w:val="left"/>
+      <w:pPr>
+        <w:tabs>
+          <w:tab w:val="num" w:pos="1440"/>
+        </w:tabs>
+        <w:ind w:left="1440" w:hanging="360"/>
+      </w:pPr>
+      <w:rPr>
+        <w:rFonts w:ascii="Courier New" w:hAnsi="Courier New" w:hint="default"/>
+        <w:sz w:val="20"/>
+      </w:rPr>
+    </w:lvl>
+    <w:lvl w:ilvl="2" w:tentative="1">
+      <w:start w:val="1"/>
+      <w:numFmt w:val="bullet"/>
+      <w:lvlText w:val=""/>
+      <w:lvlJc w:val="left"/>
+      <w:pPr>
+        <w:tabs>
+          <w:tab w:val="num" w:pos="2160"/>
+        </w:tabs>
+        <w:ind w:left="2160" w:hanging="360"/>
+      </w:pPr>
+      <w:rPr>
+        <w:rFonts w:ascii="Wingdings" w:hAnsi="Wingdings" w:hint="default"/>
+        <w:sz w:val="20"/>
+      </w:rPr>
+    </w:lvl>
+    <w:lvl w:ilvl="3" w:tentative="1">
+      <w:start w:val="1"/>
+      <w:numFmt w:val="bullet"/>
+      <w:lvlText w:val=""/>
+      <w:lvlJc w:val="left"/>
+      <w:pPr>
+        <w:tabs>
+          <w:tab w:val="num" w:pos="2880"/>
+        </w:tabs>
+        <w:ind w:left="2880" w:hanging="360"/>
+      </w:pPr>
+      <w:rPr>
+        <w:rFonts w:ascii="Wingdings" w:hAnsi="Wingdings" w:hint="default"/>
+        <w:sz w:val="20"/>
+      </w:rPr>
+    </w:lvl>
+    <w:lvl w:ilvl="4" w:tentative="1">
+      <w:start w:val="1"/>
+      <w:numFmt w:val="bullet"/>
+      <w:lvlText w:val=""/>
+      <w:lvlJc w:val="left"/>
+      <w:pPr>
+        <w:tabs>
+          <w:tab w:val="num" w:pos="3600"/>
+        </w:tabs>
+        <w:ind w:left="3600" w:hanging="360"/>
+      </w:pPr>
+      <w:rPr>
+        <w:rFonts w:ascii="Wingdings" w:hAnsi="Wingdings" w:hint="default"/>
+        <w:sz w:val="20"/>
+      </w:rPr>
+    </w:lvl>
+    <w:lvl w:ilvl="5" w:tentative="1">
+      <w:start w:val="1"/>
+      <w:numFmt w:val="bullet"/>
+      <w:lvlText w:val=""/>
+      <w:lvlJc w:val="left"/>
+      <w:pPr>
+        <w:tabs>
+          <w:tab w:val="num" w:pos="4320"/>
+        </w:tabs>
+        <w:ind w:left="4320" w:hanging="360"/>
+      </w:pPr>
+      <w:rPr>
+        <w:rFonts w:ascii="Wingdings" w:hAnsi="Wingdings" w:hint="default"/>
+        <w:sz w:val="20"/>
+      </w:rPr>
+    </w:lvl>
+    <w:lvl w:ilvl="6" w:tentative="1">
+      <w:start w:val="1"/>
+      <w:numFmt w:val="bullet"/>
+      <w:lvlText w:val=""/>
+      <w:lvlJc w:val="left"/>
+      <w:pPr>
+        <w:tabs>
+          <w:tab w:val="num" w:pos="5040"/>
+        </w:tabs>
+        <w:ind w:left="5040" w:hanging="360"/>
+      </w:pPr>
+      <w:rPr>
+        <w:rFonts w:ascii="Wingdings" w:hAnsi="Wingdings" w:hint="default"/>
+        <w:sz w:val="20"/>
+      </w:rPr>
+    </w:lvl>
+    <w:lvl w:ilvl="7" w:tentative="1">
+      <w:start w:val="1"/>
+      <w:numFmt w:val="bullet"/>
+      <w:lvlText w:val=""/>
+      <w:lvlJc w:val="left"/>
+      <w:pPr>
+        <w:tabs>
+          <w:tab w:val="num" w:pos="5760"/>
+        </w:tabs>
+        <w:ind w:left="5760" w:hanging="360"/>
+      </w:pPr>
+      <w:rPr>
+        <w:rFonts w:ascii="Wingdings" w:hAnsi="Wingdings" w:hint="default"/>
+        <w:sz w:val="20"/>
+      </w:rPr>
+    </w:lvl>
+    <w:lvl w:ilvl="8" w:tentative="1">
+      <w:start w:val="1"/>
+      <w:numFmt w:val="bullet"/>
+      <w:lvlText w:val=""/>
+      <w:lvlJc w:val="left"/>
+      <w:pPr>
+        <w:tabs>
+          <w:tab w:val="num" w:pos="6480"/>
+        </w:tabs>
+        <w:ind w:left="6480" w:hanging="360"/>
+      </w:pPr>
+      <w:rPr>
+        <w:rFonts w:ascii="Wingdings" w:hAnsi="Wingdings" w:hint="default"/>
+        <w:sz w:val="20"/>
+      </w:rPr>
+    </w:lvl>
+  </w:abstractNum>
+  <w:abstractNum w:abstractNumId="4" w15:restartNumberingAfterBreak="0">
     <w:nsid w:val="1590717D"/>
     <w:multiLevelType w:val="multilevel"/>
     <w:tmpl w:val="1270905E"/>
@@ -3918,7 +4857,7 @@
       </w:rPr>
     </w:lvl>
   </w:abstractNum>
-  <w:abstractNum w:abstractNumId="3" w15:restartNumberingAfterBreak="0">
+  <w:abstractNum w:abstractNumId="5" w15:restartNumberingAfterBreak="0">
     <w:nsid w:val="190A57E7"/>
     <w:multiLevelType w:val="multilevel"/>
     <w:tmpl w:val="133E9F54"/>
@@ -4032,7 +4971,156 @@
       </w:pPr>
     </w:lvl>
   </w:abstractNum>
-  <w:abstractNum w:abstractNumId="4" w15:restartNumberingAfterBreak="0">
+  <w:abstractNum w:abstractNumId="6" w15:restartNumberingAfterBreak="0">
+    <w:nsid w:val="1A2077EE"/>
+    <w:multiLevelType w:val="multilevel"/>
+    <w:tmpl w:val="8C422942"/>
+    <w:lvl w:ilvl="0">
+      <w:start w:val="1"/>
+      <w:numFmt w:val="bullet"/>
+      <w:lvlText w:val=""/>
+      <w:lvlJc w:val="left"/>
+      <w:pPr>
+        <w:tabs>
+          <w:tab w:val="num" w:pos="720"/>
+        </w:tabs>
+        <w:ind w:left="720" w:hanging="360"/>
+      </w:pPr>
+      <w:rPr>
+        <w:rFonts w:ascii="Symbol" w:hAnsi="Symbol" w:hint="default"/>
+        <w:sz w:val="20"/>
+      </w:rPr>
+    </w:lvl>
+    <w:lvl w:ilvl="1">
+      <w:start w:val="1"/>
+      <w:numFmt w:val="bullet"/>
+      <w:lvlText w:val="o"/>
+      <w:lvlJc w:val="left"/>
+      <w:pPr>
+        <w:tabs>
+          <w:tab w:val="num" w:pos="1440"/>
+        </w:tabs>
+        <w:ind w:left="1440" w:hanging="360"/>
+      </w:pPr>
+      <w:rPr>
+        <w:rFonts w:ascii="Courier New" w:hAnsi="Courier New" w:hint="default"/>
+        <w:sz w:val="20"/>
+      </w:rPr>
+    </w:lvl>
+    <w:lvl w:ilvl="2">
+      <w:start w:val="1"/>
+      <w:numFmt w:val="bullet"/>
+      <w:lvlText w:val=""/>
+      <w:lvlJc w:val="left"/>
+      <w:pPr>
+        <w:tabs>
+          <w:tab w:val="num" w:pos="2160"/>
+        </w:tabs>
+        <w:ind w:left="2160" w:hanging="360"/>
+      </w:pPr>
+      <w:rPr>
+        <w:rFonts w:ascii="Wingdings" w:hAnsi="Wingdings" w:hint="default"/>
+        <w:sz w:val="20"/>
+      </w:rPr>
+    </w:lvl>
+    <w:lvl w:ilvl="3" w:tentative="1">
+      <w:start w:val="1"/>
+      <w:numFmt w:val="bullet"/>
+      <w:lvlText w:val=""/>
+      <w:lvlJc w:val="left"/>
+      <w:pPr>
+        <w:tabs>
+          <w:tab w:val="num" w:pos="2880"/>
+        </w:tabs>
+        <w:ind w:left="2880" w:hanging="360"/>
+      </w:pPr>
+      <w:rPr>
+        <w:rFonts w:ascii="Wingdings" w:hAnsi="Wingdings" w:hint="default"/>
+        <w:sz w:val="20"/>
+      </w:rPr>
+    </w:lvl>
+    <w:lvl w:ilvl="4" w:tentative="1">
+      <w:start w:val="1"/>
+      <w:numFmt w:val="bullet"/>
+      <w:lvlText w:val=""/>
+      <w:lvlJc w:val="left"/>
+      <w:pPr>
+        <w:tabs>
+          <w:tab w:val="num" w:pos="3600"/>
+        </w:tabs>
+        <w:ind w:left="3600" w:hanging="360"/>
+      </w:pPr>
+      <w:rPr>
+        <w:rFonts w:ascii="Wingdings" w:hAnsi="Wingdings" w:hint="default"/>
+        <w:sz w:val="20"/>
+      </w:rPr>
+    </w:lvl>
+    <w:lvl w:ilvl="5" w:tentative="1">
+      <w:start w:val="1"/>
+      <w:numFmt w:val="bullet"/>
+      <w:lvlText w:val=""/>
+      <w:lvlJc w:val="left"/>
+      <w:pPr>
+        <w:tabs>
+          <w:tab w:val="num" w:pos="4320"/>
+        </w:tabs>
+        <w:ind w:left="4320" w:hanging="360"/>
+      </w:pPr>
+      <w:rPr>
+        <w:rFonts w:ascii="Wingdings" w:hAnsi="Wingdings" w:hint="default"/>
+        <w:sz w:val="20"/>
+      </w:rPr>
+    </w:lvl>
+    <w:lvl w:ilvl="6" w:tentative="1">
+      <w:start w:val="1"/>
+      <w:numFmt w:val="bullet"/>
+      <w:lvlText w:val=""/>
+      <w:lvlJc w:val="left"/>
+      <w:pPr>
+        <w:tabs>
+          <w:tab w:val="num" w:pos="5040"/>
+        </w:tabs>
+        <w:ind w:left="5040" w:hanging="360"/>
+      </w:pPr>
+      <w:rPr>
+        <w:rFonts w:ascii="Wingdings" w:hAnsi="Wingdings" w:hint="default"/>
+        <w:sz w:val="20"/>
+      </w:rPr>
+    </w:lvl>
+    <w:lvl w:ilvl="7" w:tentative="1">
+      <w:start w:val="1"/>
+      <w:numFmt w:val="bullet"/>
+      <w:lvlText w:val=""/>
+      <w:lvlJc w:val="left"/>
+      <w:pPr>
+        <w:tabs>
+          <w:tab w:val="num" w:pos="5760"/>
+        </w:tabs>
+        <w:ind w:left="5760" w:hanging="360"/>
+      </w:pPr>
+      <w:rPr>
+        <w:rFonts w:ascii="Wingdings" w:hAnsi="Wingdings" w:hint="default"/>
+        <w:sz w:val="20"/>
+      </w:rPr>
+    </w:lvl>
+    <w:lvl w:ilvl="8" w:tentative="1">
+      <w:start w:val="1"/>
+      <w:numFmt w:val="bullet"/>
+      <w:lvlText w:val=""/>
+      <w:lvlJc w:val="left"/>
+      <w:pPr>
+        <w:tabs>
+          <w:tab w:val="num" w:pos="6480"/>
+        </w:tabs>
+        <w:ind w:left="6480" w:hanging="360"/>
+      </w:pPr>
+      <w:rPr>
+        <w:rFonts w:ascii="Wingdings" w:hAnsi="Wingdings" w:hint="default"/>
+        <w:sz w:val="20"/>
+      </w:rPr>
+    </w:lvl>
+  </w:abstractNum>
+  <w:abstractNum w:abstractNumId="7" w15:restartNumberingAfterBreak="0">
     <w:nsid w:val="1EE7340F"/>
     <w:multiLevelType w:val="multilevel"/>
     <w:tmpl w:val="B7AE1C14"/>
@@ -4181,7 +5269,7 @@
       </w:rPr>
     </w:lvl>
   </w:abstractNum>
-  <w:abstractNum w:abstractNumId="5" w15:restartNumberingAfterBreak="0">
+  <w:abstractNum w:abstractNumId="8" w15:restartNumberingAfterBreak="0">
     <w:nsid w:val="23616EAE"/>
     <w:multiLevelType w:val="hybridMultilevel"/>
     <w:tmpl w:val="C72EE624"/>
@@ -4294,7 +5382,7 @@
       </w:rPr>
     </w:lvl>
   </w:abstractNum>
-  <w:abstractNum w:abstractNumId="6" w15:restartNumberingAfterBreak="0">
+  <w:abstractNum w:abstractNumId="9" w15:restartNumberingAfterBreak="0">
     <w:nsid w:val="23FB0C1A"/>
     <w:multiLevelType w:val="multilevel"/>
     <w:tmpl w:val="F7BA4B1E"/>
@@ -4443,7 +5531,7 @@
       </w:rPr>
     </w:lvl>
   </w:abstractNum>
-  <w:abstractNum w:abstractNumId="7" w15:restartNumberingAfterBreak="0">
+  <w:abstractNum w:abstractNumId="10" w15:restartNumberingAfterBreak="0">
     <w:nsid w:val="2980473F"/>
     <w:multiLevelType w:val="multilevel"/>
     <w:tmpl w:val="0114CBCE"/>
@@ -4592,7 +5680,7 @@
       </w:rPr>
     </w:lvl>
   </w:abstractNum>
-  <w:abstractNum w:abstractNumId="8" w15:restartNumberingAfterBreak="0">
+  <w:abstractNum w:abstractNumId="11" w15:restartNumberingAfterBreak="0">
     <w:nsid w:val="2CCD659D"/>
     <w:multiLevelType w:val="multilevel"/>
     <w:tmpl w:val="FB50BDC2"/>
@@ -4741,7 +5829,7 @@
       </w:rPr>
     </w:lvl>
   </w:abstractNum>
-  <w:abstractNum w:abstractNumId="9" w15:restartNumberingAfterBreak="0">
+  <w:abstractNum w:abstractNumId="12" w15:restartNumberingAfterBreak="0">
     <w:nsid w:val="30027AA1"/>
     <w:multiLevelType w:val="multilevel"/>
     <w:tmpl w:val="ABA8D12A"/>
@@ -4890,7 +5978,7 @@
       </w:rPr>
     </w:lvl>
   </w:abstractNum>
-  <w:abstractNum w:abstractNumId="10" w15:restartNumberingAfterBreak="0">
+  <w:abstractNum w:abstractNumId="13" w15:restartNumberingAfterBreak="0">
     <w:nsid w:val="351A5E89"/>
     <w:multiLevelType w:val="multilevel"/>
     <w:tmpl w:val="D7322F14"/>
@@ -5039,7 +6127,7 @@
       </w:rPr>
     </w:lvl>
   </w:abstractNum>
-  <w:abstractNum w:abstractNumId="11" w15:restartNumberingAfterBreak="0">
+  <w:abstractNum w:abstractNumId="14" w15:restartNumberingAfterBreak="0">
     <w:nsid w:val="354B47C9"/>
     <w:multiLevelType w:val="multilevel"/>
     <w:tmpl w:val="42C6F786"/>
@@ -5188,7 +6276,209 @@
       </w:rPr>
     </w:lvl>
   </w:abstractNum>
-  <w:abstractNum w:abstractNumId="12" w15:restartNumberingAfterBreak="0">
+  <w:abstractNum w:abstractNumId="15" w15:restartNumberingAfterBreak="0">
+    <w:nsid w:val="3E48064B"/>
+    <w:multiLevelType w:val="multilevel"/>
+    <w:tmpl w:val="33D03EEA"/>
+    <w:lvl w:ilvl="0">
+      <w:start w:val="1"/>
+      <w:numFmt w:val="decimal"/>
+      <w:lvlText w:val="%1."/>
+      <w:lvlJc w:val="left"/>
+      <w:pPr>
+        <w:tabs>
+          <w:tab w:val="num" w:pos="720"/>
+        </w:tabs>
+        <w:ind w:left="720" w:hanging="360"/>
+      </w:pPr>
+    </w:lvl>
+    <w:lvl w:ilvl="1" w:tentative="1">
+      <w:start w:val="1"/>
+      <w:numFmt w:val="decimal"/>
+      <w:lvlText w:val="%2."/>
+      <w:lvlJc w:val="left"/>
+      <w:pPr>
+        <w:tabs>
+          <w:tab w:val="num" w:pos="1440"/>
+        </w:tabs>
+        <w:ind w:left="1440" w:hanging="360"/>
+      </w:pPr>
+    </w:lvl>
+    <w:lvl w:ilvl="2" w:tentative="1">
+      <w:start w:val="1"/>
+      <w:numFmt w:val="decimal"/>
+      <w:lvlText w:val="%3."/>
+      <w:lvlJc w:val="left"/>
+      <w:pPr>
+        <w:tabs>
+          <w:tab w:val="num" w:pos="2160"/>
+        </w:tabs>
+        <w:ind w:left="2160" w:hanging="360"/>
+      </w:pPr>
+    </w:lvl>
+    <w:lvl w:ilvl="3" w:tentative="1">
+      <w:start w:val="1"/>
+      <w:numFmt w:val="decimal"/>
+      <w:lvlText w:val="%4."/>
+      <w:lvlJc w:val="left"/>
+      <w:pPr>
+        <w:tabs>
+          <w:tab w:val="num" w:pos="2880"/>
+        </w:tabs>
+        <w:ind w:left="2880" w:hanging="360"/>
+      </w:pPr>
+    </w:lvl>
+    <w:lvl w:ilvl="4" w:tentative="1">
+      <w:start w:val="1"/>
+      <w:numFmt w:val="decimal"/>
+      <w:lvlText w:val="%5."/>
+      <w:lvlJc w:val="left"/>
+      <w:pPr>
+        <w:tabs>
+          <w:tab w:val="num" w:pos="3600"/>
+        </w:tabs>
+        <w:ind w:left="3600" w:hanging="360"/>
+      </w:pPr>
+    </w:lvl>
+    <w:lvl w:ilvl="5" w:tentative="1">
+      <w:start w:val="1"/>
+      <w:numFmt w:val="decimal"/>
+      <w:lvlText w:val="%6."/>
+      <w:lvlJc w:val="left"/>
+      <w:pPr>
+        <w:tabs>
+          <w:tab w:val="num" w:pos="4320"/>
+        </w:tabs>
+        <w:ind w:left="4320" w:hanging="360"/>
+      </w:pPr>
+    </w:lvl>
+    <w:lvl w:ilvl="6" w:tentative="1">
+      <w:start w:val="1"/>
+      <w:numFmt w:val="decimal"/>
+      <w:lvlText w:val="%7."/>
+      <w:lvlJc w:val="left"/>
+      <w:pPr>
+        <w:tabs>
+          <w:tab w:val="num" w:pos="5040"/>
+        </w:tabs>
+        <w:ind w:left="5040" w:hanging="360"/>
+      </w:pPr>
+    </w:lvl>
+    <w:lvl w:ilvl="7" w:tentative="1">
+      <w:start w:val="1"/>
+      <w:numFmt w:val="decimal"/>
+      <w:lvlText w:val="%8."/>
+      <w:lvlJc w:val="left"/>
+      <w:pPr>
+        <w:tabs>
+          <w:tab w:val="num" w:pos="5760"/>
+        </w:tabs>
+        <w:ind w:left="5760" w:hanging="360"/>
+      </w:pPr>
+    </w:lvl>
+    <w:lvl w:ilvl="8" w:tentative="1">
+      <w:start w:val="1"/>
+      <w:numFmt w:val="decimal"/>
+      <w:lvlText w:val="%9."/>
+      <w:lvlJc w:val="left"/>
+      <w:pPr>
+        <w:tabs>
+          <w:tab w:val="num" w:pos="6480"/>
+        </w:tabs>
+        <w:ind w:left="6480" w:hanging="360"/>
+      </w:pPr>
+    </w:lvl>
+  </w:abstractNum>
+  <w:abstractNum w:abstractNumId="16" w15:restartNumberingAfterBreak="0">
+    <w:nsid w:val="3F5B5489"/>
+    <w:multiLevelType w:val="hybridMultilevel"/>
+    <w:tmpl w:val="A34AF1AA"/>
+    <w:lvl w:ilvl="0" w:tplc="45426058">
+      <w:start w:val="1"/>
+      <w:numFmt w:val="decimal"/>
+      <w:lvlText w:val="%1."/>
+      <w:lvlJc w:val="left"/>
+      <w:pPr>
+        <w:ind w:left="720" w:hanging="720"/>
+      </w:pPr>
+      <w:rPr>
+        <w:rFonts w:hint="default"/>
+      </w:rPr>
+    </w:lvl>
+    <w:lvl w:ilvl="1" w:tplc="04100019" w:tentative="1">
+      <w:start w:val="1"/>
+      <w:numFmt w:val="lowerLetter"/>
+      <w:lvlText w:val="%2."/>
+      <w:lvlJc w:val="left"/>
+      <w:pPr>
+        <w:ind w:left="1080" w:hanging="360"/>
+      </w:pPr>
+    </w:lvl>
+    <w:lvl w:ilvl="2" w:tplc="0410001B" w:tentative="1">
+      <w:start w:val="1"/>
+      <w:numFmt w:val="lowerRoman"/>
+      <w:lvlText w:val="%3."/>
+      <w:lvlJc w:val="right"/>
+      <w:pPr>
+        <w:ind w:left="1800" w:hanging="180"/>
+      </w:pPr>
+    </w:lvl>
+    <w:lvl w:ilvl="3" w:tplc="0410000F" w:tentative="1">
+      <w:start w:val="1"/>
+      <w:numFmt w:val="decimal"/>
+      <w:lvlText w:val="%4."/>
+      <w:lvlJc w:val="left"/>
+      <w:pPr>
+        <w:ind w:left="2520" w:hanging="360"/>
+      </w:pPr>
+    </w:lvl>
+    <w:lvl w:ilvl="4" w:tplc="04100019" w:tentative="1">
+      <w:start w:val="1"/>
+      <w:numFmt w:val="lowerLetter"/>
+      <w:lvlText w:val="%5."/>
+      <w:lvlJc w:val="left"/>
+      <w:pPr>
+        <w:ind w:left="3240" w:hanging="360"/>
+      </w:pPr>
+    </w:lvl>
+    <w:lvl w:ilvl="5" w:tplc="0410001B" w:tentative="1">
+      <w:start w:val="1"/>
+      <w:numFmt w:val="lowerRoman"/>
+      <w:lvlText w:val="%6."/>
+      <w:lvlJc w:val="right"/>
+      <w:pPr>
+        <w:ind w:left="3960" w:hanging="180"/>
+      </w:pPr>
+    </w:lvl>
+    <w:lvl w:ilvl="6" w:tplc="0410000F" w:tentative="1">
+      <w:start w:val="1"/>
+      <w:numFmt w:val="decimal"/>
+      <w:lvlText w:val="%7."/>
+      <w:lvlJc w:val="left"/>
+      <w:pPr>
+        <w:ind w:left="4680" w:hanging="360"/>
+      </w:pPr>
+    </w:lvl>
+    <w:lvl w:ilvl="7" w:tplc="04100019" w:tentative="1">
+      <w:start w:val="1"/>
+      <w:numFmt w:val="lowerLetter"/>
+      <w:lvlText w:val="%8."/>
+      <w:lvlJc w:val="left"/>
+      <w:pPr>
+        <w:ind w:left="5400" w:hanging="360"/>
+      </w:pPr>
+    </w:lvl>
+    <w:lvl w:ilvl="8" w:tplc="0410001B" w:tentative="1">
+      <w:start w:val="1"/>
+      <w:numFmt w:val="lowerRoman"/>
+      <w:lvlText w:val="%9."/>
+      <w:lvlJc w:val="right"/>
+      <w:pPr>
+        <w:ind w:left="6120" w:hanging="180"/>
+      </w:pPr>
+    </w:lvl>
+  </w:abstractNum>
+  <w:abstractNum w:abstractNumId="17" w15:restartNumberingAfterBreak="0">
     <w:nsid w:val="4C3855D5"/>
     <w:multiLevelType w:val="multilevel"/>
     <w:tmpl w:val="297AAB1A"/>
@@ -5337,7 +6627,156 @@
       </w:rPr>
     </w:lvl>
   </w:abstractNum>
-  <w:abstractNum w:abstractNumId="13" w15:restartNumberingAfterBreak="0">
+  <w:abstractNum w:abstractNumId="18" w15:restartNumberingAfterBreak="0">
+    <w:nsid w:val="4FEC6738"/>
+    <w:multiLevelType w:val="multilevel"/>
+    <w:tmpl w:val="1D2C8468"/>
+    <w:lvl w:ilvl="0">
+      <w:start w:val="1"/>
+      <w:numFmt w:val="bullet"/>
+      <w:lvlText w:val=""/>
+      <w:lvlJc w:val="left"/>
+      <w:pPr>
+        <w:tabs>
+          <w:tab w:val="num" w:pos="720"/>
+        </w:tabs>
+        <w:ind w:left="720" w:hanging="360"/>
+      </w:pPr>
+      <w:rPr>
+        <w:rFonts w:ascii="Symbol" w:hAnsi="Symbol" w:hint="default"/>
+        <w:sz w:val="20"/>
+      </w:rPr>
+    </w:lvl>
+    <w:lvl w:ilvl="1" w:tentative="1">
+      <w:start w:val="1"/>
+      <w:numFmt w:val="bullet"/>
+      <w:lvlText w:val="o"/>
+      <w:lvlJc w:val="left"/>
+      <w:pPr>
+        <w:tabs>
+          <w:tab w:val="num" w:pos="1440"/>
+        </w:tabs>
+        <w:ind w:left="1440" w:hanging="360"/>
+      </w:pPr>
+      <w:rPr>
+        <w:rFonts w:ascii="Courier New" w:hAnsi="Courier New" w:hint="default"/>
+        <w:sz w:val="20"/>
+      </w:rPr>
+    </w:lvl>
+    <w:lvl w:ilvl="2" w:tentative="1">
+      <w:start w:val="1"/>
+      <w:numFmt w:val="bullet"/>
+      <w:lvlText w:val=""/>
+      <w:lvlJc w:val="left"/>
+      <w:pPr>
+        <w:tabs>
+          <w:tab w:val="num" w:pos="2160"/>
+        </w:tabs>
+        <w:ind w:left="2160" w:hanging="360"/>
+      </w:pPr>
+      <w:rPr>
+        <w:rFonts w:ascii="Wingdings" w:hAnsi="Wingdings" w:hint="default"/>
+        <w:sz w:val="20"/>
+      </w:rPr>
+    </w:lvl>
+    <w:lvl w:ilvl="3" w:tentative="1">
+      <w:start w:val="1"/>
+      <w:numFmt w:val="bullet"/>
+      <w:lvlText w:val=""/>
+      <w:lvlJc w:val="left"/>
+      <w:pPr>
+        <w:tabs>
+          <w:tab w:val="num" w:pos="2880"/>
+        </w:tabs>
+        <w:ind w:left="2880" w:hanging="360"/>
+      </w:pPr>
+      <w:rPr>
+        <w:rFonts w:ascii="Wingdings" w:hAnsi="Wingdings" w:hint="default"/>
+        <w:sz w:val="20"/>
+      </w:rPr>
+    </w:lvl>
+    <w:lvl w:ilvl="4" w:tentative="1">
+      <w:start w:val="1"/>
+      <w:numFmt w:val="bullet"/>
+      <w:lvlText w:val=""/>
+      <w:lvlJc w:val="left"/>
+      <w:pPr>
+        <w:tabs>
+          <w:tab w:val="num" w:pos="3600"/>
+        </w:tabs>
+        <w:ind w:left="3600" w:hanging="360"/>
+      </w:pPr>
+      <w:rPr>
+        <w:rFonts w:ascii="Wingdings" w:hAnsi="Wingdings" w:hint="default"/>
+        <w:sz w:val="20"/>
+      </w:rPr>
+    </w:lvl>
+    <w:lvl w:ilvl="5" w:tentative="1">
+      <w:start w:val="1"/>
+      <w:numFmt w:val="bullet"/>
+      <w:lvlText w:val=""/>
+      <w:lvlJc w:val="left"/>
+      <w:pPr>
+        <w:tabs>
+          <w:tab w:val="num" w:pos="4320"/>
+        </w:tabs>
+        <w:ind w:left="4320" w:hanging="360"/>
+      </w:pPr>
+      <w:rPr>
+        <w:rFonts w:ascii="Wingdings" w:hAnsi="Wingdings" w:hint="default"/>
+        <w:sz w:val="20"/>
+      </w:rPr>
+    </w:lvl>
+    <w:lvl w:ilvl="6" w:tentative="1">
+      <w:start w:val="1"/>
+      <w:numFmt w:val="bullet"/>
+      <w:lvlText w:val=""/>
+      <w:lvlJc w:val="left"/>
+      <w:pPr>
+        <w:tabs>
+          <w:tab w:val="num" w:pos="5040"/>
+        </w:tabs>
+        <w:ind w:left="5040" w:hanging="360"/>
+      </w:pPr>
+      <w:rPr>
+        <w:rFonts w:ascii="Wingdings" w:hAnsi="Wingdings" w:hint="default"/>
+        <w:sz w:val="20"/>
+      </w:rPr>
+    </w:lvl>
+    <w:lvl w:ilvl="7" w:tentative="1">
+      <w:start w:val="1"/>
+      <w:numFmt w:val="bullet"/>
+      <w:lvlText w:val=""/>
+      <w:lvlJc w:val="left"/>
+      <w:pPr>
+        <w:tabs>
+          <w:tab w:val="num" w:pos="5760"/>
+        </w:tabs>
+        <w:ind w:left="5760" w:hanging="360"/>
+      </w:pPr>
+      <w:rPr>
+        <w:rFonts w:ascii="Wingdings" w:hAnsi="Wingdings" w:hint="default"/>
+        <w:sz w:val="20"/>
+      </w:rPr>
+    </w:lvl>
+    <w:lvl w:ilvl="8" w:tentative="1">
+      <w:start w:val="1"/>
+      <w:numFmt w:val="bullet"/>
+      <w:lvlText w:val=""/>
+      <w:lvlJc w:val="left"/>
+      <w:pPr>
+        <w:tabs>
+          <w:tab w:val="num" w:pos="6480"/>
+        </w:tabs>
+        <w:ind w:left="6480" w:hanging="360"/>
+      </w:pPr>
+      <w:rPr>
+        <w:rFonts w:ascii="Wingdings" w:hAnsi="Wingdings" w:hint="default"/>
+        <w:sz w:val="20"/>
+      </w:rPr>
+    </w:lvl>
+  </w:abstractNum>
+  <w:abstractNum w:abstractNumId="19" w15:restartNumberingAfterBreak="0">
     <w:nsid w:val="503B2D93"/>
     <w:multiLevelType w:val="multilevel"/>
     <w:tmpl w:val="34200E7E"/>
@@ -5486,7 +6925,7 @@
       </w:rPr>
     </w:lvl>
   </w:abstractNum>
-  <w:abstractNum w:abstractNumId="14" w15:restartNumberingAfterBreak="0">
+  <w:abstractNum w:abstractNumId="20" w15:restartNumberingAfterBreak="0">
     <w:nsid w:val="51C24688"/>
     <w:multiLevelType w:val="multilevel"/>
     <w:tmpl w:val="2A4E7398"/>
@@ -5635,7 +7074,156 @@
       </w:rPr>
     </w:lvl>
   </w:abstractNum>
-  <w:abstractNum w:abstractNumId="15" w15:restartNumberingAfterBreak="0">
+  <w:abstractNum w:abstractNumId="21" w15:restartNumberingAfterBreak="0">
+    <w:nsid w:val="54783E94"/>
+    <w:multiLevelType w:val="multilevel"/>
+    <w:tmpl w:val="D1F2EDA6"/>
+    <w:lvl w:ilvl="0">
+      <w:start w:val="1"/>
+      <w:numFmt w:val="bullet"/>
+      <w:lvlText w:val=""/>
+      <w:lvlJc w:val="left"/>
+      <w:pPr>
+        <w:tabs>
+          <w:tab w:val="num" w:pos="720"/>
+        </w:tabs>
+        <w:ind w:left="720" w:hanging="360"/>
+      </w:pPr>
+      <w:rPr>
+        <w:rFonts w:ascii="Symbol" w:hAnsi="Symbol" w:hint="default"/>
+        <w:sz w:val="20"/>
+      </w:rPr>
+    </w:lvl>
+    <w:lvl w:ilvl="1" w:tentative="1">
+      <w:start w:val="1"/>
+      <w:numFmt w:val="bullet"/>
+      <w:lvlText w:val="o"/>
+      <w:lvlJc w:val="left"/>
+      <w:pPr>
+        <w:tabs>
+          <w:tab w:val="num" w:pos="1440"/>
+        </w:tabs>
+        <w:ind w:left="1440" w:hanging="360"/>
+      </w:pPr>
+      <w:rPr>
+        <w:rFonts w:ascii="Courier New" w:hAnsi="Courier New" w:hint="default"/>
+        <w:sz w:val="20"/>
+      </w:rPr>
+    </w:lvl>
+    <w:lvl w:ilvl="2" w:tentative="1">
+      <w:start w:val="1"/>
+      <w:numFmt w:val="bullet"/>
+      <w:lvlText w:val=""/>
+      <w:lvlJc w:val="left"/>
+      <w:pPr>
+        <w:tabs>
+          <w:tab w:val="num" w:pos="2160"/>
+        </w:tabs>
+        <w:ind w:left="2160" w:hanging="360"/>
+      </w:pPr>
+      <w:rPr>
+        <w:rFonts w:ascii="Wingdings" w:hAnsi="Wingdings" w:hint="default"/>
+        <w:sz w:val="20"/>
+      </w:rPr>
+    </w:lvl>
+    <w:lvl w:ilvl="3" w:tentative="1">
+      <w:start w:val="1"/>
+      <w:numFmt w:val="bullet"/>
+      <w:lvlText w:val=""/>
+      <w:lvlJc w:val="left"/>
+      <w:pPr>
+        <w:tabs>
+          <w:tab w:val="num" w:pos="2880"/>
+        </w:tabs>
+        <w:ind w:left="2880" w:hanging="360"/>
+      </w:pPr>
+      <w:rPr>
+        <w:rFonts w:ascii="Wingdings" w:hAnsi="Wingdings" w:hint="default"/>
+        <w:sz w:val="20"/>
+      </w:rPr>
+    </w:lvl>
+    <w:lvl w:ilvl="4" w:tentative="1">
+      <w:start w:val="1"/>
+      <w:numFmt w:val="bullet"/>
+      <w:lvlText w:val=""/>
+      <w:lvlJc w:val="left"/>
+      <w:pPr>
+        <w:tabs>
+          <w:tab w:val="num" w:pos="3600"/>
+        </w:tabs>
+        <w:ind w:left="3600" w:hanging="360"/>
+      </w:pPr>
+      <w:rPr>
+        <w:rFonts w:ascii="Wingdings" w:hAnsi="Wingdings" w:hint="default"/>
+        <w:sz w:val="20"/>
+      </w:rPr>
+    </w:lvl>
+    <w:lvl w:ilvl="5" w:tentative="1">
+      <w:start w:val="1"/>
+      <w:numFmt w:val="bullet"/>
+      <w:lvlText w:val=""/>
+      <w:lvlJc w:val="left"/>
+      <w:pPr>
+        <w:tabs>
+          <w:tab w:val="num" w:pos="4320"/>
+        </w:tabs>
+        <w:ind w:left="4320" w:hanging="360"/>
+      </w:pPr>
+      <w:rPr>
+        <w:rFonts w:ascii="Wingdings" w:hAnsi="Wingdings" w:hint="default"/>
+        <w:sz w:val="20"/>
+      </w:rPr>
+    </w:lvl>
+    <w:lvl w:ilvl="6" w:tentative="1">
+      <w:start w:val="1"/>
+      <w:numFmt w:val="bullet"/>
+      <w:lvlText w:val=""/>
+      <w:lvlJc w:val="left"/>
+      <w:pPr>
+        <w:tabs>
+          <w:tab w:val="num" w:pos="5040"/>
+        </w:tabs>
+        <w:ind w:left="5040" w:hanging="360"/>
+      </w:pPr>
+      <w:rPr>
+        <w:rFonts w:ascii="Wingdings" w:hAnsi="Wingdings" w:hint="default"/>
+        <w:sz w:val="20"/>
+      </w:rPr>
+    </w:lvl>
+    <w:lvl w:ilvl="7" w:tentative="1">
+      <w:start w:val="1"/>
+      <w:numFmt w:val="bullet"/>
+      <w:lvlText w:val=""/>
+      <w:lvlJc w:val="left"/>
+      <w:pPr>
+        <w:tabs>
+          <w:tab w:val="num" w:pos="5760"/>
+        </w:tabs>
+        <w:ind w:left="5760" w:hanging="360"/>
+      </w:pPr>
+      <w:rPr>
+        <w:rFonts w:ascii="Wingdings" w:hAnsi="Wingdings" w:hint="default"/>
+        <w:sz w:val="20"/>
+      </w:rPr>
+    </w:lvl>
+    <w:lvl w:ilvl="8" w:tentative="1">
+      <w:start w:val="1"/>
+      <w:numFmt w:val="bullet"/>
+      <w:lvlText w:val=""/>
+      <w:lvlJc w:val="left"/>
+      <w:pPr>
+        <w:tabs>
+          <w:tab w:val="num" w:pos="6480"/>
+        </w:tabs>
+        <w:ind w:left="6480" w:hanging="360"/>
+      </w:pPr>
+      <w:rPr>
+        <w:rFonts w:ascii="Wingdings" w:hAnsi="Wingdings" w:hint="default"/>
+        <w:sz w:val="20"/>
+      </w:rPr>
+    </w:lvl>
+  </w:abstractNum>
+  <w:abstractNum w:abstractNumId="22" w15:restartNumberingAfterBreak="0">
     <w:nsid w:val="58DF2D45"/>
     <w:multiLevelType w:val="hybridMultilevel"/>
     <w:tmpl w:val="D40EDEB4"/>
@@ -5748,7 +7336,156 @@
       </w:rPr>
     </w:lvl>
   </w:abstractNum>
-  <w:abstractNum w:abstractNumId="16" w15:restartNumberingAfterBreak="0">
+  <w:abstractNum w:abstractNumId="23" w15:restartNumberingAfterBreak="0">
+    <w:nsid w:val="5C173A41"/>
+    <w:multiLevelType w:val="multilevel"/>
+    <w:tmpl w:val="3DDED4AE"/>
+    <w:lvl w:ilvl="0">
+      <w:start w:val="1"/>
+      <w:numFmt w:val="bullet"/>
+      <w:lvlText w:val=""/>
+      <w:lvlJc w:val="left"/>
+      <w:pPr>
+        <w:tabs>
+          <w:tab w:val="num" w:pos="720"/>
+        </w:tabs>
+        <w:ind w:left="720" w:hanging="360"/>
+      </w:pPr>
+      <w:rPr>
+        <w:rFonts w:ascii="Symbol" w:hAnsi="Symbol" w:hint="default"/>
+        <w:sz w:val="20"/>
+      </w:rPr>
+    </w:lvl>
+    <w:lvl w:ilvl="1">
+      <w:start w:val="1"/>
+      <w:numFmt w:val="bullet"/>
+      <w:lvlText w:val="o"/>
+      <w:lvlJc w:val="left"/>
+      <w:pPr>
+        <w:tabs>
+          <w:tab w:val="num" w:pos="1440"/>
+        </w:tabs>
+        <w:ind w:left="1440" w:hanging="360"/>
+      </w:pPr>
+      <w:rPr>
+        <w:rFonts w:ascii="Courier New" w:hAnsi="Courier New" w:hint="default"/>
+        <w:sz w:val="20"/>
+      </w:rPr>
+    </w:lvl>
+    <w:lvl w:ilvl="2" w:tentative="1">
+      <w:start w:val="1"/>
+      <w:numFmt w:val="bullet"/>
+      <w:lvlText w:val=""/>
+      <w:lvlJc w:val="left"/>
+      <w:pPr>
+        <w:tabs>
+          <w:tab w:val="num" w:pos="2160"/>
+        </w:tabs>
+        <w:ind w:left="2160" w:hanging="360"/>
+      </w:pPr>
+      <w:rPr>
+        <w:rFonts w:ascii="Wingdings" w:hAnsi="Wingdings" w:hint="default"/>
+        <w:sz w:val="20"/>
+      </w:rPr>
+    </w:lvl>
+    <w:lvl w:ilvl="3" w:tentative="1">
+      <w:start w:val="1"/>
+      <w:numFmt w:val="bullet"/>
+      <w:lvlText w:val=""/>
+      <w:lvlJc w:val="left"/>
+      <w:pPr>
+        <w:tabs>
+          <w:tab w:val="num" w:pos="2880"/>
+        </w:tabs>
+        <w:ind w:left="2880" w:hanging="360"/>
+      </w:pPr>
+      <w:rPr>
+        <w:rFonts w:ascii="Wingdings" w:hAnsi="Wingdings" w:hint="default"/>
+        <w:sz w:val="20"/>
+      </w:rPr>
+    </w:lvl>
+    <w:lvl w:ilvl="4" w:tentative="1">
+      <w:start w:val="1"/>
+      <w:numFmt w:val="bullet"/>
+      <w:lvlText w:val=""/>
+      <w:lvlJc w:val="left"/>
+      <w:pPr>
+        <w:tabs>
+          <w:tab w:val="num" w:pos="3600"/>
+        </w:tabs>
+        <w:ind w:left="3600" w:hanging="360"/>
+      </w:pPr>
+      <w:rPr>
+        <w:rFonts w:ascii="Wingdings" w:hAnsi="Wingdings" w:hint="default"/>
+        <w:sz w:val="20"/>
+      </w:rPr>
+    </w:lvl>
+    <w:lvl w:ilvl="5" w:tentative="1">
+      <w:start w:val="1"/>
+      <w:numFmt w:val="bullet"/>
+      <w:lvlText w:val=""/>
+      <w:lvlJc w:val="left"/>
+      <w:pPr>
+        <w:tabs>
+          <w:tab w:val="num" w:pos="4320"/>
+        </w:tabs>
+        <w:ind w:left="4320" w:hanging="360"/>
+      </w:pPr>
+      <w:rPr>
+        <w:rFonts w:ascii="Wingdings" w:hAnsi="Wingdings" w:hint="default"/>
+        <w:sz w:val="20"/>
+      </w:rPr>
+    </w:lvl>
+    <w:lvl w:ilvl="6" w:tentative="1">
+      <w:start w:val="1"/>
+      <w:numFmt w:val="bullet"/>
+      <w:lvlText w:val=""/>
+      <w:lvlJc w:val="left"/>
+      <w:pPr>
+        <w:tabs>
+          <w:tab w:val="num" w:pos="5040"/>
+        </w:tabs>
+        <w:ind w:left="5040" w:hanging="360"/>
+      </w:pPr>
+      <w:rPr>
+        <w:rFonts w:ascii="Wingdings" w:hAnsi="Wingdings" w:hint="default"/>
+        <w:sz w:val="20"/>
+      </w:rPr>
+    </w:lvl>
+    <w:lvl w:ilvl="7" w:tentative="1">
+      <w:start w:val="1"/>
+      <w:numFmt w:val="bullet"/>
+      <w:lvlText w:val=""/>
+      <w:lvlJc w:val="left"/>
+      <w:pPr>
+        <w:tabs>
+          <w:tab w:val="num" w:pos="5760"/>
+        </w:tabs>
+        <w:ind w:left="5760" w:hanging="360"/>
+      </w:pPr>
+      <w:rPr>
+        <w:rFonts w:ascii="Wingdings" w:hAnsi="Wingdings" w:hint="default"/>
+        <w:sz w:val="20"/>
+      </w:rPr>
+    </w:lvl>
+    <w:lvl w:ilvl="8" w:tentative="1">
+      <w:start w:val="1"/>
+      <w:numFmt w:val="bullet"/>
+      <w:lvlText w:val=""/>
+      <w:lvlJc w:val="left"/>
+      <w:pPr>
+        <w:tabs>
+          <w:tab w:val="num" w:pos="6480"/>
+        </w:tabs>
+        <w:ind w:left="6480" w:hanging="360"/>
+      </w:pPr>
+      <w:rPr>
+        <w:rFonts w:ascii="Wingdings" w:hAnsi="Wingdings" w:hint="default"/>
+        <w:sz w:val="20"/>
+      </w:rPr>
+    </w:lvl>
+  </w:abstractNum>
+  <w:abstractNum w:abstractNumId="24" w15:restartNumberingAfterBreak="0">
     <w:nsid w:val="5FD66F17"/>
     <w:multiLevelType w:val="hybridMultilevel"/>
     <w:tmpl w:val="F446A316"/>
@@ -5861,7 +7598,305 @@
       </w:rPr>
     </w:lvl>
   </w:abstractNum>
-  <w:abstractNum w:abstractNumId="17" w15:restartNumberingAfterBreak="0">
+  <w:abstractNum w:abstractNumId="25" w15:restartNumberingAfterBreak="0">
+    <w:nsid w:val="609F7069"/>
+    <w:multiLevelType w:val="multilevel"/>
+    <w:tmpl w:val="65AC1632"/>
+    <w:lvl w:ilvl="0">
+      <w:start w:val="1"/>
+      <w:numFmt w:val="bullet"/>
+      <w:lvlText w:val=""/>
+      <w:lvlJc w:val="left"/>
+      <w:pPr>
+        <w:tabs>
+          <w:tab w:val="num" w:pos="720"/>
+        </w:tabs>
+        <w:ind w:left="720" w:hanging="360"/>
+      </w:pPr>
+      <w:rPr>
+        <w:rFonts w:ascii="Symbol" w:hAnsi="Symbol" w:hint="default"/>
+        <w:sz w:val="20"/>
+      </w:rPr>
+    </w:lvl>
+    <w:lvl w:ilvl="1" w:tentative="1">
+      <w:start w:val="1"/>
+      <w:numFmt w:val="bullet"/>
+      <w:lvlText w:val="o"/>
+      <w:lvlJc w:val="left"/>
+      <w:pPr>
+        <w:tabs>
+          <w:tab w:val="num" w:pos="1440"/>
+        </w:tabs>
+        <w:ind w:left="1440" w:hanging="360"/>
+      </w:pPr>
+      <w:rPr>
+        <w:rFonts w:ascii="Courier New" w:hAnsi="Courier New" w:hint="default"/>
+        <w:sz w:val="20"/>
+      </w:rPr>
+    </w:lvl>
+    <w:lvl w:ilvl="2" w:tentative="1">
+      <w:start w:val="1"/>
+      <w:numFmt w:val="bullet"/>
+      <w:lvlText w:val=""/>
+      <w:lvlJc w:val="left"/>
+      <w:pPr>
+        <w:tabs>
+          <w:tab w:val="num" w:pos="2160"/>
+        </w:tabs>
+        <w:ind w:left="2160" w:hanging="360"/>
+      </w:pPr>
+      <w:rPr>
+        <w:rFonts w:ascii="Wingdings" w:hAnsi="Wingdings" w:hint="default"/>
+        <w:sz w:val="20"/>
+      </w:rPr>
+    </w:lvl>
+    <w:lvl w:ilvl="3" w:tentative="1">
+      <w:start w:val="1"/>
+      <w:numFmt w:val="bullet"/>
+      <w:lvlText w:val=""/>
+      <w:lvlJc w:val="left"/>
+      <w:pPr>
+        <w:tabs>
+          <w:tab w:val="num" w:pos="2880"/>
+        </w:tabs>
+        <w:ind w:left="2880" w:hanging="360"/>
+      </w:pPr>
+      <w:rPr>
+        <w:rFonts w:ascii="Wingdings" w:hAnsi="Wingdings" w:hint="default"/>
+        <w:sz w:val="20"/>
+      </w:rPr>
+    </w:lvl>
+    <w:lvl w:ilvl="4" w:tentative="1">
+      <w:start w:val="1"/>
+      <w:numFmt w:val="bullet"/>
+      <w:lvlText w:val=""/>
+      <w:lvlJc w:val="left"/>
+      <w:pPr>
+        <w:tabs>
+          <w:tab w:val="num" w:pos="3600"/>
+        </w:tabs>
+        <w:ind w:left="3600" w:hanging="360"/>
+      </w:pPr>
+      <w:rPr>
+        <w:rFonts w:ascii="Wingdings" w:hAnsi="Wingdings" w:hint="default"/>
+        <w:sz w:val="20"/>
+      </w:rPr>
+    </w:lvl>
+    <w:lvl w:ilvl="5" w:tentative="1">
+      <w:start w:val="1"/>
+      <w:numFmt w:val="bullet"/>
+      <w:lvlText w:val=""/>
+      <w:lvlJc w:val="left"/>
+      <w:pPr>
+        <w:tabs>
+          <w:tab w:val="num" w:pos="4320"/>
+        </w:tabs>
+        <w:ind w:left="4320" w:hanging="360"/>
+      </w:pPr>
+      <w:rPr>
+        <w:rFonts w:ascii="Wingdings" w:hAnsi="Wingdings" w:hint="default"/>
+        <w:sz w:val="20"/>
+      </w:rPr>
+    </w:lvl>
+    <w:lvl w:ilvl="6" w:tentative="1">
+      <w:start w:val="1"/>
+      <w:numFmt w:val="bullet"/>
+      <w:lvlText w:val=""/>
+      <w:lvlJc w:val="left"/>
+      <w:pPr>
+        <w:tabs>
+          <w:tab w:val="num" w:pos="5040"/>
+        </w:tabs>
+        <w:ind w:left="5040" w:hanging="360"/>
+      </w:pPr>
+      <w:rPr>
+        <w:rFonts w:ascii="Wingdings" w:hAnsi="Wingdings" w:hint="default"/>
+        <w:sz w:val="20"/>
+      </w:rPr>
+    </w:lvl>
+    <w:lvl w:ilvl="7" w:tentative="1">
+      <w:start w:val="1"/>
+      <w:numFmt w:val="bullet"/>
+      <w:lvlText w:val=""/>
+      <w:lvlJc w:val="left"/>
+      <w:pPr>
+        <w:tabs>
+          <w:tab w:val="num" w:pos="5760"/>
+        </w:tabs>
+        <w:ind w:left="5760" w:hanging="360"/>
+      </w:pPr>
+      <w:rPr>
+        <w:rFonts w:ascii="Wingdings" w:hAnsi="Wingdings" w:hint="default"/>
+        <w:sz w:val="20"/>
+      </w:rPr>
+    </w:lvl>
+    <w:lvl w:ilvl="8" w:tentative="1">
+      <w:start w:val="1"/>
+      <w:numFmt w:val="bullet"/>
+      <w:lvlText w:val=""/>
+      <w:lvlJc w:val="left"/>
+      <w:pPr>
+        <w:tabs>
+          <w:tab w:val="num" w:pos="6480"/>
+        </w:tabs>
+        <w:ind w:left="6480" w:hanging="360"/>
+      </w:pPr>
+      <w:rPr>
+        <w:rFonts w:ascii="Wingdings" w:hAnsi="Wingdings" w:hint="default"/>
+        <w:sz w:val="20"/>
+      </w:rPr>
+    </w:lvl>
+  </w:abstractNum>
+  <w:abstractNum w:abstractNumId="26" w15:restartNumberingAfterBreak="0">
+    <w:nsid w:val="6321436A"/>
+    <w:multiLevelType w:val="multilevel"/>
+    <w:tmpl w:val="D95079C0"/>
+    <w:lvl w:ilvl="0">
+      <w:start w:val="1"/>
+      <w:numFmt w:val="bullet"/>
+      <w:lvlText w:val=""/>
+      <w:lvlJc w:val="left"/>
+      <w:pPr>
+        <w:tabs>
+          <w:tab w:val="num" w:pos="720"/>
+        </w:tabs>
+        <w:ind w:left="720" w:hanging="360"/>
+      </w:pPr>
+      <w:rPr>
+        <w:rFonts w:ascii="Symbol" w:hAnsi="Symbol" w:hint="default"/>
+        <w:sz w:val="20"/>
+      </w:rPr>
+    </w:lvl>
+    <w:lvl w:ilvl="1" w:tentative="1">
+      <w:start w:val="1"/>
+      <w:numFmt w:val="bullet"/>
+      <w:lvlText w:val="o"/>
+      <w:lvlJc w:val="left"/>
+      <w:pPr>
+        <w:tabs>
+          <w:tab w:val="num" w:pos="1440"/>
+        </w:tabs>
+        <w:ind w:left="1440" w:hanging="360"/>
+      </w:pPr>
+      <w:rPr>
+        <w:rFonts w:ascii="Courier New" w:hAnsi="Courier New" w:hint="default"/>
+        <w:sz w:val="20"/>
+      </w:rPr>
+    </w:lvl>
+    <w:lvl w:ilvl="2" w:tentative="1">
+      <w:start w:val="1"/>
+      <w:numFmt w:val="bullet"/>
+      <w:lvlText w:val=""/>
+      <w:lvlJc w:val="left"/>
+      <w:pPr>
+        <w:tabs>
+          <w:tab w:val="num" w:pos="2160"/>
+        </w:tabs>
+        <w:ind w:left="2160" w:hanging="360"/>
+      </w:pPr>
+      <w:rPr>
+        <w:rFonts w:ascii="Wingdings" w:hAnsi="Wingdings" w:hint="default"/>
+        <w:sz w:val="20"/>
+      </w:rPr>
+    </w:lvl>
+    <w:lvl w:ilvl="3" w:tentative="1">
+      <w:start w:val="1"/>
+      <w:numFmt w:val="bullet"/>
+      <w:lvlText w:val=""/>
+      <w:lvlJc w:val="left"/>
+      <w:pPr>
+        <w:tabs>
+          <w:tab w:val="num" w:pos="2880"/>
+        </w:tabs>
+        <w:ind w:left="2880" w:hanging="360"/>
+      </w:pPr>
+      <w:rPr>
+        <w:rFonts w:ascii="Wingdings" w:hAnsi="Wingdings" w:hint="default"/>
+        <w:sz w:val="20"/>
+      </w:rPr>
+    </w:lvl>
+    <w:lvl w:ilvl="4" w:tentative="1">
+      <w:start w:val="1"/>
+      <w:numFmt w:val="bullet"/>
+      <w:lvlText w:val=""/>
+      <w:lvlJc w:val="left"/>
+      <w:pPr>
+        <w:tabs>
+          <w:tab w:val="num" w:pos="3600"/>
+        </w:tabs>
+        <w:ind w:left="3600" w:hanging="360"/>
+      </w:pPr>
+      <w:rPr>
+        <w:rFonts w:ascii="Wingdings" w:hAnsi="Wingdings" w:hint="default"/>
+        <w:sz w:val="20"/>
+      </w:rPr>
+    </w:lvl>
+    <w:lvl w:ilvl="5" w:tentative="1">
+      <w:start w:val="1"/>
+      <w:numFmt w:val="bullet"/>
+      <w:lvlText w:val=""/>
+      <w:lvlJc w:val="left"/>
+      <w:pPr>
+        <w:tabs>
+          <w:tab w:val="num" w:pos="4320"/>
+        </w:tabs>
+        <w:ind w:left="4320" w:hanging="360"/>
+      </w:pPr>
+      <w:rPr>
+        <w:rFonts w:ascii="Wingdings" w:hAnsi="Wingdings" w:hint="default"/>
+        <w:sz w:val="20"/>
+      </w:rPr>
+    </w:lvl>
+    <w:lvl w:ilvl="6" w:tentative="1">
+      <w:start w:val="1"/>
+      <w:numFmt w:val="bullet"/>
+      <w:lvlText w:val=""/>
+      <w:lvlJc w:val="left"/>
+      <w:pPr>
+        <w:tabs>
+          <w:tab w:val="num" w:pos="5040"/>
+        </w:tabs>
+        <w:ind w:left="5040" w:hanging="360"/>
+      </w:pPr>
+      <w:rPr>
+        <w:rFonts w:ascii="Wingdings" w:hAnsi="Wingdings" w:hint="default"/>
+        <w:sz w:val="20"/>
+      </w:rPr>
+    </w:lvl>
+    <w:lvl w:ilvl="7" w:tentative="1">
+      <w:start w:val="1"/>
+      <w:numFmt w:val="bullet"/>
+      <w:lvlText w:val=""/>
+      <w:lvlJc w:val="left"/>
+      <w:pPr>
+        <w:tabs>
+          <w:tab w:val="num" w:pos="5760"/>
+        </w:tabs>
+        <w:ind w:left="5760" w:hanging="360"/>
+      </w:pPr>
+      <w:rPr>
+        <w:rFonts w:ascii="Wingdings" w:hAnsi="Wingdings" w:hint="default"/>
+        <w:sz w:val="20"/>
+      </w:rPr>
+    </w:lvl>
+    <w:lvl w:ilvl="8" w:tentative="1">
+      <w:start w:val="1"/>
+      <w:numFmt w:val="bullet"/>
+      <w:lvlText w:val=""/>
+      <w:lvlJc w:val="left"/>
+      <w:pPr>
+        <w:tabs>
+          <w:tab w:val="num" w:pos="6480"/>
+        </w:tabs>
+        <w:ind w:left="6480" w:hanging="360"/>
+      </w:pPr>
+      <w:rPr>
+        <w:rFonts w:ascii="Wingdings" w:hAnsi="Wingdings" w:hint="default"/>
+        <w:sz w:val="20"/>
+      </w:rPr>
+    </w:lvl>
+  </w:abstractNum>
+  <w:abstractNum w:abstractNumId="27" w15:restartNumberingAfterBreak="0">
     <w:nsid w:val="6D3F6AC6"/>
     <w:multiLevelType w:val="multilevel"/>
     <w:tmpl w:val="11C063D6"/>
@@ -6010,7 +8045,156 @@
       </w:rPr>
     </w:lvl>
   </w:abstractNum>
-  <w:abstractNum w:abstractNumId="18" w15:restartNumberingAfterBreak="0">
+  <w:abstractNum w:abstractNumId="28" w15:restartNumberingAfterBreak="0">
+    <w:nsid w:val="751D2426"/>
+    <w:multiLevelType w:val="multilevel"/>
+    <w:tmpl w:val="17B03AB0"/>
+    <w:lvl w:ilvl="0">
+      <w:start w:val="1"/>
+      <w:numFmt w:val="bullet"/>
+      <w:lvlText w:val=""/>
+      <w:lvlJc w:val="left"/>
+      <w:pPr>
+        <w:tabs>
+          <w:tab w:val="num" w:pos="720"/>
+        </w:tabs>
+        <w:ind w:left="720" w:hanging="360"/>
+      </w:pPr>
+      <w:rPr>
+        <w:rFonts w:ascii="Symbol" w:hAnsi="Symbol" w:hint="default"/>
+        <w:sz w:val="20"/>
+      </w:rPr>
+    </w:lvl>
+    <w:lvl w:ilvl="1">
+      <w:start w:val="1"/>
+      <w:numFmt w:val="bullet"/>
+      <w:lvlText w:val="o"/>
+      <w:lvlJc w:val="left"/>
+      <w:pPr>
+        <w:tabs>
+          <w:tab w:val="num" w:pos="1440"/>
+        </w:tabs>
+        <w:ind w:left="1440" w:hanging="360"/>
+      </w:pPr>
+      <w:rPr>
+        <w:rFonts w:ascii="Courier New" w:hAnsi="Courier New" w:hint="default"/>
+        <w:sz w:val="20"/>
+      </w:rPr>
+    </w:lvl>
+    <w:lvl w:ilvl="2" w:tentative="1">
+      <w:start w:val="1"/>
+      <w:numFmt w:val="bullet"/>
+      <w:lvlText w:val=""/>
+      <w:lvlJc w:val="left"/>
+      <w:pPr>
+        <w:tabs>
+          <w:tab w:val="num" w:pos="2160"/>
+        </w:tabs>
+        <w:ind w:left="2160" w:hanging="360"/>
+      </w:pPr>
+      <w:rPr>
+        <w:rFonts w:ascii="Wingdings" w:hAnsi="Wingdings" w:hint="default"/>
+        <w:sz w:val="20"/>
+      </w:rPr>
+    </w:lvl>
+    <w:lvl w:ilvl="3" w:tentative="1">
+      <w:start w:val="1"/>
+      <w:numFmt w:val="bullet"/>
+      <w:lvlText w:val=""/>
+      <w:lvlJc w:val="left"/>
+      <w:pPr>
+        <w:tabs>
+          <w:tab w:val="num" w:pos="2880"/>
+        </w:tabs>
+        <w:ind w:left="2880" w:hanging="360"/>
+      </w:pPr>
+      <w:rPr>
+        <w:rFonts w:ascii="Wingdings" w:hAnsi="Wingdings" w:hint="default"/>
+        <w:sz w:val="20"/>
+      </w:rPr>
+    </w:lvl>
+    <w:lvl w:ilvl="4" w:tentative="1">
+      <w:start w:val="1"/>
+      <w:numFmt w:val="bullet"/>
+      <w:lvlText w:val=""/>
+      <w:lvlJc w:val="left"/>
+      <w:pPr>
+        <w:tabs>
+          <w:tab w:val="num" w:pos="3600"/>
+        </w:tabs>
+        <w:ind w:left="3600" w:hanging="360"/>
+      </w:pPr>
+      <w:rPr>
+        <w:rFonts w:ascii="Wingdings" w:hAnsi="Wingdings" w:hint="default"/>
+        <w:sz w:val="20"/>
+      </w:rPr>
+    </w:lvl>
+    <w:lvl w:ilvl="5" w:tentative="1">
+      <w:start w:val="1"/>
+      <w:numFmt w:val="bullet"/>
+      <w:lvlText w:val=""/>
+      <w:lvlJc w:val="left"/>
+      <w:pPr>
+        <w:tabs>
+          <w:tab w:val="num" w:pos="4320"/>
+        </w:tabs>
+        <w:ind w:left="4320" w:hanging="360"/>
+      </w:pPr>
+      <w:rPr>
+        <w:rFonts w:ascii="Wingdings" w:hAnsi="Wingdings" w:hint="default"/>
+        <w:sz w:val="20"/>
+      </w:rPr>
+    </w:lvl>
+    <w:lvl w:ilvl="6" w:tentative="1">
+      <w:start w:val="1"/>
+      <w:numFmt w:val="bullet"/>
+      <w:lvlText w:val=""/>
+      <w:lvlJc w:val="left"/>
+      <w:pPr>
+        <w:tabs>
+          <w:tab w:val="num" w:pos="5040"/>
+        </w:tabs>
+        <w:ind w:left="5040" w:hanging="360"/>
+      </w:pPr>
+      <w:rPr>
+        <w:rFonts w:ascii="Wingdings" w:hAnsi="Wingdings" w:hint="default"/>
+        <w:sz w:val="20"/>
+      </w:rPr>
+    </w:lvl>
+    <w:lvl w:ilvl="7" w:tentative="1">
+      <w:start w:val="1"/>
+      <w:numFmt w:val="bullet"/>
+      <w:lvlText w:val=""/>
+      <w:lvlJc w:val="left"/>
+      <w:pPr>
+        <w:tabs>
+          <w:tab w:val="num" w:pos="5760"/>
+        </w:tabs>
+        <w:ind w:left="5760" w:hanging="360"/>
+      </w:pPr>
+      <w:rPr>
+        <w:rFonts w:ascii="Wingdings" w:hAnsi="Wingdings" w:hint="default"/>
+        <w:sz w:val="20"/>
+      </w:rPr>
+    </w:lvl>
+    <w:lvl w:ilvl="8" w:tentative="1">
+      <w:start w:val="1"/>
+      <w:numFmt w:val="bullet"/>
+      <w:lvlText w:val=""/>
+      <w:lvlJc w:val="left"/>
+      <w:pPr>
+        <w:tabs>
+          <w:tab w:val="num" w:pos="6480"/>
+        </w:tabs>
+        <w:ind w:left="6480" w:hanging="360"/>
+      </w:pPr>
+      <w:rPr>
+        <w:rFonts w:ascii="Wingdings" w:hAnsi="Wingdings" w:hint="default"/>
+        <w:sz w:val="20"/>
+      </w:rPr>
+    </w:lvl>
+  </w:abstractNum>
+  <w:abstractNum w:abstractNumId="29" w15:restartNumberingAfterBreak="0">
     <w:nsid w:val="78313F80"/>
     <w:multiLevelType w:val="multilevel"/>
     <w:tmpl w:val="90C45066"/>
@@ -6159,7 +8343,7 @@
       </w:rPr>
     </w:lvl>
   </w:abstractNum>
-  <w:abstractNum w:abstractNumId="19" w15:restartNumberingAfterBreak="0">
+  <w:abstractNum w:abstractNumId="30" w15:restartNumberingAfterBreak="0">
     <w:nsid w:val="79D4053D"/>
     <w:multiLevelType w:val="multilevel"/>
     <w:tmpl w:val="6A82578E"/>
@@ -6308,7 +8492,7 @@
       </w:rPr>
     </w:lvl>
   </w:abstractNum>
-  <w:abstractNum w:abstractNumId="20" w15:restartNumberingAfterBreak="0">
+  <w:abstractNum w:abstractNumId="31" w15:restartNumberingAfterBreak="0">
     <w:nsid w:val="7A7A5F39"/>
     <w:multiLevelType w:val="multilevel"/>
     <w:tmpl w:val="D34CA0F2"/>
@@ -6458,70 +8642,103 @@
     </w:lvl>
   </w:abstractNum>
   <w:num w:numId="1" w16cid:durableId="381834035">
-    <w:abstractNumId w:val="16"/>
+    <w:abstractNumId w:val="24"/>
   </w:num>
   <w:num w:numId="2" w16cid:durableId="683703667">
-    <w:abstractNumId w:val="16"/>
+    <w:abstractNumId w:val="24"/>
   </w:num>
   <w:num w:numId="3" w16cid:durableId="2050371524">
-    <w:abstractNumId w:val="3"/>
+    <w:abstractNumId w:val="5"/>
   </w:num>
   <w:num w:numId="4" w16cid:durableId="1119446661">
-    <w:abstractNumId w:val="10"/>
+    <w:abstractNumId w:val="13"/>
   </w:num>
   <w:num w:numId="5" w16cid:durableId="969241223">
-    <w:abstractNumId w:val="19"/>
+    <w:abstractNumId w:val="30"/>
   </w:num>
   <w:num w:numId="6" w16cid:durableId="1836066451">
-    <w:abstractNumId w:val="18"/>
+    <w:abstractNumId w:val="29"/>
   </w:num>
   <w:num w:numId="7" w16cid:durableId="1713767969">
     <w:abstractNumId w:val="0"/>
   </w:num>
   <w:num w:numId="8" w16cid:durableId="965280979">
+    <w:abstractNumId w:val="27"/>
+  </w:num>
+  <w:num w:numId="9" w16cid:durableId="495190527">
+    <w:abstractNumId w:val="19"/>
+  </w:num>
+  <w:num w:numId="10" w16cid:durableId="1016541862">
+    <w:abstractNumId w:val="14"/>
+  </w:num>
+  <w:num w:numId="11" w16cid:durableId="1170483539">
     <w:abstractNumId w:val="17"/>
   </w:num>
-  <w:num w:numId="9" w16cid:durableId="495190527">
-    <w:abstractNumId w:val="13"/>
-  </w:num>
-  <w:num w:numId="10" w16cid:durableId="1016541862">
-    <w:abstractNumId w:val="11"/>
-  </w:num>
-  <w:num w:numId="11" w16cid:durableId="1170483539">
-    <w:abstractNumId w:val="12"/>
-  </w:num>
   <w:num w:numId="12" w16cid:durableId="1339766716">
-    <w:abstractNumId w:val="4"/>
+    <w:abstractNumId w:val="7"/>
   </w:num>
   <w:num w:numId="13" w16cid:durableId="697899916">
-    <w:abstractNumId w:val="6"/>
+    <w:abstractNumId w:val="9"/>
   </w:num>
   <w:num w:numId="14" w16cid:durableId="1852138806">
     <w:abstractNumId w:val="1"/>
   </w:num>
   <w:num w:numId="15" w16cid:durableId="1775247712">
+    <w:abstractNumId w:val="4"/>
+  </w:num>
+  <w:num w:numId="16" w16cid:durableId="174610443">
+    <w:abstractNumId w:val="10"/>
+  </w:num>
+  <w:num w:numId="17" w16cid:durableId="1039355050">
+    <w:abstractNumId w:val="22"/>
+  </w:num>
+  <w:num w:numId="18" w16cid:durableId="2073039230">
+    <w:abstractNumId w:val="31"/>
+  </w:num>
+  <w:num w:numId="19" w16cid:durableId="703018082">
+    <w:abstractNumId w:val="11"/>
+  </w:num>
+  <w:num w:numId="20" w16cid:durableId="1996520309">
+    <w:abstractNumId w:val="20"/>
+  </w:num>
+  <w:num w:numId="21" w16cid:durableId="1593320077">
+    <w:abstractNumId w:val="8"/>
+  </w:num>
+  <w:num w:numId="22" w16cid:durableId="1692367908">
+    <w:abstractNumId w:val="12"/>
+  </w:num>
+  <w:num w:numId="23" w16cid:durableId="1082527828">
+    <w:abstractNumId w:val="16"/>
+  </w:num>
+  <w:num w:numId="24" w16cid:durableId="1974362062">
+    <w:abstractNumId w:val="28"/>
+  </w:num>
+  <w:num w:numId="25" w16cid:durableId="1754620383">
+    <w:abstractNumId w:val="23"/>
+  </w:num>
+  <w:num w:numId="26" w16cid:durableId="489907869">
+    <w:abstractNumId w:val="6"/>
+  </w:num>
+  <w:num w:numId="27" w16cid:durableId="208929469">
+    <w:abstractNumId w:val="3"/>
+  </w:num>
+  <w:num w:numId="28" w16cid:durableId="33620726">
+    <w:abstractNumId w:val="25"/>
+  </w:num>
+  <w:num w:numId="29" w16cid:durableId="8219856">
+    <w:abstractNumId w:val="15"/>
+  </w:num>
+  <w:num w:numId="30" w16cid:durableId="888690138">
     <w:abstractNumId w:val="2"/>
   </w:num>
-  <w:num w:numId="16" w16cid:durableId="174610443">
-    <w:abstractNumId w:val="7"/>
+  <w:num w:numId="31" w16cid:durableId="205993630">
+    <w:abstractNumId w:val="26"/>
   </w:num>
-  <w:num w:numId="17" w16cid:durableId="1039355050">
-    <w:abstractNumId w:val="15"/>
+  <w:num w:numId="32" w16cid:durableId="103579271">
+    <w:abstractNumId w:val="18"/>
   </w:num>
-  <w:num w:numId="18" w16cid:durableId="2073039230">
-    <w:abstractNumId w:val="20"/>
-  </w:num>
-  <w:num w:numId="19" w16cid:durableId="703018082">
-    <w:abstractNumId w:val="8"/>
-  </w:num>
-  <w:num w:numId="20" w16cid:durableId="1996520309">
-    <w:abstractNumId w:val="14"/>
-  </w:num>
-  <w:num w:numId="21" w16cid:durableId="1593320077">
-    <w:abstractNumId w:val="5"/>
-  </w:num>
-  <w:num w:numId="22" w16cid:durableId="1692367908">
-    <w:abstractNumId w:val="9"/>
+  <w:num w:numId="33" w16cid:durableId="1488130228">
+    <w:abstractNumId w:val="21"/>
   </w:num>
 </w:numbering>
 </file>
@@ -6926,7 +9143,7 @@
   <w:style w:type="paragraph" w:default="1" w:styleId="Normale">
     <w:name w:val="Normal"/>
     <w:qFormat/>
-    <w:rsid w:val="00ED15B7"/>
+    <w:rsid w:val="001E0538"/>
     <w:rPr>
       <w:rFonts w:ascii="Times New Roman" w:hAnsi="Times New Roman"/>
       <w:sz w:val="22"/>
@@ -7529,6 +9746,11 @@
       <w:sz w:val="24"/>
     </w:rPr>
   </w:style>
+  <w:style w:type="character" w:customStyle="1" w:styleId="math-inline">
+    <w:name w:val="math-inline"/>
+    <w:basedOn w:val="Carpredefinitoparagrafo"/>
+    <w:rsid w:val="007F0A51"/>
+  </w:style>
 </w:styles>
 </file>
 

--- a/algoritmi e fonti/algoritmi e riassunto fonti.docx
+++ b/algoritmi e fonti/algoritmi e riassunto fonti.docx
@@ -1156,6 +1156,36 @@
       </w:pPr>
       <w:r>
         <w:rPr>
+          <w:b/>
+          <w:bCs/>
+          <w:lang w:eastAsia="it-IT"/>
+        </w:rPr>
+        <w:t>Sadeh A. (2011)</w:t>
+      </w:r>
+      <w:r>
+        <w:rPr>
+          <w:b/>
+          <w:bCs/>
+          <w:lang w:eastAsia="it-IT"/>
+        </w:rPr>
+        <w:t xml:space="preserve"> -</w:t>
+      </w:r>
+      <w:r>
+        <w:rPr>
+          <w:b/>
+          <w:bCs/>
+          <w:lang w:eastAsia="it-IT"/>
+        </w:rPr>
+        <w:t xml:space="preserve"> "The role and validity of actigraphy in sleep medicine"</w:t>
+      </w:r>
+      <w:r>
+        <w:rPr>
+          <w:lang w:eastAsia="it-IT"/>
+        </w:rPr>
+        <w:t xml:space="preserve">: </w:t>
+      </w:r>
+      <w:r>
+        <w:rPr>
           <w:lang w:eastAsia="it-IT"/>
         </w:rPr>
         <w:t>L'</w:t>
@@ -1250,6 +1280,7 @@
         </w:numPr>
       </w:pPr>
       <w:r>
+        <w:lastRenderedPageBreak/>
         <w:t xml:space="preserve">Oppure, </w:t>
       </w:r>
       <w:r>
@@ -1308,7 +1339,6 @@
             <w:rPr>
               <w:rFonts w:ascii="Cambria Math" w:hAnsi="Cambria Math"/>
             </w:rPr>
-            <w:lastRenderedPageBreak/>
             <m:t xml:space="preserve">Alarm = </m:t>
           </m:r>
           <m:d>
@@ -3343,37 +3373,10 @@
         <w:t>Il dato in ingresso:</w:t>
       </w:r>
       <w:r>
-        <w:t xml:space="preserve"> L'ESP32 riceve il </w:t>
-      </w:r>
-      <w:r>
-        <w:rPr>
-          <w:b/>
-          <w:bCs/>
-        </w:rPr>
-        <w:t>TOPIC TEMPERATURE</w:t>
-      </w:r>
-      <w:r>
-        <w:t xml:space="preserve">. Il parametro Temperature trasmesso è espresso in </w:t>
-      </w:r>
-      <w:r>
-        <w:rPr>
-          <w:b/>
-          <w:bCs/>
-        </w:rPr>
-        <w:t>decimi di gradi centigradi</w:t>
-      </w:r>
-      <w:r>
-        <w:t xml:space="preserve"> (ad esempio, un valore ricevuto pari a 365 equivale a </w:t>
-      </w:r>
-      <w:r>
-        <w:rPr>
-          <w:b/>
-          <w:bCs/>
-        </w:rPr>
-        <w:t>36.5°C</w:t>
-      </w:r>
-      <w:r>
-        <w:t>).</w:t>
+        <w:t xml:space="preserve"> </w:t>
+      </w:r>
+      <w:r>
+        <w:t>A differenza degli altri parametri, il dato termico non è trasmesso via BLE dalla smart shirt. L'ESP32 acquisisce il valore analogico direttamente da un sensore NTC ad esso fisicamente accoppiato.</w:t>
       </w:r>
     </w:p>
     <w:p>
@@ -3391,50 +3394,20 @@
         <w:t>Il calcolo:</w:t>
       </w:r>
       <w:r>
-        <w:t xml:space="preserve"> Il gateway deve semplicemente decodificare il pacchetto e dividere il valore intero per 10 per ottenere la misurazione in gradi Celsius utilizzabile dall'algoritmo:</w:t>
-      </w:r>
-      <w:r>
         <w:t xml:space="preserve"> </w:t>
       </w:r>
-      <m:oMath>
-        <m:r>
-          <w:rPr>
-            <w:rFonts w:ascii="Cambria Math" w:hAnsi="Cambria Math"/>
-          </w:rPr>
-          <m:t>T =</m:t>
-        </m:r>
-        <m:f>
-          <m:fPr>
-            <m:ctrlPr>
-              <w:rPr>
-                <w:rFonts w:ascii="Cambria Math" w:hAnsi="Cambria Math"/>
-                <w:i/>
-              </w:rPr>
-            </m:ctrlPr>
-          </m:fPr>
-          <m:num>
-            <m:r>
-              <w:rPr>
-                <w:rFonts w:ascii="Cambria Math" w:hAnsi="Cambria Math"/>
-              </w:rPr>
-              <m:t>Temperature</m:t>
-            </m:r>
-          </m:num>
-          <m:den>
-            <m:r>
-              <w:rPr>
-                <w:rFonts w:ascii="Cambria Math" w:hAnsi="Cambria Math"/>
-              </w:rPr>
-              <m:t>10</m:t>
-            </m:r>
-          </m:den>
-        </m:f>
-      </m:oMath>
-      <w:r>
-        <w:rPr>
-          <w:rFonts w:eastAsiaTheme="minorEastAsia"/>
-        </w:rPr>
-        <w:t>.</w:t>
+      <w:r>
+        <w:t xml:space="preserve">Il gateway converte il valore di resistenza del termistore NTC in gradi Celsius utilizzando l'equazione di </w:t>
+      </w:r>
+      <w:r>
+        <w:rPr>
+          <w:i/>
+          <w:iCs/>
+        </w:rPr>
+        <w:t>Steinhart-Hart</w:t>
+      </w:r>
+      <w:r>
+        <w:t xml:space="preserve"> (o equazione del parametro Beta). Una volta ottenuto il valore in gradi Celsius, questo viene utilizzato per l'analisi del trend e, contemporaneamente, pubblicato sul broker MQTT in un topic dedicato.</w:t>
       </w:r>
     </w:p>
     <w:p>
@@ -3556,6 +3529,7 @@
           <w:b/>
           <w:bCs/>
         </w:rPr>
+        <w:lastRenderedPageBreak/>
         <w:t>Logica di allarme:</w:t>
       </w:r>
       <w:r>
@@ -3925,7 +3899,6 @@
           <w:b/>
           <w:bCs/>
         </w:rPr>
-        <w:lastRenderedPageBreak/>
         <w:t>Valutazione della Perfusione Periferica (Pallore):</w:t>
       </w:r>
       <w:r>
@@ -4055,6 +4028,7 @@
           <w:b/>
           <w:bCs/>
         </w:rPr>
+        <w:lastRenderedPageBreak/>
         <w:t>McCoy K.S., Koopmann C.F. Jr., Taussig L.M. (1989).</w:t>
       </w:r>
       <w:r>

--- a/algoritmi e fonti/algoritmi e riassunto fonti.docx
+++ b/algoritmi e fonti/algoritmi e riassunto fonti.docx
@@ -1825,6 +1825,7 @@
           <w:b/>
           <w:bCs/>
         </w:rPr>
+        <w:lastRenderedPageBreak/>
         <w:t>Definizioni Chiave</w:t>
       </w:r>
     </w:p>
@@ -2190,6 +2191,7 @@
           <w:b/>
           <w:bCs/>
         </w:rPr>
+        <w:lastRenderedPageBreak/>
         <w:t>Altre indagini:</w:t>
       </w:r>
       <w:r>
@@ -2484,6 +2486,7 @@
           <w:b/>
           <w:bCs/>
         </w:rPr>
+        <w:lastRenderedPageBreak/>
         <w:t>Implicazioni cliniche:</w:t>
       </w:r>
       <w:r>
@@ -2692,6 +2695,7 @@
         <w:rPr>
           <w:color w:val="EE0000"/>
         </w:rPr>
+        <w:lastRenderedPageBreak/>
         <w:t>2. Rilevamento posizione</w:t>
       </w:r>
     </w:p>
@@ -3150,6 +3154,7 @@
         <w:rPr>
           <w:color w:val="EE0000"/>
         </w:rPr>
+        <w:lastRenderedPageBreak/>
         <w:t xml:space="preserve">Riassunto: </w:t>
       </w:r>
       <w:r>
@@ -3334,6 +3339,7 @@
         <w:rPr>
           <w:color w:val="EE0000"/>
         </w:rPr>
+        <w:lastRenderedPageBreak/>
         <w:t>3. Monitoraggio temperatura</w:t>
       </w:r>
     </w:p>
@@ -3373,10 +3379,7 @@
         <w:t>Il dato in ingresso:</w:t>
       </w:r>
       <w:r>
-        <w:t xml:space="preserve"> </w:t>
-      </w:r>
-      <w:r>
-        <w:t>A differenza degli altri parametri, il dato termico non è trasmesso via BLE dalla smart shirt. L'ESP32 acquisisce il valore analogico direttamente da un sensore NTC ad esso fisicamente accoppiato.</w:t>
+        <w:t xml:space="preserve"> A differenza degli altri parametri, il dato termico non è trasmesso via BLE dalla smart shirt. L'ESP32 acquisisce il valore analogico direttamente da un sensore NTC ad esso fisicamente accoppiato.</w:t>
       </w:r>
     </w:p>
     <w:p>
@@ -3529,7 +3532,6 @@
           <w:b/>
           <w:bCs/>
         </w:rPr>
-        <w:lastRenderedPageBreak/>
         <w:t>Logica di allarme:</w:t>
       </w:r>
       <w:r>
@@ -3799,7 +3801,11 @@
         <w:t>“</w:t>
       </w:r>
       <w:r>
-        <w:t>Sleep-Related Infant Deaths: Updated 2022 Recommendations for Reducing Infant Deaths in the Sleep Environment</w:t>
+        <w:t xml:space="preserve">Sleep-Related Infant Deaths: Updated 2022 Recommendations for Reducing Infant Deaths in the Sleep </w:t>
+      </w:r>
+      <w:r>
+        <w:lastRenderedPageBreak/>
+        <w:t>Environment</w:t>
       </w:r>
       <w:r>
         <w:t>”</w:t>
@@ -3890,6 +3896,39 @@
     <w:p>
       <w:pPr>
         <w:numPr>
+          <w:ilvl w:val="1"/>
+          <w:numId w:val="30"/>
+        </w:numPr>
+      </w:pPr>
+      <w:r>
+        <w:t xml:space="preserve">NB: </w:t>
+      </w:r>
+      <w:r>
+        <w:t>Lo studio sottolinea inolt</w:t>
+      </w:r>
+      <w:r>
+        <w:t>r</w:t>
+      </w:r>
+      <w:r>
+        <w:t xml:space="preserve">e come </w:t>
+      </w:r>
+      <w:r>
+        <w:rPr>
+          <w:b/>
+          <w:bCs/>
+        </w:rPr>
+        <w:t>ALTE e SIDS siano due fenomeni clinici distinti</w:t>
+      </w:r>
+      <w:r>
+        <w:t xml:space="preserve"> e non consequenziali</w:t>
+      </w:r>
+      <w:r>
+        <w:t>.</w:t>
+      </w:r>
+    </w:p>
+    <w:p>
+      <w:pPr>
+        <w:numPr>
           <w:ilvl w:val="0"/>
           <w:numId w:val="30"/>
         </w:numPr>
@@ -3990,17 +4029,26 @@
     </w:p>
     <w:p>
       <w:pPr>
+        <w:widowControl w:val="0"/>
         <w:numPr>
           <w:ilvl w:val="0"/>
-          <w:numId w:val="31"/>
+          <w:numId w:val="34"/>
         </w:numPr>
-      </w:pPr>
-      <w:r>
-        <w:rPr>
-          <w:b/>
-          <w:bCs/>
-        </w:rPr>
-        <w:t>Matlen L.B., Hassan F., Shellhaas R.A. (2020).</w:t>
+        <w:pBdr>
+          <w:top w:val="nil"/>
+          <w:left w:val="nil"/>
+          <w:bottom w:val="nil"/>
+          <w:right w:val="nil"/>
+          <w:between w:val="nil"/>
+        </w:pBdr>
+        <w:spacing w:after="0" w:line="276" w:lineRule="auto"/>
+      </w:pPr>
+      <w:r>
+        <w:rPr>
+          <w:b/>
+          <w:bCs/>
+        </w:rPr>
+        <w:t>Matlen L.B., Hassan F., Shellhaas R.A. (2019).</w:t>
       </w:r>
       <w:r>
         <w:t xml:space="preserve"> </w:t>
@@ -4018,17 +4066,25 @@
     </w:p>
     <w:p>
       <w:pPr>
+        <w:widowControl w:val="0"/>
         <w:numPr>
           <w:ilvl w:val="0"/>
-          <w:numId w:val="31"/>
+          <w:numId w:val="34"/>
         </w:numPr>
-      </w:pPr>
-      <w:r>
-        <w:rPr>
-          <w:b/>
-          <w:bCs/>
-        </w:rPr>
-        <w:lastRenderedPageBreak/>
+        <w:pBdr>
+          <w:top w:val="nil"/>
+          <w:left w:val="nil"/>
+          <w:bottom w:val="nil"/>
+          <w:right w:val="nil"/>
+          <w:between w:val="nil"/>
+        </w:pBdr>
+        <w:spacing w:after="0" w:line="276" w:lineRule="auto"/>
+      </w:pPr>
+      <w:r>
+        <w:rPr>
+          <w:b/>
+          <w:bCs/>
+        </w:rPr>
         <w:t>McCoy K.S., Koopmann C.F. Jr., Taussig L.M. (1989).</w:t>
       </w:r>
       <w:r>
@@ -4047,17 +4103,26 @@
     </w:p>
     <w:p>
       <w:pPr>
+        <w:widowControl w:val="0"/>
         <w:numPr>
           <w:ilvl w:val="0"/>
-          <w:numId w:val="31"/>
+          <w:numId w:val="34"/>
         </w:numPr>
-      </w:pPr>
-      <w:r>
-        <w:rPr>
-          <w:b/>
-          <w:bCs/>
-        </w:rPr>
-        <w:t>Studio Longitudinale sull'AHI in neonati sani.</w:t>
+        <w:pBdr>
+          <w:top w:val="nil"/>
+          <w:left w:val="nil"/>
+          <w:bottom w:val="nil"/>
+          <w:right w:val="nil"/>
+          <w:between w:val="nil"/>
+        </w:pBdr>
+        <w:spacing w:after="0" w:line="276" w:lineRule="auto"/>
+      </w:pPr>
+      <w:r>
+        <w:rPr>
+          <w:b/>
+          <w:bCs/>
+        </w:rPr>
+        <w:t>Darko Stefanovski, Ignacio E. Tapia, Janet Lioy, Shaon Sengupta, Sagori Mukhopadhyay, Aoife Corcoran, Mary Anne Cornaglia, Christopher M. Cielo (2022).</w:t>
       </w:r>
       <w:r>
         <w:t xml:space="preserve"> </w:t>
@@ -4067,10 +4132,94 @@
           <w:i/>
           <w:iCs/>
         </w:rPr>
-        <w:t>Respiratory indices during sleep in healthy infants.</w:t>
-      </w:r>
-      <w:r>
-        <w:t xml:space="preserve"> Dimostra che l'Indice di Apnea-Ipopnea (AHI) nei neonati sani di 1 mese è fisiologicamente elevato (circa 16,9 eventi/ora) e decresce spontaneamente (circa 4,1 eventi/ora a 5 mesi). Questo dato costituisce il razionale clinico per il Requisito di autocalibrazione delle soglie (IF-1.6) in base all'età postmestruale del paziente.</w:t>
+        <w:t>Respiratory indices during sleep in healthy infants: A prospective longitudinal study and meta-analysis.</w:t>
+      </w:r>
+      <w:r>
+        <w:t xml:space="preserve"> Dimostra che l'Indice di Apnea-Ipopnea (AHI) nei neonati sani di 1 mese è fisiologicamente elevato (circa 16,9 eventi/ora) e decresce spontaneamente (circa 4,1 eventi/ora a 5 mesi).</w:t>
+      </w:r>
+    </w:p>
+    <w:p>
+      <w:pPr>
+        <w:widowControl w:val="0"/>
+        <w:numPr>
+          <w:ilvl w:val="0"/>
+          <w:numId w:val="34"/>
+        </w:numPr>
+        <w:pBdr>
+          <w:top w:val="nil"/>
+          <w:left w:val="nil"/>
+          <w:bottom w:val="nil"/>
+          <w:right w:val="nil"/>
+          <w:between w:val="nil"/>
+        </w:pBdr>
+        <w:spacing w:after="0" w:line="276" w:lineRule="auto"/>
+      </w:pPr>
+      <w:r>
+        <w:rPr>
+          <w:b/>
+          <w:bCs/>
+        </w:rPr>
+        <w:t>Priyadarshi M., Balachander B., Sankar M.J. (2020).</w:t>
+      </w:r>
+      <w:r>
+        <w:t xml:space="preserve"> </w:t>
+      </w:r>
+      <w:r>
+        <w:rPr>
+          <w:i/>
+          <w:iCs/>
+        </w:rPr>
+        <w:t>Effect of sleep position in term healthy newborns on sudden infant death syndrome and other infant outcomes.</w:t>
+      </w:r>
+      <w:r>
+        <w:t xml:space="preserve"> Questa revisione sistematica conferma che l'assunzione della posizione supina riduce drasticamente (OR 0.51) il rischio di SIDS e SUDI.</w:t>
+      </w:r>
+    </w:p>
+    <w:p>
+      <w:pPr>
+        <w:widowControl w:val="0"/>
+        <w:numPr>
+          <w:ilvl w:val="0"/>
+          <w:numId w:val="34"/>
+        </w:numPr>
+        <w:pBdr>
+          <w:top w:val="nil"/>
+          <w:left w:val="nil"/>
+          <w:bottom w:val="nil"/>
+          <w:right w:val="nil"/>
+          <w:between w:val="nil"/>
+        </w:pBdr>
+        <w:spacing w:after="0" w:line="276" w:lineRule="auto"/>
+      </w:pPr>
+      <w:r>
+        <w:rPr>
+          <w:b/>
+          <w:bCs/>
+        </w:rPr>
+        <w:t>Sadeh A.</w:t>
+      </w:r>
+      <w:r>
+        <w:t xml:space="preserve"> </w:t>
+      </w:r>
+      <w:r>
+        <w:rPr>
+          <w:b/>
+          <w:bCs/>
+        </w:rPr>
+        <w:t>(2011)</w:t>
+      </w:r>
+      <w:r>
+        <w:t xml:space="preserve">. </w:t>
+      </w:r>
+      <w:r>
+        <w:rPr>
+          <w:i/>
+          <w:iCs/>
+        </w:rPr>
+        <w:t>The role and validity of actigraphy in sleep medicine: An update</w:t>
+      </w:r>
+      <w:r>
+        <w:t>. Lo studio convalida l’uso dell’actigrafia (accelerometri triassiali) per la misurazione clinica del sonno e del tono muscolare.</w:t>
       </w:r>
     </w:p>
     <w:p/>
@@ -8020,6 +8169,155 @@
     </w:lvl>
   </w:abstractNum>
   <w:abstractNum w:abstractNumId="28" w15:restartNumberingAfterBreak="0">
+    <w:nsid w:val="735B44D3"/>
+    <w:multiLevelType w:val="multilevel"/>
+    <w:tmpl w:val="381635A4"/>
+    <w:lvl w:ilvl="0">
+      <w:start w:val="1"/>
+      <w:numFmt w:val="bullet"/>
+      <w:lvlText w:val=""/>
+      <w:lvlJc w:val="left"/>
+      <w:pPr>
+        <w:tabs>
+          <w:tab w:val="num" w:pos="720"/>
+        </w:tabs>
+        <w:ind w:left="720" w:hanging="360"/>
+      </w:pPr>
+      <w:rPr>
+        <w:rFonts w:ascii="Symbol" w:hAnsi="Symbol" w:hint="default"/>
+        <w:sz w:val="20"/>
+      </w:rPr>
+    </w:lvl>
+    <w:lvl w:ilvl="1" w:tentative="1">
+      <w:start w:val="1"/>
+      <w:numFmt w:val="bullet"/>
+      <w:lvlText w:val="o"/>
+      <w:lvlJc w:val="left"/>
+      <w:pPr>
+        <w:tabs>
+          <w:tab w:val="num" w:pos="1440"/>
+        </w:tabs>
+        <w:ind w:left="1440" w:hanging="360"/>
+      </w:pPr>
+      <w:rPr>
+        <w:rFonts w:ascii="Courier New" w:hAnsi="Courier New" w:hint="default"/>
+        <w:sz w:val="20"/>
+      </w:rPr>
+    </w:lvl>
+    <w:lvl w:ilvl="2" w:tentative="1">
+      <w:start w:val="1"/>
+      <w:numFmt w:val="bullet"/>
+      <w:lvlText w:val=""/>
+      <w:lvlJc w:val="left"/>
+      <w:pPr>
+        <w:tabs>
+          <w:tab w:val="num" w:pos="2160"/>
+        </w:tabs>
+        <w:ind w:left="2160" w:hanging="360"/>
+      </w:pPr>
+      <w:rPr>
+        <w:rFonts w:ascii="Wingdings" w:hAnsi="Wingdings" w:hint="default"/>
+        <w:sz w:val="20"/>
+      </w:rPr>
+    </w:lvl>
+    <w:lvl w:ilvl="3" w:tentative="1">
+      <w:start w:val="1"/>
+      <w:numFmt w:val="bullet"/>
+      <w:lvlText w:val=""/>
+      <w:lvlJc w:val="left"/>
+      <w:pPr>
+        <w:tabs>
+          <w:tab w:val="num" w:pos="2880"/>
+        </w:tabs>
+        <w:ind w:left="2880" w:hanging="360"/>
+      </w:pPr>
+      <w:rPr>
+        <w:rFonts w:ascii="Wingdings" w:hAnsi="Wingdings" w:hint="default"/>
+        <w:sz w:val="20"/>
+      </w:rPr>
+    </w:lvl>
+    <w:lvl w:ilvl="4" w:tentative="1">
+      <w:start w:val="1"/>
+      <w:numFmt w:val="bullet"/>
+      <w:lvlText w:val=""/>
+      <w:lvlJc w:val="left"/>
+      <w:pPr>
+        <w:tabs>
+          <w:tab w:val="num" w:pos="3600"/>
+        </w:tabs>
+        <w:ind w:left="3600" w:hanging="360"/>
+      </w:pPr>
+      <w:rPr>
+        <w:rFonts w:ascii="Wingdings" w:hAnsi="Wingdings" w:hint="default"/>
+        <w:sz w:val="20"/>
+      </w:rPr>
+    </w:lvl>
+    <w:lvl w:ilvl="5" w:tentative="1">
+      <w:start w:val="1"/>
+      <w:numFmt w:val="bullet"/>
+      <w:lvlText w:val=""/>
+      <w:lvlJc w:val="left"/>
+      <w:pPr>
+        <w:tabs>
+          <w:tab w:val="num" w:pos="4320"/>
+        </w:tabs>
+        <w:ind w:left="4320" w:hanging="360"/>
+      </w:pPr>
+      <w:rPr>
+        <w:rFonts w:ascii="Wingdings" w:hAnsi="Wingdings" w:hint="default"/>
+        <w:sz w:val="20"/>
+      </w:rPr>
+    </w:lvl>
+    <w:lvl w:ilvl="6" w:tentative="1">
+      <w:start w:val="1"/>
+      <w:numFmt w:val="bullet"/>
+      <w:lvlText w:val=""/>
+      <w:lvlJc w:val="left"/>
+      <w:pPr>
+        <w:tabs>
+          <w:tab w:val="num" w:pos="5040"/>
+        </w:tabs>
+        <w:ind w:left="5040" w:hanging="360"/>
+      </w:pPr>
+      <w:rPr>
+        <w:rFonts w:ascii="Wingdings" w:hAnsi="Wingdings" w:hint="default"/>
+        <w:sz w:val="20"/>
+      </w:rPr>
+    </w:lvl>
+    <w:lvl w:ilvl="7" w:tentative="1">
+      <w:start w:val="1"/>
+      <w:numFmt w:val="bullet"/>
+      <w:lvlText w:val=""/>
+      <w:lvlJc w:val="left"/>
+      <w:pPr>
+        <w:tabs>
+          <w:tab w:val="num" w:pos="5760"/>
+        </w:tabs>
+        <w:ind w:left="5760" w:hanging="360"/>
+      </w:pPr>
+      <w:rPr>
+        <w:rFonts w:ascii="Wingdings" w:hAnsi="Wingdings" w:hint="default"/>
+        <w:sz w:val="20"/>
+      </w:rPr>
+    </w:lvl>
+    <w:lvl w:ilvl="8" w:tentative="1">
+      <w:start w:val="1"/>
+      <w:numFmt w:val="bullet"/>
+      <w:lvlText w:val=""/>
+      <w:lvlJc w:val="left"/>
+      <w:pPr>
+        <w:tabs>
+          <w:tab w:val="num" w:pos="6480"/>
+        </w:tabs>
+        <w:ind w:left="6480" w:hanging="360"/>
+      </w:pPr>
+      <w:rPr>
+        <w:rFonts w:ascii="Wingdings" w:hAnsi="Wingdings" w:hint="default"/>
+        <w:sz w:val="20"/>
+      </w:rPr>
+    </w:lvl>
+  </w:abstractNum>
+  <w:abstractNum w:abstractNumId="29" w15:restartNumberingAfterBreak="0">
     <w:nsid w:val="751D2426"/>
     <w:multiLevelType w:val="multilevel"/>
     <w:tmpl w:val="17B03AB0"/>
@@ -8168,7 +8466,7 @@
       </w:rPr>
     </w:lvl>
   </w:abstractNum>
-  <w:abstractNum w:abstractNumId="29" w15:restartNumberingAfterBreak="0">
+  <w:abstractNum w:abstractNumId="30" w15:restartNumberingAfterBreak="0">
     <w:nsid w:val="78313F80"/>
     <w:multiLevelType w:val="multilevel"/>
     <w:tmpl w:val="90C45066"/>
@@ -8317,7 +8615,7 @@
       </w:rPr>
     </w:lvl>
   </w:abstractNum>
-  <w:abstractNum w:abstractNumId="30" w15:restartNumberingAfterBreak="0">
+  <w:abstractNum w:abstractNumId="31" w15:restartNumberingAfterBreak="0">
     <w:nsid w:val="79D4053D"/>
     <w:multiLevelType w:val="multilevel"/>
     <w:tmpl w:val="6A82578E"/>
@@ -8466,7 +8764,7 @@
       </w:rPr>
     </w:lvl>
   </w:abstractNum>
-  <w:abstractNum w:abstractNumId="31" w15:restartNumberingAfterBreak="0">
+  <w:abstractNum w:abstractNumId="32" w15:restartNumberingAfterBreak="0">
     <w:nsid w:val="7A7A5F39"/>
     <w:multiLevelType w:val="multilevel"/>
     <w:tmpl w:val="D34CA0F2"/>
@@ -8628,10 +8926,10 @@
     <w:abstractNumId w:val="13"/>
   </w:num>
   <w:num w:numId="5" w16cid:durableId="969241223">
-    <w:abstractNumId w:val="30"/>
+    <w:abstractNumId w:val="31"/>
   </w:num>
   <w:num w:numId="6" w16cid:durableId="1836066451">
-    <w:abstractNumId w:val="29"/>
+    <w:abstractNumId w:val="30"/>
   </w:num>
   <w:num w:numId="7" w16cid:durableId="1713767969">
     <w:abstractNumId w:val="0"/>
@@ -8667,7 +8965,7 @@
     <w:abstractNumId w:val="22"/>
   </w:num>
   <w:num w:numId="18" w16cid:durableId="2073039230">
-    <w:abstractNumId w:val="31"/>
+    <w:abstractNumId w:val="32"/>
   </w:num>
   <w:num w:numId="19" w16cid:durableId="703018082">
     <w:abstractNumId w:val="11"/>
@@ -8685,7 +8983,7 @@
     <w:abstractNumId w:val="16"/>
   </w:num>
   <w:num w:numId="24" w16cid:durableId="1974362062">
-    <w:abstractNumId w:val="28"/>
+    <w:abstractNumId w:val="29"/>
   </w:num>
   <w:num w:numId="25" w16cid:durableId="1754620383">
     <w:abstractNumId w:val="23"/>
@@ -8713,6 +9011,9 @@
   </w:num>
   <w:num w:numId="33" w16cid:durableId="1488130228">
     <w:abstractNumId w:val="21"/>
+  </w:num>
+  <w:num w:numId="34" w16cid:durableId="457066818">
+    <w:abstractNumId w:val="28"/>
   </w:num>
 </w:numbering>
 </file>
